--- a/fuentes/CFA_05_122154_DU.docx
+++ b/fuentes/CFA_05_122154_DU.docx
@@ -484,7 +484,7 @@
         <w:br w:type="page"/>
       </w:r>
     </w:p>
-    <w:bookmarkStart w:id="0" w:name="_Toc190974293" w:displacedByCustomXml="next"/>
+    <w:bookmarkStart w:id="0" w:name="_Toc193471522" w:displacedByCustomXml="next"/>
     <w:sdt>
       <w:sdtPr>
         <w:rPr>
@@ -549,7 +549,7 @@
           <w:r>
             <w:fldChar w:fldCharType="separate"/>
           </w:r>
-          <w:hyperlink w:anchor="_Toc190974293" w:history="1">
+          <w:hyperlink w:anchor="_Toc193471522" w:history="1">
             <w:r>
               <w:rPr>
                 <w:rStyle w:val="Hipervnculo"/>
@@ -576,7 +576,7 @@
                 <w:noProof/>
                 <w:webHidden/>
               </w:rPr>
-              <w:instrText xml:space="preserve"> PAGEREF _Toc190974293 \h </w:instrText>
+              <w:instrText xml:space="preserve"> PAGEREF _Toc193471522 \h </w:instrText>
             </w:r>
             <w:r>
               <w:rPr>
@@ -619,7 +619,7 @@
               <w14:ligatures w14:val="none"/>
             </w:rPr>
           </w:pPr>
-          <w:hyperlink w:anchor="_Toc190974294" w:history="1">
+          <w:hyperlink w:anchor="_Toc193471523" w:history="1">
             <w:r>
               <w:rPr>
                 <w:rStyle w:val="Hipervnculo"/>
@@ -646,7 +646,7 @@
                 <w:noProof/>
                 <w:webHidden/>
               </w:rPr>
-              <w:instrText xml:space="preserve"> PAGEREF _Toc190974294 \h </w:instrText>
+              <w:instrText xml:space="preserve"> PAGEREF _Toc193471523 \h </w:instrText>
             </w:r>
             <w:r>
               <w:rPr>
@@ -692,7 +692,7 @@
               <w14:ligatures w14:val="none"/>
             </w:rPr>
           </w:pPr>
-          <w:hyperlink w:anchor="_Toc190974295" w:history="1">
+          <w:hyperlink w:anchor="_Toc193471524" w:history="1">
             <w:r>
               <w:rPr>
                 <w:rStyle w:val="Hipervnculo"/>
@@ -737,7 +737,7 @@
                 <w:noProof/>
                 <w:webHidden/>
               </w:rPr>
-              <w:instrText xml:space="preserve"> PAGEREF _Toc190974295 \h </w:instrText>
+              <w:instrText xml:space="preserve"> PAGEREF _Toc193471524 \h </w:instrText>
             </w:r>
             <w:r>
               <w:rPr>
@@ -783,7 +783,7 @@
               <w14:ligatures w14:val="none"/>
             </w:rPr>
           </w:pPr>
-          <w:hyperlink w:anchor="_Toc190974296" w:history="1">
+          <w:hyperlink w:anchor="_Toc193471525" w:history="1">
             <w:r>
               <w:rPr>
                 <w:rStyle w:val="Hipervnculo"/>
@@ -810,7 +810,7 @@
                 <w:noProof/>
                 <w:webHidden/>
               </w:rPr>
-              <w:instrText xml:space="preserve"> PAGEREF _Toc190974296 \h </w:instrText>
+              <w:instrText xml:space="preserve"> PAGEREF _Toc193471525 \h </w:instrText>
             </w:r>
             <w:r>
               <w:rPr>
@@ -856,7 +856,7 @@
               <w14:ligatures w14:val="none"/>
             </w:rPr>
           </w:pPr>
-          <w:hyperlink w:anchor="_Toc190974297" w:history="1">
+          <w:hyperlink w:anchor="_Toc193471526" w:history="1">
             <w:r>
               <w:rPr>
                 <w:rStyle w:val="Hipervnculo"/>
@@ -883,7 +883,7 @@
                 <w:noProof/>
                 <w:webHidden/>
               </w:rPr>
-              <w:instrText xml:space="preserve"> PAGEREF _Toc190974297 \h </w:instrText>
+              <w:instrText xml:space="preserve"> PAGEREF _Toc193471526 \h </w:instrText>
             </w:r>
             <w:r>
               <w:rPr>
@@ -929,7 +929,7 @@
               <w14:ligatures w14:val="none"/>
             </w:rPr>
           </w:pPr>
-          <w:hyperlink w:anchor="_Toc190974298" w:history="1">
+          <w:hyperlink w:anchor="_Toc193471527" w:history="1">
             <w:r>
               <w:rPr>
                 <w:rStyle w:val="Hipervnculo"/>
@@ -939,16 +939,16 @@
             </w:r>
             <w:r>
               <w:rPr>
-                <w:rStyle w:val="Hipervnculo"/>
-                <w:noProof/>
-              </w:rPr>
-              <w:t>…………………………………………………………………………………………………………………..</w:t>
-            </w:r>
-            <w:r>
-              <w:rPr>
                 <w:noProof/>
                 <w:webHidden/>
               </w:rPr>
+              <w:tab/>
+            </w:r>
+            <w:r>
+              <w:rPr>
+                <w:noProof/>
+                <w:webHidden/>
+              </w:rPr>
               <w:fldChar w:fldCharType="begin"/>
             </w:r>
             <w:r>
@@ -956,7 +956,7 @@
                 <w:noProof/>
                 <w:webHidden/>
               </w:rPr>
-              <w:instrText xml:space="preserve"> PAGEREF _Toc190974298 \h </w:instrText>
+              <w:instrText xml:space="preserve"> PAGEREF _Toc193471527 \h </w:instrText>
             </w:r>
             <w:r>
               <w:rPr>
@@ -1002,7 +1002,7 @@
               <w14:ligatures w14:val="none"/>
             </w:rPr>
           </w:pPr>
-          <w:hyperlink w:anchor="_Toc190974299" w:history="1">
+          <w:hyperlink w:anchor="_Toc193471528" w:history="1">
             <w:r>
               <w:rPr>
                 <w:rStyle w:val="Hipervnculo"/>
@@ -1029,7 +1029,7 @@
                 <w:noProof/>
                 <w:webHidden/>
               </w:rPr>
-              <w:instrText xml:space="preserve"> PAGEREF _Toc190974299 \h </w:instrText>
+              <w:instrText xml:space="preserve"> PAGEREF _Toc193471528 \h </w:instrText>
             </w:r>
             <w:r>
               <w:rPr>
@@ -1075,7 +1075,7 @@
               <w14:ligatures w14:val="none"/>
             </w:rPr>
           </w:pPr>
-          <w:hyperlink w:anchor="_Toc190974300" w:history="1">
+          <w:hyperlink w:anchor="_Toc193471529" w:history="1">
             <w:r>
               <w:rPr>
                 <w:rStyle w:val="Hipervnculo"/>
@@ -1102,7 +1102,7 @@
                 <w:noProof/>
                 <w:webHidden/>
               </w:rPr>
-              <w:instrText xml:space="preserve"> PAGEREF _Toc190974300 \h </w:instrText>
+              <w:instrText xml:space="preserve"> PAGEREF _Toc193471529 \h </w:instrText>
             </w:r>
             <w:r>
               <w:rPr>
@@ -1148,7 +1148,7 @@
               <w14:ligatures w14:val="none"/>
             </w:rPr>
           </w:pPr>
-          <w:hyperlink w:anchor="_Toc190974301" w:history="1">
+          <w:hyperlink w:anchor="_Toc193471530" w:history="1">
             <w:r>
               <w:rPr>
                 <w:rStyle w:val="Hipervnculo"/>
@@ -1191,7 +1191,7 @@
                 <w:noProof/>
                 <w:webHidden/>
               </w:rPr>
-              <w:instrText xml:space="preserve"> PAGEREF _Toc190974301 \h </w:instrText>
+              <w:instrText xml:space="preserve"> PAGEREF _Toc193471530 \h </w:instrText>
             </w:r>
             <w:r>
               <w:rPr>
@@ -1237,7 +1237,7 @@
               <w14:ligatures w14:val="none"/>
             </w:rPr>
           </w:pPr>
-          <w:hyperlink w:anchor="_Toc190974302" w:history="1">
+          <w:hyperlink w:anchor="_Toc193471531" w:history="1">
             <w:r>
               <w:rPr>
                 <w:rStyle w:val="Hipervnculo"/>
@@ -1282,7 +1282,7 @@
                 <w:noProof/>
                 <w:webHidden/>
               </w:rPr>
-              <w:instrText xml:space="preserve"> PAGEREF _Toc190974302 \h </w:instrText>
+              <w:instrText xml:space="preserve"> PAGEREF _Toc193471531 \h </w:instrText>
             </w:r>
             <w:r>
               <w:rPr>
@@ -1328,7 +1328,7 @@
               <w14:ligatures w14:val="none"/>
             </w:rPr>
           </w:pPr>
-          <w:hyperlink w:anchor="_Toc190974303" w:history="1">
+          <w:hyperlink w:anchor="_Toc193471532" w:history="1">
             <w:r>
               <w:rPr>
                 <w:rStyle w:val="Hipervnculo"/>
@@ -1355,7 +1355,7 @@
                 <w:noProof/>
                 <w:webHidden/>
               </w:rPr>
-              <w:instrText xml:space="preserve"> PAGEREF _Toc190974303 \h </w:instrText>
+              <w:instrText xml:space="preserve"> PAGEREF _Toc193471532 \h </w:instrText>
             </w:r>
             <w:r>
               <w:rPr>
@@ -1401,7 +1401,7 @@
               <w14:ligatures w14:val="none"/>
             </w:rPr>
           </w:pPr>
-          <w:hyperlink w:anchor="_Toc190974304" w:history="1">
+          <w:hyperlink w:anchor="_Toc193471533" w:history="1">
             <w:r>
               <w:rPr>
                 <w:rStyle w:val="Hipervnculo"/>
@@ -1428,7 +1428,7 @@
                 <w:noProof/>
                 <w:webHidden/>
               </w:rPr>
-              <w:instrText xml:space="preserve"> PAGEREF _Toc190974304 \h </w:instrText>
+              <w:instrText xml:space="preserve"> PAGEREF _Toc193471533 \h </w:instrText>
             </w:r>
             <w:r>
               <w:rPr>
@@ -1474,7 +1474,7 @@
               <w14:ligatures w14:val="none"/>
             </w:rPr>
           </w:pPr>
-          <w:hyperlink w:anchor="_Toc190974305" w:history="1">
+          <w:hyperlink w:anchor="_Toc193471534" w:history="1">
             <w:r>
               <w:rPr>
                 <w:rStyle w:val="Hipervnculo"/>
@@ -1519,7 +1519,7 @@
                 <w:noProof/>
                 <w:webHidden/>
               </w:rPr>
-              <w:instrText xml:space="preserve"> PAGEREF _Toc190974305 \h </w:instrText>
+              <w:instrText xml:space="preserve"> PAGEREF _Toc193471534 \h </w:instrText>
             </w:r>
             <w:r>
               <w:rPr>
@@ -1565,7 +1565,7 @@
               <w14:ligatures w14:val="none"/>
             </w:rPr>
           </w:pPr>
-          <w:hyperlink w:anchor="_Toc190974306" w:history="1">
+          <w:hyperlink w:anchor="_Toc193471535" w:history="1">
             <w:r>
               <w:rPr>
                 <w:rStyle w:val="Hipervnculo"/>
@@ -1592,7 +1592,7 @@
                 <w:noProof/>
                 <w:webHidden/>
               </w:rPr>
-              <w:instrText xml:space="preserve"> PAGEREF _Toc190974306 \h </w:instrText>
+              <w:instrText xml:space="preserve"> PAGEREF _Toc193471535 \h </w:instrText>
             </w:r>
             <w:r>
               <w:rPr>
@@ -1638,13 +1638,13 @@
               <w14:ligatures w14:val="none"/>
             </w:rPr>
           </w:pPr>
-          <w:hyperlink w:anchor="_Toc190974307" w:history="1">
+          <w:hyperlink w:anchor="_Toc193471536" w:history="1">
             <w:r>
               <w:rPr>
                 <w:rStyle w:val="Hipervnculo"/>
                 <w:noProof/>
               </w:rPr>
-              <w:t>3.2. Estrategias a aplicar en el producto turístico en Colombia</w:t>
+              <w:t>3.2. Estrategias para aplicar el desarrollo del producto turístico en Colombia</w:t>
             </w:r>
             <w:r>
               <w:rPr>
@@ -1665,7 +1665,7 @@
                 <w:noProof/>
                 <w:webHidden/>
               </w:rPr>
-              <w:instrText xml:space="preserve"> PAGEREF _Toc190974307 \h </w:instrText>
+              <w:instrText xml:space="preserve"> PAGEREF _Toc193471536 \h </w:instrText>
             </w:r>
             <w:r>
               <w:rPr>
@@ -1711,7 +1711,7 @@
               <w14:ligatures w14:val="none"/>
             </w:rPr>
           </w:pPr>
-          <w:hyperlink w:anchor="_Toc190974308" w:history="1">
+          <w:hyperlink w:anchor="_Toc193471537" w:history="1">
             <w:r>
               <w:rPr>
                 <w:rStyle w:val="Hipervnculo"/>
@@ -1738,7 +1738,7 @@
                 <w:noProof/>
                 <w:webHidden/>
               </w:rPr>
-              <w:instrText xml:space="preserve"> PAGEREF _Toc190974308 \h </w:instrText>
+              <w:instrText xml:space="preserve"> PAGEREF _Toc193471537 \h </w:instrText>
             </w:r>
             <w:r>
               <w:rPr>
@@ -1784,7 +1784,7 @@
               <w14:ligatures w14:val="none"/>
             </w:rPr>
           </w:pPr>
-          <w:hyperlink w:anchor="_Toc190974309" w:history="1">
+          <w:hyperlink w:anchor="_Toc193471538" w:history="1">
             <w:r>
               <w:rPr>
                 <w:rStyle w:val="Hipervnculo"/>
@@ -1811,7 +1811,7 @@
                 <w:noProof/>
                 <w:webHidden/>
               </w:rPr>
-              <w:instrText xml:space="preserve"> PAGEREF _Toc190974309 \h </w:instrText>
+              <w:instrText xml:space="preserve"> PAGEREF _Toc193471538 \h </w:instrText>
             </w:r>
             <w:r>
               <w:rPr>
@@ -1857,7 +1857,7 @@
               <w14:ligatures w14:val="none"/>
             </w:rPr>
           </w:pPr>
-          <w:hyperlink w:anchor="_Toc190974310" w:history="1">
+          <w:hyperlink w:anchor="_Toc193471539" w:history="1">
             <w:r>
               <w:rPr>
                 <w:rStyle w:val="Hipervnculo"/>
@@ -1884,7 +1884,7 @@
                 <w:noProof/>
                 <w:webHidden/>
               </w:rPr>
-              <w:instrText xml:space="preserve"> PAGEREF _Toc190974310 \h </w:instrText>
+              <w:instrText xml:space="preserve"> PAGEREF _Toc193471539 \h </w:instrText>
             </w:r>
             <w:r>
               <w:rPr>
@@ -1930,7 +1930,7 @@
               <w14:ligatures w14:val="none"/>
             </w:rPr>
           </w:pPr>
-          <w:hyperlink w:anchor="_Toc190974311" w:history="1">
+          <w:hyperlink w:anchor="_Toc193471540" w:history="1">
             <w:r>
               <w:rPr>
                 <w:rStyle w:val="Hipervnculo"/>
@@ -1957,7 +1957,7 @@
                 <w:noProof/>
                 <w:webHidden/>
               </w:rPr>
-              <w:instrText xml:space="preserve"> PAGEREF _Toc190974311 \h </w:instrText>
+              <w:instrText xml:space="preserve"> PAGEREF _Toc193471540 \h </w:instrText>
             </w:r>
             <w:r>
               <w:rPr>
@@ -2003,7 +2003,7 @@
               <w14:ligatures w14:val="none"/>
             </w:rPr>
           </w:pPr>
-          <w:hyperlink w:anchor="_Toc190974312" w:history="1">
+          <w:hyperlink w:anchor="_Toc193471541" w:history="1">
             <w:r>
               <w:rPr>
                 <w:rStyle w:val="Hipervnculo"/>
@@ -2030,7 +2030,7 @@
                 <w:noProof/>
                 <w:webHidden/>
               </w:rPr>
-              <w:instrText xml:space="preserve"> PAGEREF _Toc190974312 \h </w:instrText>
+              <w:instrText xml:space="preserve"> PAGEREF _Toc193471541 \h </w:instrText>
             </w:r>
             <w:r>
               <w:rPr>
@@ -2076,7 +2076,7 @@
               <w14:ligatures w14:val="none"/>
             </w:rPr>
           </w:pPr>
-          <w:hyperlink w:anchor="_Toc190974313" w:history="1">
+          <w:hyperlink w:anchor="_Toc193471542" w:history="1">
             <w:r>
               <w:rPr>
                 <w:rStyle w:val="Hipervnculo"/>
@@ -2121,7 +2121,7 @@
                 <w:noProof/>
                 <w:webHidden/>
               </w:rPr>
-              <w:instrText xml:space="preserve"> PAGEREF _Toc190974313 \h </w:instrText>
+              <w:instrText xml:space="preserve"> PAGEREF _Toc193471542 \h </w:instrText>
             </w:r>
             <w:r>
               <w:rPr>
@@ -2167,7 +2167,7 @@
               <w14:ligatures w14:val="none"/>
             </w:rPr>
           </w:pPr>
-          <w:hyperlink w:anchor="_Toc190974314" w:history="1">
+          <w:hyperlink w:anchor="_Toc193471543" w:history="1">
             <w:r>
               <w:rPr>
                 <w:rStyle w:val="Hipervnculo"/>
@@ -2194,7 +2194,7 @@
                 <w:noProof/>
                 <w:webHidden/>
               </w:rPr>
-              <w:instrText xml:space="preserve"> PAGEREF _Toc190974314 \h </w:instrText>
+              <w:instrText xml:space="preserve"> PAGEREF _Toc193471543 \h </w:instrText>
             </w:r>
             <w:r>
               <w:rPr>
@@ -2240,7 +2240,7 @@
               <w14:ligatures w14:val="none"/>
             </w:rPr>
           </w:pPr>
-          <w:hyperlink w:anchor="_Toc190974315" w:history="1">
+          <w:hyperlink w:anchor="_Toc193471544" w:history="1">
             <w:r>
               <w:rPr>
                 <w:rStyle w:val="Hipervnculo"/>
@@ -2267,7 +2267,7 @@
                 <w:noProof/>
                 <w:webHidden/>
               </w:rPr>
-              <w:instrText xml:space="preserve"> PAGEREF _Toc190974315 \h </w:instrText>
+              <w:instrText xml:space="preserve"> PAGEREF _Toc193471544 \h </w:instrText>
             </w:r>
             <w:r>
               <w:rPr>
@@ -2313,7 +2313,7 @@
               <w14:ligatures w14:val="none"/>
             </w:rPr>
           </w:pPr>
-          <w:hyperlink w:anchor="_Toc190974316" w:history="1">
+          <w:hyperlink w:anchor="_Toc193471545" w:history="1">
             <w:r>
               <w:rPr>
                 <w:rStyle w:val="Hipervnculo"/>
@@ -2358,7 +2358,7 @@
                 <w:noProof/>
                 <w:webHidden/>
               </w:rPr>
-              <w:instrText xml:space="preserve"> PAGEREF _Toc190974316 \h </w:instrText>
+              <w:instrText xml:space="preserve"> PAGEREF _Toc193471545 \h </w:instrText>
             </w:r>
             <w:r>
               <w:rPr>
@@ -2404,7 +2404,7 @@
               <w14:ligatures w14:val="none"/>
             </w:rPr>
           </w:pPr>
-          <w:hyperlink w:anchor="_Toc190974317" w:history="1">
+          <w:hyperlink w:anchor="_Toc193471546" w:history="1">
             <w:r>
               <w:rPr>
                 <w:rStyle w:val="Hipervnculo"/>
@@ -2431,7 +2431,7 @@
                 <w:noProof/>
                 <w:webHidden/>
               </w:rPr>
-              <w:instrText xml:space="preserve"> PAGEREF _Toc190974317 \h </w:instrText>
+              <w:instrText xml:space="preserve"> PAGEREF _Toc193471546 \h </w:instrText>
             </w:r>
             <w:r>
               <w:rPr>
@@ -2477,7 +2477,7 @@
               <w14:ligatures w14:val="none"/>
             </w:rPr>
           </w:pPr>
-          <w:hyperlink w:anchor="_Toc190974318" w:history="1">
+          <w:hyperlink w:anchor="_Toc193471547" w:history="1">
             <w:r>
               <w:rPr>
                 <w:rStyle w:val="Hipervnculo"/>
@@ -2504,7 +2504,7 @@
                 <w:noProof/>
                 <w:webHidden/>
               </w:rPr>
-              <w:instrText xml:space="preserve"> PAGEREF _Toc190974318 \h </w:instrText>
+              <w:instrText xml:space="preserve"> PAGEREF _Toc193471547 \h </w:instrText>
             </w:r>
             <w:r>
               <w:rPr>
@@ -2550,7 +2550,7 @@
               <w14:ligatures w14:val="none"/>
             </w:rPr>
           </w:pPr>
-          <w:hyperlink w:anchor="_Toc190974319" w:history="1">
+          <w:hyperlink w:anchor="_Toc193471548" w:history="1">
             <w:r>
               <w:rPr>
                 <w:rStyle w:val="Hipervnculo"/>
@@ -2577,7 +2577,7 @@
                 <w:noProof/>
                 <w:webHidden/>
               </w:rPr>
-              <w:instrText xml:space="preserve"> PAGEREF _Toc190974319 \h </w:instrText>
+              <w:instrText xml:space="preserve"> PAGEREF _Toc193471548 \h </w:instrText>
             </w:r>
             <w:r>
               <w:rPr>
@@ -2620,7 +2620,7 @@
               <w14:ligatures w14:val="none"/>
             </w:rPr>
           </w:pPr>
-          <w:hyperlink w:anchor="_Toc190974320" w:history="1">
+          <w:hyperlink w:anchor="_Toc193471549" w:history="1">
             <w:r>
               <w:rPr>
                 <w:rStyle w:val="Hipervnculo"/>
@@ -2647,7 +2647,7 @@
                 <w:noProof/>
                 <w:webHidden/>
               </w:rPr>
-              <w:instrText xml:space="preserve"> PAGEREF _Toc190974320 \h </w:instrText>
+              <w:instrText xml:space="preserve"> PAGEREF _Toc193471549 \h </w:instrText>
             </w:r>
             <w:r>
               <w:rPr>
@@ -2690,7 +2690,7 @@
               <w14:ligatures w14:val="none"/>
             </w:rPr>
           </w:pPr>
-          <w:hyperlink w:anchor="_Toc190974321" w:history="1">
+          <w:hyperlink w:anchor="_Toc193471550" w:history="1">
             <w:r>
               <w:rPr>
                 <w:rStyle w:val="Hipervnculo"/>
@@ -2717,7 +2717,7 @@
                 <w:noProof/>
                 <w:webHidden/>
               </w:rPr>
-              <w:instrText xml:space="preserve"> PAGEREF _Toc190974321 \h </w:instrText>
+              <w:instrText xml:space="preserve"> PAGEREF _Toc193471550 \h </w:instrText>
             </w:r>
             <w:r>
               <w:rPr>
@@ -2760,7 +2760,7 @@
               <w14:ligatures w14:val="none"/>
             </w:rPr>
           </w:pPr>
-          <w:hyperlink w:anchor="_Toc190974322" w:history="1">
+          <w:hyperlink w:anchor="_Toc193471551" w:history="1">
             <w:r>
               <w:rPr>
                 <w:rStyle w:val="Hipervnculo"/>
@@ -2787,7 +2787,7 @@
                 <w:noProof/>
                 <w:webHidden/>
               </w:rPr>
-              <w:instrText xml:space="preserve"> PAGEREF _Toc190974322 \h </w:instrText>
+              <w:instrText xml:space="preserve"> PAGEREF _Toc193471551 \h </w:instrText>
             </w:r>
             <w:r>
               <w:rPr>
@@ -2830,7 +2830,7 @@
               <w14:ligatures w14:val="none"/>
             </w:rPr>
           </w:pPr>
-          <w:hyperlink w:anchor="_Toc190974323" w:history="1">
+          <w:hyperlink w:anchor="_Toc193471552" w:history="1">
             <w:r>
               <w:rPr>
                 <w:rStyle w:val="Hipervnculo"/>
@@ -2857,7 +2857,7 @@
                 <w:noProof/>
                 <w:webHidden/>
               </w:rPr>
-              <w:instrText xml:space="preserve"> PAGEREF _Toc190974323 \h </w:instrText>
+              <w:instrText xml:space="preserve"> PAGEREF _Toc193471552 \h </w:instrText>
             </w:r>
             <w:r>
               <w:rPr>
@@ -2900,7 +2900,7 @@
               <w14:ligatures w14:val="none"/>
             </w:rPr>
           </w:pPr>
-          <w:hyperlink w:anchor="_Toc190974324" w:history="1">
+          <w:hyperlink w:anchor="_Toc193471553" w:history="1">
             <w:r>
               <w:rPr>
                 <w:rStyle w:val="Hipervnculo"/>
@@ -2927,7 +2927,7 @@
                 <w:noProof/>
                 <w:webHidden/>
               </w:rPr>
-              <w:instrText xml:space="preserve"> PAGEREF _Toc190974324 \h </w:instrText>
+              <w:instrText xml:space="preserve"> PAGEREF _Toc193471553 \h </w:instrText>
             </w:r>
             <w:r>
               <w:rPr>
@@ -3001,7 +3001,7 @@
         </w:numPr>
         <w:ind w:left="709"/>
       </w:pPr>
-      <w:bookmarkStart w:id="1" w:name="_Toc190974294"/>
+      <w:bookmarkStart w:id="1" w:name="_Toc193471523"/>
       <w:r>
         <w:lastRenderedPageBreak/>
         <w:t>Introducción</w:t>
@@ -3049,6 +3049,7 @@
       <w:r>
         <w:rPr>
           <w:rStyle w:val="Extranjerismo"/>
+          <w:lang w:val="es-CO"/>
         </w:rPr>
         <w:t>marketing</w:t>
       </w:r>
@@ -3298,7 +3299,6 @@
         </w:numPr>
         <w:ind w:left="851"/>
       </w:pPr>
-      <w:bookmarkStart w:id="2" w:name="_Toc190974295"/>
     </w:p>
     <w:p>
       <w:pPr>
@@ -3325,6 +3325,7 @@
       <w:pPr>
         <w:pStyle w:val="Ttulo1"/>
       </w:pPr>
+      <w:bookmarkStart w:id="2" w:name="_Toc193471524"/>
       <w:r>
         <w:lastRenderedPageBreak/>
         <w:t>Identificación del producto turístico</w:t>
@@ -3360,7 +3361,7 @@
       <w:pPr>
         <w:pStyle w:val="Ttulo2"/>
       </w:pPr>
-      <w:bookmarkStart w:id="3" w:name="_Toc190974296"/>
+      <w:bookmarkStart w:id="3" w:name="_Toc193471525"/>
       <w:r>
         <w:t>1.1. Actividades para identificar productos turísticos</w:t>
       </w:r>
@@ -4108,7 +4109,7 @@
       <w:pPr>
         <w:pStyle w:val="Ttulo2"/>
       </w:pPr>
-      <w:bookmarkStart w:id="4" w:name="_Toc190974297"/>
+      <w:bookmarkStart w:id="4" w:name="_Toc193471526"/>
       <w:r>
         <w:t>1.2. Principios y objetivos de desarrollo sostenible aplicados al producto</w:t>
       </w:r>
@@ -4615,6 +4616,7 @@
       <w:r>
         <w:rPr>
           <w:rStyle w:val="Extranjerismo"/>
+          <w:lang w:val="es-CO"/>
         </w:rPr>
         <w:t>tours</w:t>
       </w:r>
@@ -5001,9 +5003,19 @@
       <w:r>
         <w:rPr>
           <w:rStyle w:val="Extranjerismo"/>
-        </w:rPr>
-        <w:t>eco-lodges</w:t>
-      </w:r>
+          <w:lang w:val="es-CO"/>
+        </w:rPr>
+        <w:t>eco-</w:t>
+      </w:r>
+      <w:proofErr w:type="spellStart"/>
+      <w:r>
+        <w:rPr>
+          <w:rStyle w:val="Extranjerismo"/>
+          <w:lang w:val="es-CO"/>
+        </w:rPr>
+        <w:t>lodges</w:t>
+      </w:r>
+      <w:proofErr w:type="spellEnd"/>
       <w:r>
         <w:t xml:space="preserve"> que utilicen energías renovables. Parte de los ingresos generados se destinaría a proyectos de reforestación y programas de educación ambiental para la comunidad local.</w:t>
       </w:r>
@@ -5995,7 +6007,7 @@
       <w:pPr>
         <w:pStyle w:val="Ttulo2"/>
       </w:pPr>
-      <w:bookmarkStart w:id="5" w:name="_Toc190974298"/>
+      <w:bookmarkStart w:id="5" w:name="_Toc193471527"/>
       <w:r>
         <w:t>1.3. Aplicar el modelo de turismo regenerativo al diseño del producto turístico</w:t>
       </w:r>
@@ -6181,7 +6193,7 @@
       <w:pPr>
         <w:pStyle w:val="Ttulo2"/>
       </w:pPr>
-      <w:bookmarkStart w:id="6" w:name="_Toc190974299"/>
+      <w:bookmarkStart w:id="6" w:name="_Toc193471528"/>
       <w:r>
         <w:t>1.4. Estructuración y diseño del producto turístico</w:t>
       </w:r>
@@ -6254,7 +6266,7 @@
       <w:pPr>
         <w:pStyle w:val="Ttulo2"/>
       </w:pPr>
-      <w:bookmarkStart w:id="7" w:name="_Toc190974300"/>
+      <w:bookmarkStart w:id="7" w:name="_Toc193471529"/>
       <w:r>
         <w:t>1.5. Diseño del paquete turístico</w:t>
       </w:r>
@@ -6667,9 +6679,19 @@
       <w:r>
         <w:rPr>
           <w:rStyle w:val="Extranjerismo"/>
-        </w:rPr>
-        <w:t>eco-lodges</w:t>
-      </w:r>
+          <w:lang w:val="es-CO"/>
+        </w:rPr>
+        <w:t>eco-</w:t>
+      </w:r>
+      <w:proofErr w:type="spellStart"/>
+      <w:r>
+        <w:rPr>
+          <w:rStyle w:val="Extranjerismo"/>
+          <w:lang w:val="es-CO"/>
+        </w:rPr>
+        <w:t>lodges</w:t>
+      </w:r>
+      <w:proofErr w:type="spellEnd"/>
       <w:r>
         <w:t>, casas rurales, según el perfil del cliente</w:t>
       </w:r>
@@ -6764,6 +6786,7 @@
       <w:r>
         <w:rPr>
           <w:rStyle w:val="Extranjerismo"/>
+          <w:lang w:val="es-CO"/>
         </w:rPr>
         <w:t>tours</w:t>
       </w:r>
@@ -6839,6 +6862,7 @@
       <w:r>
         <w:rPr>
           <w:rStyle w:val="Extranjerismo"/>
+          <w:lang w:val="es-CO"/>
         </w:rPr>
         <w:t>marketing</w:t>
       </w:r>
@@ -7008,13 +7032,14 @@
       <w:pPr>
         <w:pStyle w:val="Ttulo2"/>
       </w:pPr>
-      <w:bookmarkStart w:id="8" w:name="_Toc190974301"/>
+      <w:bookmarkStart w:id="8" w:name="_Toc193471530"/>
       <w:r>
         <w:t>1.6. </w:t>
       </w:r>
       <w:r>
         <w:rPr>
           <w:rStyle w:val="Extranjerismo"/>
+          <w:lang w:val="es-CO"/>
         </w:rPr>
         <w:t>Marketing</w:t>
       </w:r>
@@ -7030,6 +7055,7 @@
       <w:r>
         <w:rPr>
           <w:rStyle w:val="Extranjerismo"/>
+          <w:lang w:val="es-CO"/>
         </w:rPr>
         <w:t>marketing</w:t>
       </w:r>
@@ -7048,6 +7074,7 @@
       <w:r>
         <w:rPr>
           <w:rStyle w:val="Extranjerismo"/>
+          <w:lang w:val="es-CO"/>
         </w:rPr>
         <w:t xml:space="preserve">marketing </w:t>
       </w:r>
@@ -7634,6 +7661,7 @@
       <w:r>
         <w:rPr>
           <w:rStyle w:val="Extranjerismo"/>
+          <w:lang w:val="es-CO"/>
         </w:rPr>
         <w:t>marketing</w:t>
       </w:r>
@@ -7810,18 +7838,22 @@
       <w:r>
         <w:rPr>
           <w:rStyle w:val="Extranjerismo"/>
+          <w:lang w:val="es-CO"/>
         </w:rPr>
         <w:t>marketing</w:t>
       </w:r>
       <w:r>
         <w:t> con ofertas personalizadas a través de </w:t>
       </w:r>
+      <w:proofErr w:type="spellStart"/>
       <w:r>
         <w:rPr>
           <w:rStyle w:val="Extranjerismo"/>
+          <w:lang w:val="es-CO"/>
         </w:rPr>
         <w:t>newsletters</w:t>
       </w:r>
+      <w:proofErr w:type="spellEnd"/>
       <w:r>
         <w:t>.</w:t>
       </w:r>
@@ -7877,21 +7909,34 @@
       <w:r>
         <w:t>Trabajar con </w:t>
       </w:r>
+      <w:proofErr w:type="spellStart"/>
       <w:r>
         <w:rPr>
           <w:rStyle w:val="Extranjerismo"/>
-        </w:rPr>
-        <w:t>influencers </w:t>
+          <w:lang w:val="es-CO"/>
+        </w:rPr>
+        <w:t>influencers</w:t>
+      </w:r>
+      <w:proofErr w:type="spellEnd"/>
+      <w:r>
+        <w:rPr>
+          <w:rStyle w:val="Extranjerismo"/>
+          <w:lang w:val="es-CO"/>
+        </w:rPr>
+        <w:t> </w:t>
       </w:r>
       <w:r>
         <w:t>y </w:t>
       </w:r>
+      <w:proofErr w:type="spellStart"/>
       <w:r>
         <w:rPr>
           <w:rStyle w:val="Extranjerismo"/>
+          <w:lang w:val="es-CO"/>
         </w:rPr>
         <w:t>bloggers</w:t>
       </w:r>
+      <w:proofErr w:type="spellEnd"/>
       <w:r>
         <w:t> de viajes para dar visibilidad al paquete.</w:t>
       </w:r>
@@ -7988,6 +8033,7 @@
       <w:r>
         <w:rPr>
           <w:rStyle w:val="Extranjerismo"/>
+          <w:lang w:val="es-CO"/>
         </w:rPr>
         <w:t>online</w:t>
       </w:r>
@@ -8105,6 +8151,7 @@
           <w:rStyle w:val="Extranjerismo"/>
           <w:rFonts w:cstheme="minorHAnsi"/>
           <w:szCs w:val="28"/>
+          <w:lang w:val="es-CO"/>
         </w:rPr>
         <w:t>rafting</w:t>
       </w:r>
@@ -8116,6 +8163,7 @@
           <w:rStyle w:val="Extranjerismo"/>
           <w:rFonts w:cstheme="minorHAnsi"/>
           <w:szCs w:val="28"/>
+          <w:lang w:val="es-CO"/>
         </w:rPr>
         <w:t>blogs </w:t>
       </w:r>
@@ -8141,7 +8189,7 @@
       <w:pPr>
         <w:pStyle w:val="Ttulo1"/>
       </w:pPr>
-      <w:bookmarkStart w:id="9" w:name="_Toc190974302"/>
+      <w:bookmarkStart w:id="9" w:name="_Toc193471531"/>
       <w:r>
         <w:t>Valoración del producto turístico</w:t>
       </w:r>
@@ -8386,8 +8434,25 @@
       <w:r>
         <w:rPr>
           <w:rStyle w:val="Extranjerismo"/>
-        </w:rPr>
-        <w:t>Net Promoter Score</w:t>
+          <w:lang w:val="es-CO"/>
+        </w:rPr>
+        <w:t xml:space="preserve">Net </w:t>
+      </w:r>
+      <w:proofErr w:type="spellStart"/>
+      <w:r>
+        <w:rPr>
+          <w:rStyle w:val="Extranjerismo"/>
+          <w:lang w:val="es-CO"/>
+        </w:rPr>
+        <w:t>Promoter</w:t>
+      </w:r>
+      <w:proofErr w:type="spellEnd"/>
+      <w:r>
+        <w:rPr>
+          <w:rStyle w:val="Extranjerismo"/>
+          <w:lang w:val="es-CO"/>
+        </w:rPr>
+        <w:t xml:space="preserve"> Score</w:t>
       </w:r>
       <w:r>
         <w:t>)</w:t>
@@ -8474,7 +8539,7 @@
       <w:pPr>
         <w:pStyle w:val="Ttulo2"/>
       </w:pPr>
-      <w:bookmarkStart w:id="10" w:name="_Toc190974303"/>
+      <w:bookmarkStart w:id="10" w:name="_Toc193471532"/>
       <w:r>
         <w:t>2.1. Tipos de valoración del diseño del producto turístico</w:t>
       </w:r>
@@ -9728,7 +9793,7 @@
       <w:pPr>
         <w:pStyle w:val="Ttulo2"/>
       </w:pPr>
-      <w:bookmarkStart w:id="11" w:name="_Toc190974304"/>
+      <w:bookmarkStart w:id="11" w:name="_Toc193471533"/>
       <w:r>
         <w:lastRenderedPageBreak/>
         <w:t>2.2. La evaluación del producto turístico</w:t>
@@ -9914,6 +9979,7 @@
           <w:rStyle w:val="Extranjerismo"/>
           <w:b/>
           <w:bCs/>
+          <w:lang w:val="es-CO"/>
         </w:rPr>
         <w:t>online</w:t>
       </w:r>
@@ -10001,6 +10067,7 @@
           <w:rStyle w:val="Extranjerismo"/>
           <w:b/>
           <w:bCs/>
+          <w:lang w:val="es-CO"/>
         </w:rPr>
         <w:t>Benchmarking</w:t>
       </w:r>
@@ -10219,7 +10286,7 @@
       <w:pPr>
         <w:pStyle w:val="Ttulo1"/>
       </w:pPr>
-      <w:bookmarkStart w:id="12" w:name="_Toc190974305"/>
+      <w:bookmarkStart w:id="12" w:name="_Toc193471534"/>
       <w:r>
         <w:t>Calidad y competitividad turística</w:t>
       </w:r>
@@ -10254,7 +10321,7 @@
       <w:pPr>
         <w:pStyle w:val="Ttulo2"/>
       </w:pPr>
-      <w:bookmarkStart w:id="13" w:name="_Toc190974306"/>
+      <w:bookmarkStart w:id="13" w:name="_Toc193471535"/>
       <w:r>
         <w:t>3.1. Análisis del ciclo del producto turístico en Colombia</w:t>
       </w:r>
@@ -10397,13 +10464,19 @@
       <w:pPr>
         <w:pStyle w:val="Ttulo2"/>
       </w:pPr>
-      <w:bookmarkStart w:id="14" w:name="_Toc190974307"/>
+      <w:bookmarkStart w:id="14" w:name="_Toc193471536"/>
       <w:r>
         <w:lastRenderedPageBreak/>
         <w:t xml:space="preserve">3.2. Estrategias </w:t>
       </w:r>
       <w:r>
-        <w:t>para el desarrollo de</w:t>
+        <w:t xml:space="preserve">para </w:t>
+      </w:r>
+      <w:r>
+        <w:t xml:space="preserve">aplicar </w:t>
+      </w:r>
+      <w:r>
+        <w:t>el desarrollo de</w:t>
       </w:r>
       <w:r>
         <w:t>l producto turístico en Colombia</w:t>
@@ -10847,6 +10920,7 @@
       <w:r>
         <w:rPr>
           <w:rStyle w:val="Extranjerismo"/>
+          <w:lang w:val="es-CO"/>
         </w:rPr>
         <w:t xml:space="preserve"> </w:t>
       </w:r>
@@ -11031,7 +11105,7 @@
       <w:pPr>
         <w:pStyle w:val="Ttulo2"/>
       </w:pPr>
-      <w:bookmarkStart w:id="15" w:name="_Toc190974308"/>
+      <w:bookmarkStart w:id="15" w:name="_Toc193471537"/>
       <w:r>
         <w:t>3.3. La innovación herramienta clave para el producto turístico</w:t>
       </w:r>
@@ -11068,7 +11142,47 @@
         <w:ind w:left="1429" w:firstLine="0"/>
       </w:pPr>
       <w:r>
-        <w:t>La sostenibilidad se ha convertido en una prioridad en la innovación turística. Se promueven prácticas que minimizan el impacto ambiental, apoyan el desarrollo de las comunidades locales y conservan la biodiversidad. Colombia, con su vasta riqueza natural, ha apostado por productos turísticos que respetan el medio ambiente, tales como el ecoturismo, el agroturismo y el turismo comunitario, lo que permite ofrecer experiencias que son tanto atractivas como responsables.</w:t>
+        <w:t xml:space="preserve">El uso de plataformas en línea, aplicaciones móviles, inteligencia artificial y </w:t>
+      </w:r>
+      <w:r>
+        <w:rPr>
+          <w:rStyle w:val="Extranjerismo"/>
+        </w:rPr>
+        <w:t>big data</w:t>
+      </w:r>
+      <w:r>
+        <w:t xml:space="preserve"> ha permitido mejorar significativamente la experiencia del turista. Estas tecnologías facilitan la reserva de servicios, proporcionan acceso inmediato a información relevante </w:t>
+      </w:r>
+      <w:r>
+        <w:t>y permiten personalizar los viajes. Un ejemplo de innovación es el concepto de “</w:t>
+      </w:r>
+      <w:proofErr w:type="spellStart"/>
+      <w:r>
+        <w:rPr>
+          <w:rStyle w:val="Extranjerismo"/>
+          <w:lang w:val="es-CO"/>
+        </w:rPr>
+        <w:t>smart</w:t>
+      </w:r>
+      <w:proofErr w:type="spellEnd"/>
+      <w:r>
+        <w:rPr>
+          <w:rStyle w:val="Extranjerismo"/>
+          <w:lang w:val="es-CO"/>
+        </w:rPr>
+        <w:t xml:space="preserve"> </w:t>
+      </w:r>
+      <w:proofErr w:type="spellStart"/>
+      <w:r>
+        <w:rPr>
+          <w:rStyle w:val="Extranjerismo"/>
+          <w:lang w:val="es-CO"/>
+        </w:rPr>
+        <w:t>tourism</w:t>
+      </w:r>
+      <w:proofErr w:type="spellEnd"/>
+      <w:r>
+        <w:t>” que emplea la tecnología para optimizar la experiencia del viajero y mejorar la eficiencia de servicios turísticos.</w:t>
       </w:r>
     </w:p>
     <w:p>
@@ -11303,7 +11417,7 @@
       <w:pPr>
         <w:pStyle w:val="Ttulo2"/>
       </w:pPr>
-      <w:bookmarkStart w:id="16" w:name="_Toc190974309"/>
+      <w:bookmarkStart w:id="16" w:name="_Toc193471538"/>
       <w:r>
         <w:t>3.4. Análisis a los atributos del producto turístico</w:t>
       </w:r>
@@ -11749,6 +11863,7 @@
       <w:r>
         <w:rPr>
           <w:rStyle w:val="Extranjerismo"/>
+          <w:lang w:val="es-CO"/>
         </w:rPr>
         <w:t>marketing </w:t>
       </w:r>
@@ -11810,7 +11925,7 @@
       <w:pPr>
         <w:pStyle w:val="Ttulo2"/>
       </w:pPr>
-      <w:bookmarkStart w:id="17" w:name="_Toc190974310"/>
+      <w:bookmarkStart w:id="17" w:name="_Toc193471539"/>
       <w:r>
         <w:t>3.5. Evaluación a los aspectos de calidad turística en Colombia</w:t>
       </w:r>
@@ -11975,16 +12090,15 @@
         </w:rPr>
         <w:t xml:space="preserve">Seguridad y </w:t>
       </w:r>
-      <w:proofErr w:type="spellStart"/>
       <w:r>
         <w:rPr>
           <w:rStyle w:val="Extranjerismo"/>
           <w:b/>
           <w:bCs/>
+          <w:lang w:val="es-CO"/>
         </w:rPr>
         <w:t>confort</w:t>
       </w:r>
-      <w:proofErr w:type="spellEnd"/>
       <w:r>
         <w:rPr>
           <w:b/>
@@ -12646,7 +12760,7 @@
       <w:pPr>
         <w:pStyle w:val="Ttulo2"/>
       </w:pPr>
-      <w:bookmarkStart w:id="18" w:name="_Toc190974311"/>
+      <w:bookmarkStart w:id="18" w:name="_Toc193471540"/>
       <w:r>
         <w:t>3.6. Empatía turística</w:t>
       </w:r>
@@ -12679,7 +12793,7 @@
       <w:pPr>
         <w:pStyle w:val="Ttulo2"/>
       </w:pPr>
-      <w:bookmarkStart w:id="19" w:name="_Toc190974312"/>
+      <w:bookmarkStart w:id="19" w:name="_Toc193471541"/>
       <w:r>
         <w:t>3.7. Como se elabora la propuesta de valor en el producto turístico</w:t>
       </w:r>
@@ -12754,6 +12868,7 @@
       <w:r>
         <w:rPr>
           <w:rStyle w:val="Extranjerismo"/>
+          <w:lang w:val="es-CO"/>
         </w:rPr>
         <w:t>tour</w:t>
       </w:r>
@@ -12883,6 +12998,7 @@
       <w:r>
         <w:rPr>
           <w:rStyle w:val="Extranjerismo"/>
+          <w:lang w:val="es-CO"/>
         </w:rPr>
         <w:t>slogans</w:t>
       </w:r>
@@ -12892,6 +13008,7 @@
       <w:r>
         <w:rPr>
           <w:rStyle w:val="Extranjerismo"/>
+          <w:lang w:val="es-CO"/>
         </w:rPr>
         <w:t>marketing</w:t>
       </w:r>
@@ -13015,12 +13132,15 @@
       <w:r>
         <w:t>Una vez desarrollada la propuesta de valor, es crucial validarla con clientes reales. Esto puede hacerse mediante encuestas, pruebas de producto o </w:t>
       </w:r>
+      <w:proofErr w:type="spellStart"/>
       <w:r>
         <w:rPr>
           <w:rStyle w:val="Extranjerismo"/>
+          <w:lang w:val="es-CO"/>
         </w:rPr>
         <w:t>feedback</w:t>
       </w:r>
+      <w:proofErr w:type="spellEnd"/>
       <w:r>
         <w:t> directo. Esta retroalimentación es fundamental para ajustar y mejorar la oferta, asegurando que cumpla con las expectativas del mercado objetivo.</w:t>
       </w:r>
@@ -13038,7 +13158,7 @@
       <w:pPr>
         <w:pStyle w:val="Ttulo1"/>
       </w:pPr>
-      <w:bookmarkStart w:id="20" w:name="_Toc190974313"/>
+      <w:bookmarkStart w:id="20" w:name="_Toc193471542"/>
       <w:r>
         <w:lastRenderedPageBreak/>
         <w:t>Consideraciones para analizar la capacidad de carga</w:t>
@@ -13057,7 +13177,7 @@
       <w:pPr>
         <w:pStyle w:val="Ttulo2"/>
       </w:pPr>
-      <w:bookmarkStart w:id="21" w:name="_Toc190974314"/>
+      <w:bookmarkStart w:id="21" w:name="_Toc193471543"/>
       <w:r>
         <w:t>4.1. Capacidad de Carga Turística (CCT)</w:t>
       </w:r>
@@ -13427,7 +13547,7 @@
       <w:pPr>
         <w:pStyle w:val="Ttulo2"/>
       </w:pPr>
-      <w:bookmarkStart w:id="22" w:name="_Toc190974315"/>
+      <w:bookmarkStart w:id="22" w:name="_Toc193471544"/>
       <w:r>
         <w:t>4.2. Consideraciones básicas</w:t>
       </w:r>
@@ -13568,7 +13688,7 @@
       <w:pPr>
         <w:pStyle w:val="Ttulo1"/>
       </w:pPr>
-      <w:bookmarkStart w:id="23" w:name="_Toc190974316"/>
+      <w:bookmarkStart w:id="23" w:name="_Toc193471545"/>
       <w:r>
         <w:t>La competitividad en el producto turístico desde las diferentes entidades</w:t>
       </w:r>
@@ -13586,7 +13706,7 @@
       <w:pPr>
         <w:pStyle w:val="Ttulo2"/>
       </w:pPr>
-      <w:bookmarkStart w:id="24" w:name="_Toc190974317"/>
+      <w:bookmarkStart w:id="24" w:name="_Toc193471546"/>
       <w:r>
         <w:t>5.1. Entidades públicas</w:t>
       </w:r>
@@ -13799,7 +13919,7 @@
       <w:pPr>
         <w:pStyle w:val="Ttulo2"/>
       </w:pPr>
-      <w:bookmarkStart w:id="25" w:name="_Toc190974318"/>
+      <w:bookmarkStart w:id="25" w:name="_Toc193471547"/>
       <w:r>
         <w:t>5.2. Entidades privadas</w:t>
       </w:r>
@@ -13874,6 +13994,7 @@
       <w:r>
         <w:rPr>
           <w:rStyle w:val="Extranjerismo"/>
+          <w:lang w:val="es-CO"/>
         </w:rPr>
         <w:t>marketing</w:t>
       </w:r>
@@ -13966,7 +14087,7 @@
       <w:pPr>
         <w:pStyle w:val="Ttulo2"/>
       </w:pPr>
-      <w:bookmarkStart w:id="26" w:name="_Toc190974319"/>
+      <w:bookmarkStart w:id="26" w:name="_Toc193471548"/>
       <w:r>
         <w:t>5.3. Comité local y/o Juntas de Acción Comunal (JAC)</w:t>
       </w:r>
@@ -14140,7 +14261,7 @@
           <w:numId w:val="0"/>
         </w:numPr>
       </w:pPr>
-      <w:bookmarkStart w:id="27" w:name="_Toc190974320"/>
+      <w:bookmarkStart w:id="27" w:name="_Toc193471549"/>
       <w:r>
         <w:lastRenderedPageBreak/>
         <w:t>Síntesis</w:t>
@@ -14157,6 +14278,7 @@
       <w:r>
         <w:rPr>
           <w:rStyle w:val="Extranjerismo"/>
+          <w:lang w:val="es-CO"/>
         </w:rPr>
         <w:t>marketing</w:t>
       </w:r>
@@ -14263,7 +14385,7 @@
           <w:numId w:val="0"/>
         </w:numPr>
       </w:pPr>
-      <w:bookmarkStart w:id="28" w:name="_Toc190974321"/>
+      <w:bookmarkStart w:id="28" w:name="_Toc193471550"/>
       <w:r>
         <w:lastRenderedPageBreak/>
         <w:t>Material complementario</w:t>
@@ -14471,7 +14593,7 @@
           <w:numId w:val="0"/>
         </w:numPr>
       </w:pPr>
-      <w:bookmarkStart w:id="29" w:name="_Toc190974322"/>
+      <w:bookmarkStart w:id="29" w:name="_Toc193471551"/>
       <w:r>
         <w:lastRenderedPageBreak/>
         <w:t>Glosario</w:t>
@@ -14698,7 +14820,7 @@
           <w:numId w:val="0"/>
         </w:numPr>
       </w:pPr>
-      <w:bookmarkStart w:id="30" w:name="_Toc190974323"/>
+      <w:bookmarkStart w:id="30" w:name="_Toc193471552"/>
       <w:r>
         <w:lastRenderedPageBreak/>
         <w:t>Referencias bibliográficas</w:t>
@@ -14868,27 +14990,67 @@
       </w:r>
     </w:p>
     <w:p>
+      <w:pPr>
+        <w:rPr>
+          <w:lang w:val="en-US"/>
+        </w:rPr>
+      </w:pPr>
       <w:r>
         <w:lastRenderedPageBreak/>
-        <w:t xml:space="preserve">Registro Nacional de Turismo (RNT). (s.f.). </w:t>
-      </w:r>
-    </w:p>
-    <w:p>
+        <w:t xml:space="preserve">Registro Nacional de Turismo (RNT). </w:t>
+      </w:r>
+      <w:r>
+        <w:rPr>
+          <w:lang w:val="en-US"/>
+        </w:rPr>
+        <w:t>(</w:t>
+      </w:r>
+      <w:proofErr w:type="spellStart"/>
+      <w:r>
+        <w:rPr>
+          <w:lang w:val="en-US"/>
+        </w:rPr>
+        <w:t>s.f.</w:t>
+      </w:r>
+      <w:proofErr w:type="spellEnd"/>
+      <w:r>
+        <w:rPr>
+          <w:lang w:val="en-US"/>
+        </w:rPr>
+        <w:t xml:space="preserve">). </w:t>
+      </w:r>
+    </w:p>
+    <w:p>
+      <w:pPr>
+        <w:rPr>
+          <w:lang w:val="en-US"/>
+        </w:rPr>
+      </w:pPr>
       <w:hyperlink r:id="rId23" w:history="1">
         <w:r>
           <w:rPr>
             <w:rStyle w:val="Hipervnculo"/>
+            <w:lang w:val="en-US"/>
           </w:rPr>
           <w:t>https://rnt.confecamaras.co/home</w:t>
         </w:r>
       </w:hyperlink>
       <w:r>
+        <w:rPr>
+          <w:lang w:val="en-US"/>
+        </w:rPr>
         <w:t>  </w:t>
       </w:r>
     </w:p>
     <w:p>
       <w:r>
-        <w:t> Ruiz, P., &amp; Sánchez, M. (2019). La calidad en los servicios turísticos y su impacto en la competitividad: Caso de Colombia. Revista de Turismo y Desarrollo. </w:t>
+        <w:rPr>
+          <w:lang w:val="en-US"/>
+        </w:rPr>
+        <w:t> </w:t>
+      </w:r>
+      <w:r>
+        <w:t>Ruiz, P., &amp; Sánchez, M. (2019). La calidad en los servicios turísticos y su impacto en la competitividad: Caso de Colombia. Revista de Turismo y Desarrollo. </w:t>
       </w:r>
     </w:p>
     <w:p>
@@ -14959,7 +15121,7 @@
           <w:numId w:val="0"/>
         </w:numPr>
       </w:pPr>
-      <w:bookmarkStart w:id="31" w:name="_Toc190974324"/>
+      <w:bookmarkStart w:id="31" w:name="_Toc193471553"/>
       <w:r>
         <w:lastRenderedPageBreak/>
         <w:t>Créditos</w:t>
@@ -26028,13 +26190,13 @@
 </file>
 
 <file path=customXml/itemProps2.xml><?xml version="1.0" encoding="utf-8"?>
-<ds:datastoreItem xmlns:ds="http://schemas.openxmlformats.org/officeDocument/2006/customXml" ds:itemID="{CBFCF852-F464-47C4-BA75-D76BA1A15779}"/>
+<ds:datastoreItem xmlns:ds="http://schemas.openxmlformats.org/officeDocument/2006/customXml" ds:itemID="{FE4B98E5-9F79-4C4D-ACA0-478B33822ADB}"/>
 </file>
 
 <file path=customXml/itemProps3.xml><?xml version="1.0" encoding="utf-8"?>
-<ds:datastoreItem xmlns:ds="http://schemas.openxmlformats.org/officeDocument/2006/customXml" ds:itemID="{4C210042-51AA-4324-AB42-A1F81B295ABA}"/>
+<ds:datastoreItem xmlns:ds="http://schemas.openxmlformats.org/officeDocument/2006/customXml" ds:itemID="{2F9E899B-829C-452B-9530-68A83554D119}"/>
 </file>
 
 <file path=customXml/itemProps4.xml><?xml version="1.0" encoding="utf-8"?>
-<ds:datastoreItem xmlns:ds="http://schemas.openxmlformats.org/officeDocument/2006/customXml" ds:itemID="{D41E67D9-C570-4665-8365-A4B6E22EA859}"/>
+<ds:datastoreItem xmlns:ds="http://schemas.openxmlformats.org/officeDocument/2006/customXml" ds:itemID="{8D1B5D6E-A78B-4C2F-814D-545513CB5027}"/>
 </file>
--- a/fuentes/CFA_05_122154_DU.docx
+++ b/fuentes/CFA_05_122154_DU.docx
@@ -11144,25 +11144,13 @@
       <w:r>
         <w:t xml:space="preserve">El uso de plataformas en línea, aplicaciones móviles, inteligencia artificial y </w:t>
       </w:r>
-      <w:r>
-        <w:rPr>
-          <w:rStyle w:val="Extranjerismo"/>
-        </w:rPr>
-        <w:t>big data</w:t>
-      </w:r>
-      <w:r>
-        <w:t xml:space="preserve"> ha permitido mejorar significativamente la experiencia del turista. Estas tecnologías facilitan la reserva de servicios, proporcionan acceso inmediato a información relevante </w:t>
-      </w:r>
-      <w:r>
-        <w:t>y permiten personalizar los viajes. Un ejemplo de innovación es el concepto de “</w:t>
-      </w:r>
       <w:proofErr w:type="spellStart"/>
       <w:r>
         <w:rPr>
           <w:rStyle w:val="Extranjerismo"/>
           <w:lang w:val="es-CO"/>
         </w:rPr>
-        <w:t>smart</w:t>
+        <w:t>big</w:t>
       </w:r>
       <w:proofErr w:type="spellEnd"/>
       <w:r>
@@ -11170,7 +11158,13 @@
           <w:rStyle w:val="Extranjerismo"/>
           <w:lang w:val="es-CO"/>
         </w:rPr>
-        <w:t xml:space="preserve"> </w:t>
+        <w:t xml:space="preserve"> data</w:t>
+      </w:r>
+      <w:r>
+        <w:t xml:space="preserve"> ha permitido mejorar significativamente la experiencia del turista. Estas tecnologías facilitan la reserva de servicios, proporcionan acceso inmediato a información relevante </w:t>
+      </w:r>
+      <w:r>
+        <w:t>y permiten personalizar los viajes. Un ejemplo de innovación es el concepto de “</w:t>
       </w:r>
       <w:proofErr w:type="spellStart"/>
       <w:r>
@@ -11178,6 +11172,22 @@
           <w:rStyle w:val="Extranjerismo"/>
           <w:lang w:val="es-CO"/>
         </w:rPr>
+        <w:t>smart</w:t>
+      </w:r>
+      <w:proofErr w:type="spellEnd"/>
+      <w:r>
+        <w:rPr>
+          <w:rStyle w:val="Extranjerismo"/>
+          <w:lang w:val="es-CO"/>
+        </w:rPr>
+        <w:t xml:space="preserve"> </w:t>
+      </w:r>
+      <w:proofErr w:type="spellStart"/>
+      <w:r>
+        <w:rPr>
+          <w:rStyle w:val="Extranjerismo"/>
+          <w:lang w:val="es-CO"/>
+        </w:rPr>
         <w:t>tourism</w:t>
       </w:r>
       <w:proofErr w:type="spellEnd"/>
@@ -12605,7 +12615,7 @@
           <w:bCs/>
         </w:rPr>
         <w:lastRenderedPageBreak/>
-        <w:t>Promoción y </w:t>
+        <w:t>Promoción y</w:t>
       </w:r>
       <w:r>
         <w:rPr>
@@ -12613,7 +12623,7 @@
           <w:b/>
           <w:bCs/>
         </w:rPr>
-        <w:t>marketing</w:t>
+        <w:t> marketing</w:t>
       </w:r>
     </w:p>
     <w:p>
@@ -13054,13 +13064,6 @@
           <w:b/>
           <w:bCs/>
         </w:rPr>
-        <w:t xml:space="preserve">Calidad del servicio: </w:t>
-      </w:r>
-      <w:r>
-        <w:rPr>
-          <w:b/>
-          <w:bCs/>
-        </w:rPr>
         <w:t xml:space="preserve">Producto: </w:t>
       </w:r>
       <w:r>
@@ -13085,14 +13088,14 @@
           <w:b/>
           <w:bCs/>
         </w:rPr>
-        <w:t xml:space="preserve">Satisfacción del cliente: Propuesta de valor: </w:t>
-      </w:r>
-      <w:r>
-        <w:t xml:space="preserve">"Explora la cultura ancestral de los indígenas Kogui mientras disfrutas de la biodiversidad única de la Sierra Nevada, todo en una experiencia eco-sostenible que </w:t>
+        <w:t xml:space="preserve">Propuesta de valor: </w:t>
+      </w:r>
+      <w:r>
+        <w:t xml:space="preserve">"Explora la cultura ancestral de los indígenas Kogui mientras disfrutas de la biodiversidad única de la Sierra Nevada, todo en una experiencia eco-sostenible que respeta el entorno natural y cultural. Vive una aventura auténtica que transforma tu perspectiva, </w:t>
       </w:r>
       <w:r>
         <w:lastRenderedPageBreak/>
-        <w:t>respeta el entorno natural y cultural. Vive una aventura auténtica que transforma tu perspectiva, mientras apoyas la conservación del medio ambiente y las comunidades locales."</w:t>
+        <w:t>mientras apoyas la conservación del medio ambiente y las comunidades locales."</w:t>
       </w:r>
     </w:p>
     <w:p>
@@ -13481,7 +13484,19 @@
         <w:ind w:left="1429" w:firstLine="0"/>
       </w:pPr>
       <w:r>
-        <w:t xml:space="preserve">CCR = CCF x (1 - </w:t>
+        <w:t>CC</w:t>
+      </w:r>
+      <w:r>
+        <w:t>E</w:t>
+      </w:r>
+      <w:r>
+        <w:t xml:space="preserve"> = CC</w:t>
+      </w:r>
+      <w:r>
+        <w:t>R</w:t>
+      </w:r>
+      <w:r>
+        <w:t xml:space="preserve"> x (1 - </w:t>
       </w:r>
       <w:proofErr w:type="spellStart"/>
       <w:r>
@@ -26190,13 +26205,13 @@
 </file>
 
 <file path=customXml/itemProps2.xml><?xml version="1.0" encoding="utf-8"?>
-<ds:datastoreItem xmlns:ds="http://schemas.openxmlformats.org/officeDocument/2006/customXml" ds:itemID="{FE4B98E5-9F79-4C4D-ACA0-478B33822ADB}"/>
+<ds:datastoreItem xmlns:ds="http://schemas.openxmlformats.org/officeDocument/2006/customXml" ds:itemID="{D3BF7C9A-F42D-4200-A3EB-14786CDF2791}"/>
 </file>
 
 <file path=customXml/itemProps3.xml><?xml version="1.0" encoding="utf-8"?>
-<ds:datastoreItem xmlns:ds="http://schemas.openxmlformats.org/officeDocument/2006/customXml" ds:itemID="{2F9E899B-829C-452B-9530-68A83554D119}"/>
+<ds:datastoreItem xmlns:ds="http://schemas.openxmlformats.org/officeDocument/2006/customXml" ds:itemID="{9354DAA2-8909-4A08-BB50-21169C35532B}"/>
 </file>
 
 <file path=customXml/itemProps4.xml><?xml version="1.0" encoding="utf-8"?>
-<ds:datastoreItem xmlns:ds="http://schemas.openxmlformats.org/officeDocument/2006/customXml" ds:itemID="{8D1B5D6E-A78B-4C2F-814D-545513CB5027}"/>
+<ds:datastoreItem xmlns:ds="http://schemas.openxmlformats.org/officeDocument/2006/customXml" ds:itemID="{1B3F2F91-80A8-4813-B355-3AEE661888D2}"/>
 </file>
--- a/fuentes/CFA_05_122154_DU.docx
+++ b/fuentes/CFA_05_122154_DU.docx
@@ -1,6 +1,6 @@
 
 <file path=word/document.xml><?xml version="1.0" encoding="utf-8"?>
-<w:document xmlns:wpc="http://schemas.microsoft.com/office/word/2010/wordprocessingCanvas" xmlns:cx="http://schemas.microsoft.com/office/drawing/2014/chartex" xmlns:cx1="http://schemas.microsoft.com/office/drawing/2015/9/8/chartex" xmlns:cx2="http://schemas.microsoft.com/office/drawing/2015/10/21/chartex" xmlns:cx3="http://schemas.microsoft.com/office/drawing/2016/5/9/chartex" xmlns:cx4="http://schemas.microsoft.com/office/drawing/2016/5/10/chartex" xmlns:cx5="http://schemas.microsoft.com/office/drawing/2016/5/11/chartex" xmlns:cx6="http://schemas.microsoft.com/office/drawing/2016/5/12/chartex" xmlns:cx7="http://schemas.microsoft.com/office/drawing/2016/5/13/chartex" xmlns:cx8="http://schemas.microsoft.com/office/drawing/2016/5/14/chartex" xmlns:mc="http://schemas.openxmlformats.org/markup-compatibility/2006" xmlns:aink="http://schemas.microsoft.com/office/drawing/2016/ink" xmlns:am3d="http://schemas.microsoft.com/office/drawing/2017/model3d" xmlns:o="urn:schemas-microsoft-com:office:office" xmlns:r="http://schemas.openxmlformats.org/officeDocument/2006/relationships" xmlns:m="http://schemas.openxmlformats.org/officeDocument/2006/math" xmlns:v="urn:schemas-microsoft-com:vml" xmlns:wp14="http://schemas.microsoft.com/office/word/2010/wordprocessingDrawing" xmlns:wp="http://schemas.openxmlformats.org/drawingml/2006/wordprocessingDrawing" xmlns:w10="urn:schemas-microsoft-com:office:word" xmlns:w="http://schemas.openxmlformats.org/wordprocessingml/2006/main" xmlns:w14="http://schemas.microsoft.com/office/word/2010/wordml" xmlns:w15="http://schemas.microsoft.com/office/word/2012/wordml" xmlns:w16cex="http://schemas.microsoft.com/office/word/2018/wordml/cex" xmlns:w16cid="http://schemas.microsoft.com/office/word/2016/wordml/cid" xmlns:w16="http://schemas.microsoft.com/office/word/2018/wordml" xmlns:w16sdtdh="http://schemas.microsoft.com/office/word/2020/wordml/sdtdatahash" xmlns:w16se="http://schemas.microsoft.com/office/word/2015/wordml/symex" xmlns:wpg="http://schemas.microsoft.com/office/word/2010/wordprocessingGroup" xmlns:wpi="http://schemas.microsoft.com/office/word/2010/wordprocessingInk" xmlns:wne="http://schemas.microsoft.com/office/word/2006/wordml" xmlns:wps="http://schemas.microsoft.com/office/word/2010/wordprocessingShape" mc:Ignorable="w14 w15 w16se w16cid w16 w16cex w16sdtdh wp14">
+<w:document xmlns:wpc="http://schemas.microsoft.com/office/word/2010/wordprocessingCanvas" xmlns:cx="http://schemas.microsoft.com/office/drawing/2014/chartex" xmlns:cx1="http://schemas.microsoft.com/office/drawing/2015/9/8/chartex" xmlns:cx2="http://schemas.microsoft.com/office/drawing/2015/10/21/chartex" xmlns:cx3="http://schemas.microsoft.com/office/drawing/2016/5/9/chartex" xmlns:cx4="http://schemas.microsoft.com/office/drawing/2016/5/10/chartex" xmlns:cx5="http://schemas.microsoft.com/office/drawing/2016/5/11/chartex" xmlns:cx6="http://schemas.microsoft.com/office/drawing/2016/5/12/chartex" xmlns:cx7="http://schemas.microsoft.com/office/drawing/2016/5/13/chartex" xmlns:cx8="http://schemas.microsoft.com/office/drawing/2016/5/14/chartex" xmlns:mc="http://schemas.openxmlformats.org/markup-compatibility/2006" xmlns:aink="http://schemas.microsoft.com/office/drawing/2016/ink" xmlns:am3d="http://schemas.microsoft.com/office/drawing/2017/model3d" xmlns:o="urn:schemas-microsoft-com:office:office" xmlns:oel="http://schemas.microsoft.com/office/2019/extlst" xmlns:r="http://schemas.openxmlformats.org/officeDocument/2006/relationships" xmlns:m="http://schemas.openxmlformats.org/officeDocument/2006/math" xmlns:v="urn:schemas-microsoft-com:vml" xmlns:wp14="http://schemas.microsoft.com/office/word/2010/wordprocessingDrawing" xmlns:wp="http://schemas.openxmlformats.org/drawingml/2006/wordprocessingDrawing" xmlns:w10="urn:schemas-microsoft-com:office:word" xmlns:w="http://schemas.openxmlformats.org/wordprocessingml/2006/main" xmlns:w14="http://schemas.microsoft.com/office/word/2010/wordml" xmlns:w15="http://schemas.microsoft.com/office/word/2012/wordml" xmlns:w16cex="http://schemas.microsoft.com/office/word/2018/wordml/cex" xmlns:w16cid="http://schemas.microsoft.com/office/word/2016/wordml/cid" xmlns:w16="http://schemas.microsoft.com/office/word/2018/wordml" xmlns:w16du="http://schemas.microsoft.com/office/word/2023/wordml/word16du" xmlns:w16sdtdh="http://schemas.microsoft.com/office/word/2020/wordml/sdtdatahash" xmlns:w16sdtfl="http://schemas.microsoft.com/office/word/2024/wordml/sdtformatlock" xmlns:w16se="http://schemas.microsoft.com/office/word/2015/wordml/symex" xmlns:wpg="http://schemas.microsoft.com/office/word/2010/wordprocessingGroup" xmlns:wpi="http://schemas.microsoft.com/office/word/2010/wordprocessingInk" xmlns:wne="http://schemas.microsoft.com/office/word/2006/wordml" xmlns:wps="http://schemas.microsoft.com/office/word/2010/wordprocessingShape" mc:Ignorable="w14 w15 w16se w16cid w16 w16cex w16sdtdh w16sdtfl w16du wp14">
   <w:body>
     <w:p>
       <w:r>
@@ -43,7 +43,7 @@
                     <pic:cNvPicPr/>
                   </pic:nvPicPr>
                   <pic:blipFill>
-                    <a:blip r:embed="rId8">
+                    <a:blip r:embed="rId11">
                       <a:extLst>
                         <a:ext uri="{28A0092B-C50C-407E-A947-70E740481C1C}">
                           <a14:useLocalDpi xmlns:a14="http://schemas.microsoft.com/office/drawing/2010/main" val="0"/>
@@ -306,7 +306,7 @@
                 <v:stroke joinstyle="miter"/>
                 <v:path gradientshapeok="t" o:connecttype="rect"/>
               </v:shapetype>
-              <v:shape id="Cuadro de texto 2" o:spid="_x0000_s1026" type="#_x0000_t202" alt="&quot;&quot;" style="position:absolute;left:0;text-align:left;margin-left:479.3pt;margin-top:31.8pt;width:530.5pt;height:133.5pt;z-index:251663360;visibility:visible;mso-wrap-style:square;mso-width-percent:0;mso-height-percent:0;mso-wrap-distance-left:9pt;mso-wrap-distance-top:3.6pt;mso-wrap-distance-right:9pt;mso-wrap-distance-bottom:3.6pt;mso-position-horizontal:right;mso-position-horizontal-relative:margin;mso-position-vertical:absolute;mso-position-vertical-relative:text;mso-width-percent:0;mso-height-percent:0;mso-width-relative:margin;mso-height-relative:margin;v-text-anchor:top" o:gfxdata="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" filled="f" stroked="f">
+              <v:shape id="Cuadro de texto 2" o:spid="_x0000_s1026" type="#_x0000_t202" style="position:absolute;left:0;text-align:left;margin-left:479.3pt;margin-top:31.8pt;width:530.5pt;height:133.5pt;z-index:251663360;visibility:visible;mso-wrap-style:square;mso-width-percent:0;mso-height-percent:0;mso-wrap-distance-left:9pt;mso-wrap-distance-top:3.6pt;mso-wrap-distance-right:9pt;mso-wrap-distance-bottom:3.6pt;mso-position-horizontal:right;mso-position-horizontal-relative:margin;mso-position-vertical:absolute;mso-position-vertical-relative:text;mso-width-percent:0;mso-height-percent:0;mso-width-relative:margin;mso-height-relative:margin;v-text-anchor:top" o:gfxdata="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" filled="f" stroked="f">
                 <v:textbox>
                   <w:txbxContent>
                     <w:p>
@@ -2984,7 +2984,7 @@
     <w:p>
       <w:pPr>
         <w:sectPr>
-          <w:footerReference w:type="default" r:id="rId9"/>
+          <w:footerReference w:type="default" r:id="rId12"/>
           <w:pgSz w:w="12240" w:h="15840"/>
           <w:pgMar w:top="1701" w:right="1134" w:bottom="1134" w:left="1134" w:header="709" w:footer="709" w:gutter="0"/>
           <w:cols w:space="708"/>
@@ -3073,15 +3073,7 @@
       </w:pPr>
       <w:r>
         <w:lastRenderedPageBreak/>
-        <w:t xml:space="preserve">Finalmente, la evaluación del producto turístico es vital para garantizar su calidad y competitividad. La retroalimentación de los usuarios y el análisis de su desempeño permiten realizar mejoras continuas. Además, las diferentes entidades involucradas en el turismo, como gobiernos, empresas y organizaciones locales, desempeñan un rol esencial en el </w:t>
-      </w:r>
-      <w:proofErr w:type="spellStart"/>
-      <w:r>
-        <w:t>qué</w:t>
-      </w:r>
-      <w:proofErr w:type="spellEnd"/>
-      <w:r>
-        <w:t>, para qué y cómo del turismo. Cada una debe coordinarse para garantizar un desarrollo armonioso, asegurando que los productos turísticos sean atractivos, sostenibles y beneficiosos tanto para los turistas como para las comunidades locales. Para comprender la importancia del contenido y los temas abordados, se recomienda acceder al siguiente video:</w:t>
+        <w:t>Finalmente, la evaluación del producto turístico es vital para garantizar su calidad y competitividad. La retroalimentación de los usuarios y el análisis de su desempeño permiten realizar mejoras continuas. Además, las diferentes entidades involucradas en el turismo, como gobiernos, empresas y organizaciones locales, desempeñan un rol esencial en el qué, para qué y cómo del turismo. Cada una debe coordinarse para garantizar un desarrollo armonioso, asegurando que los productos turísticos sean atractivos, sostenibles y beneficiosos tanto para los turistas como para las comunidades locales. Para comprender la importancia del contenido y los temas abordados, se recomienda acceder al siguiente video:</w:t>
       </w:r>
     </w:p>
     <w:p>
@@ -3154,7 +3146,7 @@
                     <pic:cNvPicPr/>
                   </pic:nvPicPr>
                   <pic:blipFill>
-                    <a:blip r:embed="rId10">
+                    <a:blip r:embed="rId13">
                       <a:extLst>
                         <a:ext uri="{28A0092B-C50C-407E-A947-70E740481C1C}">
                           <a14:useLocalDpi xmlns:a14="http://schemas.microsoft.com/office/drawing/2010/main" val="0"/>
@@ -3191,7 +3183,7 @@
           <w:color w:val="002060"/>
         </w:rPr>
       </w:pPr>
-      <w:hyperlink r:id="rId11" w:history="1">
+      <w:hyperlink r:id="rId14" w:history="1">
         <w:r>
           <w:rPr>
             <w:rStyle w:val="Hipervnculo"/>
@@ -4178,13 +4170,13 @@
                     <pic:cNvPicPr/>
                   </pic:nvPicPr>
                   <pic:blipFill>
-                    <a:blip r:embed="rId12">
+                    <a:blip r:embed="rId15">
                       <a:extLst>
                         <a:ext uri="{28A0092B-C50C-407E-A947-70E740481C1C}">
                           <a14:useLocalDpi xmlns:a14="http://schemas.microsoft.com/office/drawing/2010/main" val="0"/>
                         </a:ext>
                         <a:ext uri="{96DAC541-7B7A-43D3-8B79-37D633B846F1}">
-                          <asvg:svgBlip xmlns:asvg="http://schemas.microsoft.com/office/drawing/2016/SVG/main" r:embed="rId13"/>
+                          <asvg:svgBlip xmlns:asvg="http://schemas.microsoft.com/office/drawing/2016/SVG/main" r:embed="rId16"/>
                         </a:ext>
                       </a:extLst>
                     </a:blip>
@@ -4228,51 +4220,7 @@
           <w:lang w:val="es-CO" w:eastAsia="en-US"/>
           <w14:ligatures w14:val="standardContextual"/>
         </w:rPr>
-        <w:t xml:space="preserve">Nota. </w:t>
-      </w:r>
-      <w:proofErr w:type="spellStart"/>
-      <w:r>
-        <w:rPr>
-          <w:rFonts w:asciiTheme="minorHAnsi" w:hAnsiTheme="minorHAnsi"/>
-          <w:kern w:val="2"/>
-          <w:szCs w:val="24"/>
-          <w:lang w:val="es-CO" w:eastAsia="en-US"/>
-          <w14:ligatures w14:val="standardContextual"/>
-        </w:rPr>
-        <w:t>ResearchGate</w:t>
-      </w:r>
-      <w:proofErr w:type="spellEnd"/>
-      <w:r>
-        <w:rPr>
-          <w:rFonts w:asciiTheme="minorHAnsi" w:hAnsiTheme="minorHAnsi"/>
-          <w:kern w:val="2"/>
-          <w:szCs w:val="24"/>
-          <w:lang w:val="es-CO" w:eastAsia="en-US"/>
-          <w14:ligatures w14:val="standardContextual"/>
-        </w:rPr>
-        <w:t xml:space="preserve">. (s.f.). Maximiliano E. </w:t>
-      </w:r>
-      <w:proofErr w:type="spellStart"/>
-      <w:r>
-        <w:rPr>
-          <w:rFonts w:asciiTheme="minorHAnsi" w:hAnsiTheme="minorHAnsi"/>
-          <w:kern w:val="2"/>
-          <w:szCs w:val="24"/>
-          <w:lang w:val="es-CO" w:eastAsia="en-US"/>
-          <w14:ligatures w14:val="standardContextual"/>
-        </w:rPr>
-        <w:t>Korstanje</w:t>
-      </w:r>
-      <w:proofErr w:type="spellEnd"/>
-      <w:r>
-        <w:rPr>
-          <w:rFonts w:asciiTheme="minorHAnsi" w:hAnsiTheme="minorHAnsi"/>
-          <w:kern w:val="2"/>
-          <w:szCs w:val="24"/>
-          <w:lang w:val="es-CO" w:eastAsia="en-US"/>
-          <w14:ligatures w14:val="standardContextual"/>
-        </w:rPr>
-        <w:t>.</w:t>
+        <w:t>Nota. ResearchGate. (s.f.). Maximiliano E. Korstanje.</w:t>
       </w:r>
     </w:p>
     <w:p>
@@ -5005,17 +4953,8 @@
           <w:rStyle w:val="Extranjerismo"/>
           <w:lang w:val="es-CO"/>
         </w:rPr>
-        <w:t>eco-</w:t>
-      </w:r>
-      <w:proofErr w:type="spellStart"/>
-      <w:r>
-        <w:rPr>
-          <w:rStyle w:val="Extranjerismo"/>
-          <w:lang w:val="es-CO"/>
-        </w:rPr>
-        <w:t>lodges</w:t>
-      </w:r>
-      <w:proofErr w:type="spellEnd"/>
+        <w:t>eco-lodges</w:t>
+      </w:r>
       <w:r>
         <w:t xml:space="preserve"> que utilicen energías renovables. Parte de los ingresos generados se destinaría a proyectos de reforestación y programas de educación ambiental para la comunidad local.</w:t>
       </w:r>
@@ -5083,7 +5022,7 @@
                     <pic:cNvPicPr/>
                   </pic:nvPicPr>
                   <pic:blipFill>
-                    <a:blip r:embed="rId14">
+                    <a:blip r:embed="rId17">
                       <a:extLst>
                         <a:ext uri="{28A0092B-C50C-407E-A947-70E740481C1C}">
                           <a14:useLocalDpi xmlns:a14="http://schemas.microsoft.com/office/drawing/2010/main" val="0"/>
@@ -6087,15 +6026,7 @@
         <w:ind w:left="1429" w:firstLine="0"/>
       </w:pPr>
       <w:r>
-        <w:t xml:space="preserve">El diseño del producto debe ser </w:t>
-      </w:r>
-      <w:proofErr w:type="spellStart"/>
-      <w:r>
-        <w:t>co-creado</w:t>
-      </w:r>
-      <w:proofErr w:type="spellEnd"/>
-      <w:r>
-        <w:t xml:space="preserve"> con la comunidad local, promoviendo su empoderamiento económico y cultural. Incorporar prácticas que valoren la cultura local, como talleres de gastronomía y experiencias de arte, permite un desarrollo turístico que respeta y celebra el patrimonio cultural.</w:t>
+        <w:t>El diseño del producto debe ser co-creado con la comunidad local, promoviendo su empoderamiento económico y cultural. Incorporar prácticas que valoren la cultura local, como talleres de gastronomía y experiencias de arte, permite un desarrollo turístico que respeta y celebra el patrimonio cultural.</w:t>
       </w:r>
     </w:p>
     <w:p>
@@ -6614,21 +6545,12 @@
           <w:bCs/>
         </w:rPr>
       </w:pPr>
-      <w:proofErr w:type="spellStart"/>
-      <w:r>
-        <w:rPr>
-          <w:b/>
-          <w:bCs/>
-        </w:rPr>
-        <w:t>Psicografía</w:t>
-      </w:r>
-      <w:proofErr w:type="spellEnd"/>
-      <w:r>
-        <w:rPr>
-          <w:b/>
-          <w:bCs/>
-        </w:rPr>
-        <w:t>: </w:t>
+      <w:r>
+        <w:rPr>
+          <w:b/>
+          <w:bCs/>
+        </w:rPr>
+        <w:t>Psicografía: </w:t>
       </w:r>
       <w:r>
         <w:t>intereses, estilos de vida y preferencias (lujo, aventura, ecológico).</w:t>
@@ -6681,17 +6603,8 @@
           <w:rStyle w:val="Extranjerismo"/>
           <w:lang w:val="es-CO"/>
         </w:rPr>
-        <w:t>eco-</w:t>
-      </w:r>
-      <w:proofErr w:type="spellStart"/>
-      <w:r>
-        <w:rPr>
-          <w:rStyle w:val="Extranjerismo"/>
-          <w:lang w:val="es-CO"/>
-        </w:rPr>
-        <w:t>lodges</w:t>
-      </w:r>
-      <w:proofErr w:type="spellEnd"/>
+        <w:t>eco-lodges</w:t>
+      </w:r>
       <w:r>
         <w:t>, casas rurales, según el perfil del cliente</w:t>
       </w:r>
@@ -7389,43 +7302,7 @@
                 <w:szCs w:val="24"/>
               </w:rPr>
               <w:lastRenderedPageBreak/>
-              <w:t xml:space="preserve">canales de promoción adecuados, como redes sociales, plataformas de turismo (TripAdvisor o </w:t>
-            </w:r>
-            <w:proofErr w:type="spellStart"/>
-            <w:r>
-              <w:rPr>
-                <w:rFonts w:asciiTheme="minorHAnsi" w:hAnsiTheme="minorHAnsi" w:cstheme="minorHAnsi"/>
-                <w:sz w:val="24"/>
-                <w:szCs w:val="24"/>
-              </w:rPr>
-              <w:t>Booking</w:t>
-            </w:r>
-            <w:proofErr w:type="spellEnd"/>
-            <w:r>
-              <w:rPr>
-                <w:rFonts w:asciiTheme="minorHAnsi" w:hAnsiTheme="minorHAnsi" w:cstheme="minorHAnsi"/>
-                <w:sz w:val="24"/>
-                <w:szCs w:val="24"/>
-              </w:rPr>
-              <w:t xml:space="preserve">), Google </w:t>
-            </w:r>
-            <w:proofErr w:type="spellStart"/>
-            <w:r>
-              <w:rPr>
-                <w:rFonts w:asciiTheme="minorHAnsi" w:hAnsiTheme="minorHAnsi" w:cstheme="minorHAnsi"/>
-                <w:sz w:val="24"/>
-                <w:szCs w:val="24"/>
-              </w:rPr>
-              <w:t>Ads</w:t>
-            </w:r>
-            <w:proofErr w:type="spellEnd"/>
-            <w:r>
-              <w:rPr>
-                <w:rFonts w:asciiTheme="minorHAnsi" w:hAnsiTheme="minorHAnsi" w:cstheme="minorHAnsi"/>
-                <w:sz w:val="24"/>
-                <w:szCs w:val="24"/>
-              </w:rPr>
-              <w:t xml:space="preserve"> y ferias de turismo.</w:t>
+              <w:t>canales de promoción adecuados, como redes sociales, plataformas de turismo (TripAdvisor o Booking), Google Ads y ferias de turismo.</w:t>
             </w:r>
           </w:p>
         </w:tc>
@@ -7812,15 +7689,7 @@
         <w:ind w:left="2127"/>
       </w:pPr>
       <w:r>
-        <w:t xml:space="preserve">Utilizar redes sociales (Facebook o Instagram) y campañas de Google </w:t>
-      </w:r>
-      <w:proofErr w:type="spellStart"/>
-      <w:r>
-        <w:t>Ads</w:t>
-      </w:r>
-      <w:proofErr w:type="spellEnd"/>
-      <w:r>
-        <w:t xml:space="preserve"> para aumentar el alcance.</w:t>
+        <w:t>Utilizar redes sociales (Facebook o Instagram) y campañas de Google Ads para aumentar el alcance.</w:t>
       </w:r>
     </w:p>
     <w:p>
@@ -7845,7 +7714,6 @@
       <w:r>
         <w:t> con ofertas personalizadas a través de </w:t>
       </w:r>
-      <w:proofErr w:type="spellStart"/>
       <w:r>
         <w:rPr>
           <w:rStyle w:val="Extranjerismo"/>
@@ -7853,7 +7721,6 @@
         </w:rPr>
         <w:t>newsletters</w:t>
       </w:r>
-      <w:proofErr w:type="spellEnd"/>
       <w:r>
         <w:t>.</w:t>
       </w:r>
@@ -7887,15 +7754,7 @@
         </w:numPr>
       </w:pPr>
       <w:r>
-        <w:t xml:space="preserve">Participar en plataformas de turismo como Expedia, </w:t>
-      </w:r>
-      <w:proofErr w:type="spellStart"/>
-      <w:r>
-        <w:t>Booking</w:t>
-      </w:r>
-      <w:proofErr w:type="spellEnd"/>
-      <w:r>
-        <w:t xml:space="preserve"> o TripAdvisor.</w:t>
+        <w:t>Participar en plataformas de turismo como Expedia, Booking o TripAdvisor.</w:t>
       </w:r>
     </w:p>
     <w:p>
@@ -7909,39 +7768,151 @@
       <w:r>
         <w:t>Trabajar con </w:t>
       </w:r>
-      <w:proofErr w:type="spellStart"/>
       <w:r>
         <w:rPr>
           <w:rStyle w:val="Extranjerismo"/>
           <w:lang w:val="es-CO"/>
         </w:rPr>
-        <w:t>influencers</w:t>
-      </w:r>
-      <w:proofErr w:type="spellEnd"/>
+        <w:t>influencers </w:t>
+      </w:r>
+      <w:r>
+        <w:t>y </w:t>
+      </w:r>
       <w:r>
         <w:rPr>
           <w:rStyle w:val="Extranjerismo"/>
           <w:lang w:val="es-CO"/>
         </w:rPr>
-        <w:t> </w:t>
-      </w:r>
-      <w:r>
-        <w:t>y </w:t>
-      </w:r>
-      <w:proofErr w:type="spellStart"/>
+        <w:t>bloggers</w:t>
+      </w:r>
+      <w:r>
+        <w:t> de viajes para dar visibilidad al paquete.</w:t>
+      </w:r>
+    </w:p>
+    <w:p/>
+    <w:p>
+      <w:pPr>
+        <w:pStyle w:val="Prrafodelista"/>
+        <w:numPr>
+          <w:ilvl w:val="0"/>
+          <w:numId w:val="20"/>
+        </w:numPr>
+        <w:rPr>
+          <w:b/>
+          <w:bCs/>
+        </w:rPr>
+      </w:pPr>
+      <w:r>
+        <w:rPr>
+          <w:b/>
+          <w:bCs/>
+        </w:rPr>
+        <w:lastRenderedPageBreak/>
+        <w:t>Ofertas y promociones</w:t>
+      </w:r>
+    </w:p>
+    <w:p>
+      <w:pPr>
+        <w:pStyle w:val="Prrafodelista"/>
+        <w:numPr>
+          <w:ilvl w:val="0"/>
+          <w:numId w:val="25"/>
+        </w:numPr>
+      </w:pPr>
+      <w:r>
+        <w:t>Ofrecer descuentos por reservas anticipadas o para grupos grandes.</w:t>
+      </w:r>
+    </w:p>
+    <w:p>
+      <w:pPr>
+        <w:pStyle w:val="Prrafodelista"/>
+        <w:numPr>
+          <w:ilvl w:val="0"/>
+          <w:numId w:val="25"/>
+        </w:numPr>
+      </w:pPr>
+      <w:r>
+        <w:t>Crear promociones de temporada, como vacaciones de verano o Semana Santa.</w:t>
+      </w:r>
+    </w:p>
+    <w:p>
+      <w:pPr>
+        <w:pStyle w:val="Prrafodelista"/>
+        <w:numPr>
+          <w:ilvl w:val="0"/>
+          <w:numId w:val="25"/>
+        </w:numPr>
+      </w:pPr>
+      <w:r>
+        <w:t>Establecer programas de fidelización para premiar a los clientes recurrentes.</w:t>
+      </w:r>
+    </w:p>
+    <w:p>
+      <w:pPr>
+        <w:pStyle w:val="Prrafodelista"/>
+        <w:numPr>
+          <w:ilvl w:val="0"/>
+          <w:numId w:val="20"/>
+        </w:numPr>
+        <w:rPr>
+          <w:b/>
+          <w:bCs/>
+        </w:rPr>
+      </w:pPr>
+      <w:r>
+        <w:rPr>
+          <w:b/>
+          <w:bCs/>
+        </w:rPr>
+        <w:t>Distribución del paquete</w:t>
+      </w:r>
+    </w:p>
+    <w:p>
+      <w:pPr>
+        <w:pStyle w:val="Prrafodelista"/>
+        <w:numPr>
+          <w:ilvl w:val="0"/>
+          <w:numId w:val="26"/>
+        </w:numPr>
+      </w:pPr>
+      <w:r>
+        <w:t>Promover el paquete a través de agencias de viajes físicas y </w:t>
+      </w:r>
       <w:r>
         <w:rPr>
           <w:rStyle w:val="Extranjerismo"/>
           <w:lang w:val="es-CO"/>
         </w:rPr>
-        <w:t>bloggers</w:t>
-      </w:r>
-      <w:proofErr w:type="spellEnd"/>
-      <w:r>
-        <w:t> de viajes para dar visibilidad al paquete.</w:t>
-      </w:r>
-    </w:p>
-    <w:p/>
+        <w:t>online</w:t>
+      </w:r>
+      <w:r>
+        <w:t>.</w:t>
+      </w:r>
+    </w:p>
+    <w:p>
+      <w:pPr>
+        <w:pStyle w:val="Prrafodelista"/>
+        <w:numPr>
+          <w:ilvl w:val="0"/>
+          <w:numId w:val="26"/>
+        </w:numPr>
+      </w:pPr>
+      <w:r>
+        <w:t>Colaborar con operadores turísticos para ampliar la oferta.</w:t>
+      </w:r>
+    </w:p>
+    <w:p>
+      <w:pPr>
+        <w:pStyle w:val="Prrafodelista"/>
+        <w:numPr>
+          <w:ilvl w:val="0"/>
+          <w:numId w:val="26"/>
+        </w:numPr>
+      </w:pPr>
+      <w:r>
+        <w:t>Facilitar la venta directa a través del sitio web oficial.</w:t>
+      </w:r>
+    </w:p>
     <w:p>
       <w:pPr>
         <w:pStyle w:val="Prrafodelista"/>
@@ -7959,129 +7930,6 @@
           <w:b/>
           <w:bCs/>
         </w:rPr>
-        <w:lastRenderedPageBreak/>
-        <w:t>Ofertas y promociones</w:t>
-      </w:r>
-    </w:p>
-    <w:p>
-      <w:pPr>
-        <w:pStyle w:val="Prrafodelista"/>
-        <w:numPr>
-          <w:ilvl w:val="0"/>
-          <w:numId w:val="25"/>
-        </w:numPr>
-      </w:pPr>
-      <w:r>
-        <w:t>Ofrecer descuentos por reservas anticipadas o para grupos grandes.</w:t>
-      </w:r>
-    </w:p>
-    <w:p>
-      <w:pPr>
-        <w:pStyle w:val="Prrafodelista"/>
-        <w:numPr>
-          <w:ilvl w:val="0"/>
-          <w:numId w:val="25"/>
-        </w:numPr>
-      </w:pPr>
-      <w:r>
-        <w:t>Crear promociones de temporada, como vacaciones de verano o Semana Santa.</w:t>
-      </w:r>
-    </w:p>
-    <w:p>
-      <w:pPr>
-        <w:pStyle w:val="Prrafodelista"/>
-        <w:numPr>
-          <w:ilvl w:val="0"/>
-          <w:numId w:val="25"/>
-        </w:numPr>
-      </w:pPr>
-      <w:r>
-        <w:t>Establecer programas de fidelización para premiar a los clientes recurrentes.</w:t>
-      </w:r>
-    </w:p>
-    <w:p>
-      <w:pPr>
-        <w:pStyle w:val="Prrafodelista"/>
-        <w:numPr>
-          <w:ilvl w:val="0"/>
-          <w:numId w:val="20"/>
-        </w:numPr>
-        <w:rPr>
-          <w:b/>
-          <w:bCs/>
-        </w:rPr>
-      </w:pPr>
-      <w:r>
-        <w:rPr>
-          <w:b/>
-          <w:bCs/>
-        </w:rPr>
-        <w:t>Distribución del paquete</w:t>
-      </w:r>
-    </w:p>
-    <w:p>
-      <w:pPr>
-        <w:pStyle w:val="Prrafodelista"/>
-        <w:numPr>
-          <w:ilvl w:val="0"/>
-          <w:numId w:val="26"/>
-        </w:numPr>
-      </w:pPr>
-      <w:r>
-        <w:t>Promover el paquete a través de agencias de viajes físicas y </w:t>
-      </w:r>
-      <w:r>
-        <w:rPr>
-          <w:rStyle w:val="Extranjerismo"/>
-          <w:lang w:val="es-CO"/>
-        </w:rPr>
-        <w:t>online</w:t>
-      </w:r>
-      <w:r>
-        <w:t>.</w:t>
-      </w:r>
-    </w:p>
-    <w:p>
-      <w:pPr>
-        <w:pStyle w:val="Prrafodelista"/>
-        <w:numPr>
-          <w:ilvl w:val="0"/>
-          <w:numId w:val="26"/>
-        </w:numPr>
-      </w:pPr>
-      <w:r>
-        <w:t>Colaborar con operadores turísticos para ampliar la oferta.</w:t>
-      </w:r>
-    </w:p>
-    <w:p>
-      <w:pPr>
-        <w:pStyle w:val="Prrafodelista"/>
-        <w:numPr>
-          <w:ilvl w:val="0"/>
-          <w:numId w:val="26"/>
-        </w:numPr>
-      </w:pPr>
-      <w:r>
-        <w:t>Facilitar la venta directa a través del sitio web oficial.</w:t>
-      </w:r>
-    </w:p>
-    <w:p>
-      <w:pPr>
-        <w:pStyle w:val="Prrafodelista"/>
-        <w:numPr>
-          <w:ilvl w:val="0"/>
-          <w:numId w:val="20"/>
-        </w:numPr>
-        <w:rPr>
-          <w:b/>
-          <w:bCs/>
-        </w:rPr>
-      </w:pPr>
-      <w:r>
-        <w:rPr>
-          <w:b/>
-          <w:bCs/>
-        </w:rPr>
         <w:t>Seguimiento y retroalimentación</w:t>
       </w:r>
     </w:p>
@@ -8121,15 +7969,7 @@
         <w:ind w:left="2127"/>
       </w:pPr>
       <w:r>
-        <w:t xml:space="preserve">Realizar mejoras </w:t>
-      </w:r>
-      <w:proofErr w:type="gramStart"/>
-      <w:r>
-        <w:t>continuas</w:t>
-      </w:r>
-      <w:proofErr w:type="gramEnd"/>
-      <w:r>
-        <w:t xml:space="preserve"> basadas en las tendencias del mercado y las preferencias de los clientes.</w:t>
+        <w:t>Realizar mejoras continuas basadas en las tendencias del mercado y las preferencias de los clientes.</w:t>
       </w:r>
     </w:p>
     <w:p>
@@ -8436,23 +8276,7 @@
           <w:rStyle w:val="Extranjerismo"/>
           <w:lang w:val="es-CO"/>
         </w:rPr>
-        <w:t xml:space="preserve">Net </w:t>
-      </w:r>
-      <w:proofErr w:type="spellStart"/>
-      <w:r>
-        <w:rPr>
-          <w:rStyle w:val="Extranjerismo"/>
-          <w:lang w:val="es-CO"/>
-        </w:rPr>
-        <w:t>Promoter</w:t>
-      </w:r>
-      <w:proofErr w:type="spellEnd"/>
-      <w:r>
-        <w:rPr>
-          <w:rStyle w:val="Extranjerismo"/>
-          <w:lang w:val="es-CO"/>
-        </w:rPr>
-        <w:t xml:space="preserve"> Score</w:t>
+        <w:t>Net Promoter Score</w:t>
       </w:r>
       <w:r>
         <w:t>)</w:t>
@@ -9984,15 +9808,7 @@
         <w:t>online</w:t>
       </w:r>
       <w:r>
-        <w:t xml:space="preserve">: analizar las opiniones en plataformas como TripAdvisor, Google </w:t>
-      </w:r>
-      <w:proofErr w:type="spellStart"/>
-      <w:r>
-        <w:t>Reviews</w:t>
-      </w:r>
-      <w:proofErr w:type="spellEnd"/>
-      <w:r>
-        <w:t>, entre otras.</w:t>
+        <w:t>: analizar las opiniones en plataformas como TripAdvisor, Google Reviews, entre otras.</w:t>
       </w:r>
     </w:p>
     <w:p>
@@ -10908,7 +10724,6 @@
       <w:r>
         <w:t xml:space="preserve"> de viajes y colaboraciones con </w:t>
       </w:r>
-      <w:proofErr w:type="spellStart"/>
       <w:r>
         <w:rPr>
           <w:rStyle w:val="Extranjerismo"/>
@@ -10916,7 +10731,6 @@
         </w:rPr>
         <w:t>influencers</w:t>
       </w:r>
-      <w:proofErr w:type="spellEnd"/>
       <w:r>
         <w:rPr>
           <w:rStyle w:val="Extranjerismo"/>
@@ -10980,39 +10794,8 @@
           <w:bCs/>
           <w:lang w:val="es-CO"/>
         </w:rPr>
-        <w:t xml:space="preserve">Meetings, Incentives, </w:t>
-      </w:r>
-      <w:proofErr w:type="spellStart"/>
-      <w:r>
-        <w:rPr>
-          <w:rStyle w:val="Extranjerismo"/>
-          <w:b/>
-          <w:bCs/>
-          <w:lang w:val="es-CO"/>
-        </w:rPr>
-        <w:t>Conferences</w:t>
-      </w:r>
-      <w:proofErr w:type="spellEnd"/>
-      <w:r>
-        <w:rPr>
-          <w:rStyle w:val="Extranjerismo"/>
-          <w:b/>
-          <w:bCs/>
-          <w:lang w:val="es-CO"/>
-        </w:rPr>
-        <w:t xml:space="preserve"> and </w:t>
-      </w:r>
-      <w:proofErr w:type="spellStart"/>
-      <w:r>
-        <w:rPr>
-          <w:rStyle w:val="Extranjerismo"/>
-          <w:b/>
-          <w:bCs/>
-          <w:lang w:val="es-CO"/>
-        </w:rPr>
-        <w:t>Exhibitions</w:t>
-      </w:r>
-      <w:proofErr w:type="spellEnd"/>
+        <w:t>Meetings, Incentives, Conferences and Exhibitions</w:t>
+      </w:r>
       <w:r>
         <w:rPr>
           <w:b/>
@@ -11144,741 +10927,1922 @@
       <w:r>
         <w:t xml:space="preserve">El uso de plataformas en línea, aplicaciones móviles, inteligencia artificial y </w:t>
       </w:r>
-      <w:proofErr w:type="spellStart"/>
       <w:r>
         <w:rPr>
           <w:rStyle w:val="Extranjerismo"/>
           <w:lang w:val="es-CO"/>
         </w:rPr>
-        <w:t>big</w:t>
-      </w:r>
-      <w:proofErr w:type="spellEnd"/>
+        <w:t>big data</w:t>
+      </w:r>
+      <w:r>
+        <w:t xml:space="preserve"> ha permitido mejorar significativamente la experiencia del turista. Estas tecnologías facilitan la reserva de servicios, proporcionan acceso inmediato a información relevante </w:t>
+      </w:r>
+      <w:r>
+        <w:t>y permiten personalizar los viajes. Un ejemplo de innovación es el concepto de “</w:t>
+      </w:r>
       <w:r>
         <w:rPr>
           <w:rStyle w:val="Extranjerismo"/>
           <w:lang w:val="es-CO"/>
         </w:rPr>
-        <w:t xml:space="preserve"> data</w:t>
-      </w:r>
-      <w:r>
-        <w:t xml:space="preserve"> ha permitido mejorar significativamente la experiencia del turista. Estas tecnologías facilitan la reserva de servicios, proporcionan acceso inmediato a información relevante </w:t>
-      </w:r>
-      <w:r>
-        <w:t>y permiten personalizar los viajes. Un ejemplo de innovación es el concepto de “</w:t>
-      </w:r>
-      <w:proofErr w:type="spellStart"/>
+        <w:t>smart tourism</w:t>
+      </w:r>
+      <w:r>
+        <w:t>” que emplea la tecnología para optimizar la experiencia del viajero y mejorar la eficiencia de servicios turísticos.</w:t>
+      </w:r>
+    </w:p>
+    <w:p>
+      <w:pPr>
+        <w:pStyle w:val="Prrafodelista"/>
+        <w:numPr>
+          <w:ilvl w:val="0"/>
+          <w:numId w:val="58"/>
+        </w:numPr>
+        <w:rPr>
+          <w:b/>
+          <w:bCs/>
+        </w:rPr>
+      </w:pPr>
+      <w:r>
+        <w:rPr>
+          <w:b/>
+          <w:bCs/>
+        </w:rPr>
+        <w:t>Sostenibilidad</w:t>
+      </w:r>
+    </w:p>
+    <w:p>
+      <w:pPr>
+        <w:pStyle w:val="Prrafodelista"/>
+        <w:ind w:left="1429" w:firstLine="0"/>
+      </w:pPr>
+      <w:r>
+        <w:t>La sostenibilidad se ha convertido en una prioridad en la innovación turística. Se promueven prácticas que minimizan el impacto ambiental, apoyan el desarrollo de las comunidades locales y conservan la biodiversidad. Colombia, con su vasta riqueza natural, ha apostado por productos turísticos que respetan el medio ambiente, tales como el ecoturismo, el agroturismo y el turismo comunitario, lo que permite ofrecer experiencias que son tanto atractivas como responsables.</w:t>
+      </w:r>
+    </w:p>
+    <w:p>
+      <w:pPr>
+        <w:pStyle w:val="Prrafodelista"/>
+        <w:ind w:left="1429" w:firstLine="0"/>
+      </w:pPr>
+    </w:p>
+    <w:p>
+      <w:pPr>
+        <w:pStyle w:val="Prrafodelista"/>
+        <w:ind w:left="1429" w:firstLine="0"/>
+      </w:pPr>
+    </w:p>
+    <w:p>
+      <w:pPr>
+        <w:pStyle w:val="Prrafodelista"/>
+        <w:numPr>
+          <w:ilvl w:val="0"/>
+          <w:numId w:val="58"/>
+        </w:numPr>
+        <w:rPr>
+          <w:b/>
+          <w:bCs/>
+        </w:rPr>
+      </w:pPr>
+      <w:r>
+        <w:rPr>
+          <w:b/>
+          <w:bCs/>
+        </w:rPr>
+        <w:lastRenderedPageBreak/>
+        <w:t>Desarrollo de experiencias auténticas</w:t>
+      </w:r>
+    </w:p>
+    <w:p>
+      <w:pPr>
+        <w:pStyle w:val="Prrafodelista"/>
+        <w:ind w:left="1429" w:firstLine="0"/>
+      </w:pPr>
+      <w:r>
+        <w:t>La creación de experiencias auténticas y personalizadas es una tendencia creciente. Los turistas buscan más que un simple recorrido; desean conectarse profundamente con la cultura, la historia y las tradiciones locales. Innovar en este aspecto significa desarrollar productos que vayan más allá de lo convencional, como el turismo cultural, gastronómico y de bienestar, proporcionando vivencias únicas y enriquecedoras.</w:t>
+      </w:r>
+    </w:p>
+    <w:p>
+      <w:pPr>
+        <w:pStyle w:val="Prrafodelista"/>
+        <w:numPr>
+          <w:ilvl w:val="0"/>
+          <w:numId w:val="58"/>
+        </w:numPr>
+        <w:rPr>
+          <w:b/>
+          <w:bCs/>
+        </w:rPr>
+      </w:pPr>
+      <w:r>
+        <w:rPr>
+          <w:b/>
+          <w:bCs/>
+        </w:rPr>
+        <w:t>Turismo rural y de naturaleza</w:t>
+      </w:r>
+    </w:p>
+    <w:p>
+      <w:pPr>
+        <w:pStyle w:val="Prrafodelista"/>
+        <w:ind w:left="1429" w:firstLine="0"/>
+      </w:pPr>
+      <w:r>
+        <w:t>Aprovechando la diversidad geográfica y cultural del país, se han creado productos turísticos en zonas menos exploradas, promoviendo el turismo rural y de naturaleza. La infraestructura adecuada y las experiencias de bajo impacto ambiental, como el senderismo, la observación de aves y las visitas a parques nacionales, están contribuyendo a un turismo más sostenible y en contacto directo con la naturaleza.</w:t>
+      </w:r>
+    </w:p>
+    <w:p>
+      <w:pPr>
+        <w:pStyle w:val="Prrafodelista"/>
+        <w:numPr>
+          <w:ilvl w:val="0"/>
+          <w:numId w:val="58"/>
+        </w:numPr>
+        <w:rPr>
+          <w:b/>
+          <w:bCs/>
+        </w:rPr>
+      </w:pPr>
+      <w:r>
+        <w:rPr>
+          <w:b/>
+          <w:bCs/>
+        </w:rPr>
+        <w:t>Segmentación y especialización</w:t>
+      </w:r>
+    </w:p>
+    <w:p>
+      <w:pPr>
+        <w:pStyle w:val="Prrafodelista"/>
+        <w:ind w:left="1429" w:firstLine="0"/>
+      </w:pPr>
+      <w:r>
+        <w:t>Innovar también significa diversificar la oferta para atender nichos específicos de mercado. Esto incluye el turismo de aventura, el turismo de bienestar, el turismo LGBT+ y otros segmentos que requieren productos adaptados a sus intereses particulares. La creación de estos productos especializados permite atraer nuevos mercados y fidelizar a los turistas con propuestas más personalizadas.</w:t>
+      </w:r>
+    </w:p>
+    <w:p>
+      <w:pPr>
+        <w:pStyle w:val="Prrafodelista"/>
+        <w:numPr>
+          <w:ilvl w:val="0"/>
+          <w:numId w:val="58"/>
+        </w:numPr>
+        <w:rPr>
+          <w:b/>
+          <w:bCs/>
+        </w:rPr>
+      </w:pPr>
+      <w:r>
+        <w:rPr>
+          <w:b/>
+          <w:bCs/>
+        </w:rPr>
+        <w:t>Colaboración público-privada</w:t>
+      </w:r>
+    </w:p>
+    <w:p>
+      <w:pPr>
+        <w:pStyle w:val="Prrafodelista"/>
+        <w:ind w:left="1429" w:firstLine="0"/>
+      </w:pPr>
+      <w:r>
+        <w:t xml:space="preserve">La colaboración entre el sector público y privado ha sido fundamental para el desarrollo de productos turísticos innovadores. Estas alianzas han facilitado el desarrollo de infraestructura, la capacitación de personal y la </w:t>
+      </w:r>
+      <w:r>
+        <w:lastRenderedPageBreak/>
+        <w:t>implementación de políticas que mejoran la experiencia del turista y posicionan a Colombia como un destino de calidad.</w:t>
+      </w:r>
+    </w:p>
+    <w:p>
+      <w:pPr>
+        <w:pStyle w:val="Prrafodelista"/>
+        <w:numPr>
+          <w:ilvl w:val="0"/>
+          <w:numId w:val="58"/>
+        </w:numPr>
+        <w:rPr>
+          <w:b/>
+          <w:bCs/>
+        </w:rPr>
+      </w:pPr>
+      <w:r>
+        <w:rPr>
+          <w:b/>
+          <w:bCs/>
+        </w:rPr>
+        <w:t>Sistemas de calidad y certificaciones</w:t>
+      </w:r>
+    </w:p>
+    <w:p>
+      <w:pPr>
+        <w:pStyle w:val="Prrafodelista"/>
+        <w:ind w:left="1429" w:firstLine="0"/>
+      </w:pPr>
+      <w:r>
+        <w:t>El establecimiento de productos turísticos certificados, como el sello de calidad turística, y la adopción de estándares internacionales en la oferta turística de Colombia, ayudan a fortalecer la confianza de los viajeros. Esto es especialmente relevante en el ámbito de la sostenibilidad, donde las certificaciones garantizan el compromiso con el respeto al medio ambiente y la cultura local.</w:t>
+      </w:r>
+    </w:p>
+    <w:p>
+      <w:pPr>
+        <w:pStyle w:val="Prrafodelista"/>
+        <w:numPr>
+          <w:ilvl w:val="0"/>
+          <w:numId w:val="58"/>
+        </w:numPr>
+        <w:rPr>
+          <w:b/>
+          <w:bCs/>
+        </w:rPr>
+      </w:pPr>
+      <w:r>
+        <w:rPr>
+          <w:b/>
+          <w:bCs/>
+        </w:rPr>
+        <w:t>Diversificación de destinos</w:t>
+      </w:r>
+    </w:p>
+    <w:p>
+      <w:pPr>
+        <w:pStyle w:val="Prrafodelista"/>
+        <w:ind w:left="1429" w:firstLine="0"/>
+      </w:pPr>
+      <w:r>
+        <w:t>Además de los destinos tradicionales como Cartagena y Bogotá, Colombia ha apostado por diversificar su oferta turística. Destinos como el Amazonas, el Eje Cafetero o la región del Pacífico han ganado popularidad, ofreciendo experiencias únicas y menos masificadas que permiten a los turistas descubrir el país desde una perspectiva diferente y más auténtica.</w:t>
+      </w:r>
+    </w:p>
+    <w:p>
+      <w:pPr>
+        <w:pStyle w:val="Sangradetextonormal"/>
+      </w:pPr>
+      <w:r>
+        <w:t>Estas estrategias no solo buscan atraer a un mayor número de turistas, sino también mejorar su experiencia, fomentar un turismo más sostenible y consolidar a Colombia como un destino turístico innovador en el panorama global.</w:t>
+      </w:r>
+    </w:p>
+    <w:p>
+      <w:pPr>
+        <w:pStyle w:val="Ttulo2"/>
+      </w:pPr>
+      <w:bookmarkStart w:id="16" w:name="_Toc193471538"/>
+      <w:r>
+        <w:t>3.4. Análisis a los atributos del producto turístico</w:t>
+      </w:r>
+      <w:bookmarkEnd w:id="16"/>
+    </w:p>
+    <w:p>
+      <w:r>
+        <w:t>El análisis de los atributos del destino para un producto turístico es clave para desarrollar una estrategia eficaz de comercialización y posicionamiento. Estos atributos representan las características distintivas que hacen atractivo a un destino para los turistas. El proceso de análisis incluye varios pasos, y estos son algunos de los enfoques más comunes</w:t>
+      </w:r>
+      <w:r>
+        <w:t>:</w:t>
+      </w:r>
+    </w:p>
+    <w:p>
+      <w:pPr>
+        <w:pStyle w:val="Prrafodelista"/>
+        <w:numPr>
+          <w:ilvl w:val="0"/>
+          <w:numId w:val="47"/>
+        </w:numPr>
+        <w:rPr>
+          <w:b/>
+          <w:bCs/>
+        </w:rPr>
+      </w:pPr>
+      <w:r>
+        <w:rPr>
+          <w:b/>
+          <w:bCs/>
+        </w:rPr>
+        <w:lastRenderedPageBreak/>
+        <w:t>Identificación de los atributos clave</w:t>
+      </w:r>
+    </w:p>
+    <w:p>
+      <w:pPr>
+        <w:pStyle w:val="Prrafodelista"/>
+        <w:ind w:left="1429" w:firstLine="0"/>
+      </w:pPr>
+      <w:r>
+        <w:t>Los atributos del destino pueden variar según el tipo de turismo (cultural, de aventura, de playa, gastronómico, etc.). Algunos atributos comunes incluyen:</w:t>
+      </w:r>
+    </w:p>
+    <w:p>
+      <w:pPr>
+        <w:pStyle w:val="Prrafodelista"/>
+        <w:numPr>
+          <w:ilvl w:val="0"/>
+          <w:numId w:val="48"/>
+        </w:numPr>
+      </w:pPr>
+      <w:r>
+        <w:rPr>
+          <w:b/>
+          <w:bCs/>
+        </w:rPr>
+        <w:t>Belleza natural</w:t>
+      </w:r>
+      <w:r>
+        <w:t>: paisajes, playas, montañas y parques naturales.</w:t>
+      </w:r>
+    </w:p>
+    <w:p>
+      <w:pPr>
+        <w:pStyle w:val="Prrafodelista"/>
+        <w:numPr>
+          <w:ilvl w:val="0"/>
+          <w:numId w:val="48"/>
+        </w:numPr>
+      </w:pPr>
+      <w:r>
+        <w:rPr>
+          <w:b/>
+          <w:bCs/>
+        </w:rPr>
+        <w:t>Infraestructura turística</w:t>
+      </w:r>
+      <w:r>
+        <w:t>: hoteles, restaurantes, transporte y accesibilidad.</w:t>
+      </w:r>
+    </w:p>
+    <w:p>
+      <w:pPr>
+        <w:pStyle w:val="Prrafodelista"/>
+        <w:numPr>
+          <w:ilvl w:val="0"/>
+          <w:numId w:val="48"/>
+        </w:numPr>
+      </w:pPr>
+      <w:r>
+        <w:rPr>
+          <w:b/>
+          <w:bCs/>
+        </w:rPr>
+        <w:t>Atractivos culturales</w:t>
+      </w:r>
+      <w:r>
+        <w:t>: museos, sitios históricos, festivales y eventos.</w:t>
+      </w:r>
+    </w:p>
+    <w:p>
+      <w:pPr>
+        <w:pStyle w:val="Prrafodelista"/>
+        <w:numPr>
+          <w:ilvl w:val="0"/>
+          <w:numId w:val="48"/>
+        </w:numPr>
+      </w:pPr>
+      <w:r>
+        <w:rPr>
+          <w:b/>
+          <w:bCs/>
+        </w:rPr>
+        <w:t>Clima</w:t>
+      </w:r>
+      <w:r>
+        <w:t>: estaciones favorables para visitar.</w:t>
+      </w:r>
+    </w:p>
+    <w:p>
+      <w:pPr>
+        <w:pStyle w:val="Prrafodelista"/>
+        <w:numPr>
+          <w:ilvl w:val="0"/>
+          <w:numId w:val="48"/>
+        </w:numPr>
+      </w:pPr>
+      <w:r>
+        <w:rPr>
+          <w:b/>
+          <w:bCs/>
+        </w:rPr>
+        <w:t>Seguridad</w:t>
+      </w:r>
+      <w:r>
+        <w:t>: percepción de seguridad y tranquilidad.</w:t>
+      </w:r>
+    </w:p>
+    <w:p>
+      <w:pPr>
+        <w:pStyle w:val="Prrafodelista"/>
+        <w:numPr>
+          <w:ilvl w:val="0"/>
+          <w:numId w:val="48"/>
+        </w:numPr>
+      </w:pPr>
+      <w:r>
+        <w:rPr>
+          <w:b/>
+          <w:bCs/>
+        </w:rPr>
+        <w:t>Hospitalidad local</w:t>
+      </w:r>
+      <w:r>
+        <w:t>: trato de la gente y calidad del servicio.</w:t>
+      </w:r>
+    </w:p>
+    <w:p>
+      <w:pPr>
+        <w:pStyle w:val="Prrafodelista"/>
+        <w:numPr>
+          <w:ilvl w:val="0"/>
+          <w:numId w:val="48"/>
+        </w:numPr>
+      </w:pPr>
+      <w:r>
+        <w:rPr>
+          <w:b/>
+          <w:bCs/>
+        </w:rPr>
+        <w:t>Sostenibilidad</w:t>
+      </w:r>
+      <w:r>
+        <w:t>: impacto ambiental y prácticas sostenibles.</w:t>
+      </w:r>
+    </w:p>
+    <w:p>
+      <w:pPr>
+        <w:pStyle w:val="Prrafodelista"/>
+        <w:numPr>
+          <w:ilvl w:val="0"/>
+          <w:numId w:val="47"/>
+        </w:numPr>
+        <w:rPr>
+          <w:b/>
+          <w:bCs/>
+        </w:rPr>
+      </w:pPr>
+      <w:r>
+        <w:rPr>
+          <w:b/>
+          <w:bCs/>
+        </w:rPr>
+        <w:t>Evaluación de la percepción del turista</w:t>
+      </w:r>
+    </w:p>
+    <w:p>
+      <w:pPr>
+        <w:pStyle w:val="Prrafodelista"/>
+        <w:ind w:left="1429" w:firstLine="0"/>
+      </w:pPr>
+      <w:r>
+        <w:t>Es fundamental entender cómo los turistas perciben estos atributos. Para esto se pueden utilizar encuestas, entrevistas o análisis de reseñas en plataformas como TripAdvisor o Google Reviews. La percepción puede incluir tanto atributos tangibles (infraestructura) como intangibles (experiencia emocional y autenticidad</w:t>
+      </w:r>
+      <w:r>
+        <w:t>).</w:t>
+      </w:r>
+    </w:p>
+    <w:p>
+      <w:pPr>
+        <w:pStyle w:val="Prrafodelista"/>
+        <w:numPr>
+          <w:ilvl w:val="0"/>
+          <w:numId w:val="47"/>
+        </w:numPr>
+        <w:rPr>
+          <w:b/>
+          <w:bCs/>
+        </w:rPr>
+      </w:pPr>
+      <w:r>
+        <w:rPr>
+          <w:rStyle w:val="Extranjerismo"/>
+          <w:b/>
+          <w:bCs/>
+        </w:rPr>
+        <w:t>Marketing</w:t>
+      </w:r>
+      <w:r>
+        <w:rPr>
+          <w:b/>
+          <w:bCs/>
+        </w:rPr>
+        <w:t> digital</w:t>
+      </w:r>
+    </w:p>
+    <w:p>
+      <w:pPr>
+        <w:pStyle w:val="Prrafodelista"/>
+        <w:ind w:left="1429" w:firstLine="0"/>
+        <w:rPr>
+          <w:b/>
+          <w:bCs/>
+        </w:rPr>
+      </w:pPr>
+      <w:r>
+        <w:t>Un análisis competitivo ayuda a ver cómo se posiciona un destino frente a otros. Esto implica comparar los atributos del destino en cuestión con los de destinos similares o competidores directos. Se evalúa qué ventajas competitivas tiene un destino sobre otro, y dónde existen oportunidades de mejora</w:t>
+      </w:r>
+      <w:r>
+        <w:rPr>
+          <w:b/>
+          <w:bCs/>
+        </w:rPr>
+        <w:t>.</w:t>
+      </w:r>
+    </w:p>
+    <w:p>
+      <w:pPr>
+        <w:pStyle w:val="Prrafodelista"/>
+        <w:numPr>
+          <w:ilvl w:val="0"/>
+          <w:numId w:val="47"/>
+        </w:numPr>
+        <w:rPr>
+          <w:b/>
+          <w:bCs/>
+        </w:rPr>
+      </w:pPr>
+      <w:r>
+        <w:rPr>
+          <w:b/>
+          <w:bCs/>
+        </w:rPr>
+        <w:lastRenderedPageBreak/>
+        <w:t>Análisis de datos cualitativos y cuantitativos</w:t>
+      </w:r>
+    </w:p>
+    <w:p>
+      <w:pPr>
+        <w:pStyle w:val="Prrafodelista"/>
+        <w:numPr>
+          <w:ilvl w:val="0"/>
+          <w:numId w:val="48"/>
+        </w:numPr>
+        <w:rPr>
+          <w:b/>
+          <w:bCs/>
+        </w:rPr>
+      </w:pPr>
+      <w:r>
+        <w:rPr>
+          <w:b/>
+          <w:bCs/>
+        </w:rPr>
+        <w:t>Datos cualitativos: </w:t>
+      </w:r>
+      <w:r>
+        <w:t>provienen de entrevistas y comentarios de los turistas, y sirven para entender la calidad percibida de los atributos del destino.</w:t>
+      </w:r>
+    </w:p>
+    <w:p>
+      <w:pPr>
+        <w:pStyle w:val="Prrafodelista"/>
+        <w:numPr>
+          <w:ilvl w:val="0"/>
+          <w:numId w:val="48"/>
+        </w:numPr>
+        <w:rPr>
+          <w:b/>
+          <w:bCs/>
+        </w:rPr>
+      </w:pPr>
+      <w:r>
+        <w:rPr>
+          <w:b/>
+          <w:bCs/>
+        </w:rPr>
+        <w:t>Datos cuantitativos: </w:t>
+      </w:r>
+      <w:r>
+        <w:t>incluyen estadísticas de visitas, ocupación hotelera, gasto promedio por turista, estacionalidad, entre otros</w:t>
+      </w:r>
+      <w:r>
+        <w:rPr>
+          <w:b/>
+          <w:bCs/>
+        </w:rPr>
+        <w:t>.</w:t>
+      </w:r>
+    </w:p>
+    <w:p>
+      <w:pPr>
+        <w:pStyle w:val="Prrafodelista"/>
+        <w:numPr>
+          <w:ilvl w:val="0"/>
+          <w:numId w:val="47"/>
+        </w:numPr>
+        <w:rPr>
+          <w:b/>
+          <w:bCs/>
+        </w:rPr>
+      </w:pPr>
+      <w:r>
+        <w:rPr>
+          <w:b/>
+          <w:bCs/>
+        </w:rPr>
+        <w:t>Ofertas y promociones</w:t>
+      </w:r>
+    </w:p>
+    <w:p>
+      <w:pPr>
+        <w:pStyle w:val="Prrafodelista"/>
+        <w:ind w:left="1429" w:firstLine="0"/>
+      </w:pPr>
+      <w:r>
+        <w:t>Diferentes grupos de turistas valoran atributos distintos. Por ejemplo, los turistas jóvenes pueden priorizar actividades de aventura, mientras que los turistas mayores podrían preferir destinos más tranquilos y con buena infraestructura de servicios. Identificar segmentos de mercado permite personalizar la promoción del destino según las preferencias.</w:t>
+      </w:r>
+    </w:p>
+    <w:p>
+      <w:pPr>
+        <w:pStyle w:val="Prrafodelista"/>
+        <w:numPr>
+          <w:ilvl w:val="0"/>
+          <w:numId w:val="47"/>
+        </w:numPr>
+        <w:rPr>
+          <w:b/>
+          <w:bCs/>
+        </w:rPr>
+      </w:pPr>
+      <w:r>
+        <w:rPr>
+          <w:b/>
+          <w:bCs/>
+        </w:rPr>
+        <w:t>Análisis DOFA del destino</w:t>
+      </w:r>
+    </w:p>
+    <w:p>
+      <w:pPr>
+        <w:pStyle w:val="Prrafodelista"/>
+        <w:ind w:left="1429" w:firstLine="0"/>
+      </w:pPr>
+      <w:r>
+        <w:t>La matriz DOFA (Fortalezas, Oportunidades, Debilidades y Amenazas) es útil para identificar los puntos fuertes y débiles del destino, así como las oportunidades que pueden aprovecharse y las amenazas que deben gestionarse. Esto incluye evaluar tanto atributos tangibles como intangibles</w:t>
+      </w:r>
+      <w:r>
+        <w:t>.</w:t>
+      </w:r>
+    </w:p>
+    <w:p>
+      <w:pPr>
+        <w:pStyle w:val="Prrafodelista"/>
+        <w:numPr>
+          <w:ilvl w:val="0"/>
+          <w:numId w:val="47"/>
+        </w:numPr>
+        <w:rPr>
+          <w:b/>
+          <w:bCs/>
+        </w:rPr>
+      </w:pPr>
+      <w:r>
+        <w:rPr>
+          <w:b/>
+          <w:bCs/>
+        </w:rPr>
+        <w:t>Reputación y </w:t>
+      </w:r>
+      <w:r>
+        <w:rPr>
+          <w:rStyle w:val="Extranjerismo"/>
+          <w:b/>
+          <w:bCs/>
+        </w:rPr>
+        <w:t>marketing</w:t>
+      </w:r>
+      <w:r>
+        <w:rPr>
+          <w:b/>
+          <w:bCs/>
+        </w:rPr>
+        <w:t> de destino</w:t>
+      </w:r>
+    </w:p>
+    <w:p>
+      <w:pPr>
+        <w:pStyle w:val="Prrafodelista"/>
+        <w:ind w:left="1429" w:firstLine="0"/>
+      </w:pPr>
+      <w:r>
+        <w:t>La reputación del destino juega un papel importante. Aquí se analiza cómo los atributos del destino están siendo promovidos y percibidos en los mercados emisores. El </w:t>
+      </w:r>
       <w:r>
         <w:rPr>
           <w:rStyle w:val="Extranjerismo"/>
           <w:lang w:val="es-CO"/>
         </w:rPr>
-        <w:t>smart</w:t>
-      </w:r>
-      <w:proofErr w:type="spellEnd"/>
+        <w:t>marketing </w:t>
+      </w:r>
+      <w:r>
+        <w:t>puede resaltar ciertos atributos que no son evidentes o que pueden mejorar la competitividad del destino.</w:t>
+      </w:r>
+    </w:p>
+    <w:p>
+      <w:pPr>
+        <w:pStyle w:val="Prrafodelista"/>
+        <w:ind w:left="1429" w:firstLine="0"/>
+      </w:pPr>
+    </w:p>
+    <w:p>
+      <w:pPr>
+        <w:pStyle w:val="Prrafodelista"/>
+        <w:ind w:left="1429" w:firstLine="0"/>
+      </w:pPr>
+    </w:p>
+    <w:p>
+      <w:pPr>
+        <w:pStyle w:val="Prrafodelista"/>
+        <w:numPr>
+          <w:ilvl w:val="0"/>
+          <w:numId w:val="47"/>
+        </w:numPr>
+        <w:rPr>
+          <w:b/>
+          <w:bCs/>
+        </w:rPr>
+      </w:pPr>
+      <w:r>
+        <w:rPr>
+          <w:b/>
+          <w:bCs/>
+        </w:rPr>
+        <w:lastRenderedPageBreak/>
+        <w:t>Sostenibilidad y responsabilidad social</w:t>
+      </w:r>
+    </w:p>
+    <w:p>
+      <w:pPr>
+        <w:pStyle w:val="Prrafodelista"/>
+        <w:ind w:left="1429" w:firstLine="0"/>
+      </w:pPr>
+      <w:r>
+        <w:t>Un análisis moderno de los atributos del destino también debe considerar la sostenibilidad. Cada vez más turistas buscan destinos que tengan prácticas sostenibles y de bajo impacto ambiental. Este atributo puede ser decisivo para ciertos segmentos de viajeros.</w:t>
+      </w:r>
+    </w:p>
+    <w:p>
+      <w:pPr>
+        <w:pStyle w:val="Sangradetextonormal"/>
+      </w:pPr>
+      <w:r>
+        <w:t>El análisis de los atributos del destino para un producto turístico es multidimensional y requiere un enfoque tanto cualitativo como cuantitativo. Entender la percepción del turista, comparar con competidores y hacer un análisis detallado de los puntos fuertes y débiles del destino son pasos esenciales para diseñar un producto turístico atractivo y competitivo.</w:t>
+      </w:r>
+    </w:p>
+    <w:p>
+      <w:pPr>
+        <w:pStyle w:val="Ttulo2"/>
+      </w:pPr>
+      <w:bookmarkStart w:id="17" w:name="_Toc193471539"/>
+      <w:r>
+        <w:t>3.5. Evaluación a los aspectos de calidad turística en Colombia</w:t>
+      </w:r>
+      <w:bookmarkEnd w:id="17"/>
+    </w:p>
+    <w:p>
+      <w:r>
+        <w:t>En Colombia, la calidad turística se evalúa a través de diversos aspectos que buscan garantizar una experiencia segura y satisfactoria para los visitantes, alineándose con estándares tanto nacionales como internacionales. A continuación, se detallan los aspectos clave:</w:t>
+      </w:r>
+    </w:p>
+    <w:p>
+      <w:pPr>
+        <w:pStyle w:val="Prrafodelista"/>
+        <w:numPr>
+          <w:ilvl w:val="0"/>
+          <w:numId w:val="49"/>
+        </w:numPr>
+        <w:rPr>
+          <w:b/>
+          <w:bCs/>
+        </w:rPr>
+      </w:pPr>
+      <w:r>
+        <w:rPr>
+          <w:b/>
+          <w:bCs/>
+        </w:rPr>
+        <w:t>Servicios de alojamiento</w:t>
+      </w:r>
+    </w:p>
+    <w:p>
+      <w:pPr>
+        <w:pStyle w:val="Prrafodelista"/>
+        <w:numPr>
+          <w:ilvl w:val="0"/>
+          <w:numId w:val="50"/>
+        </w:numPr>
+        <w:ind w:left="1843"/>
+      </w:pPr>
+      <w:r>
+        <w:rPr>
+          <w:b/>
+          <w:bCs/>
+        </w:rPr>
+        <w:t>Calidad del servicio</w:t>
+      </w:r>
+      <w:r>
+        <w:t>: implica atención al cliente, amabilidad, rapidez y efectividad en la respuesta a las necesidades del turista.</w:t>
+      </w:r>
+    </w:p>
+    <w:p>
+      <w:pPr>
+        <w:pStyle w:val="Prrafodelista"/>
+        <w:numPr>
+          <w:ilvl w:val="0"/>
+          <w:numId w:val="50"/>
+        </w:numPr>
+        <w:ind w:left="1843"/>
+      </w:pPr>
+      <w:r>
+        <w:rPr>
+          <w:b/>
+          <w:bCs/>
+        </w:rPr>
+        <w:t>Instalaciones y comodidades</w:t>
+      </w:r>
+      <w:r>
+        <w:t>: incluye la limpieza, el mantenimiento, la seguridad y el confort de los establecimientos como hoteles, hostales y alojamientos rurales.</w:t>
+      </w:r>
+    </w:p>
+    <w:p>
+      <w:pPr>
+        <w:pStyle w:val="Prrafodelista"/>
+        <w:numPr>
+          <w:ilvl w:val="0"/>
+          <w:numId w:val="50"/>
+        </w:numPr>
+        <w:ind w:left="1843"/>
+        <w:rPr>
+          <w:b/>
+          <w:bCs/>
+        </w:rPr>
+      </w:pPr>
+      <w:r>
+        <w:rPr>
+          <w:b/>
+          <w:bCs/>
+        </w:rPr>
+        <w:t>Certificaciones: </w:t>
+      </w:r>
+      <w:r>
+        <w:t>el cumplimiento de las Normas Técnicas Sectoriales (NTS), es fundamental para asegurar estándares de calidad en hoteles, agencias de viajes y operadores turísticos.</w:t>
+      </w:r>
+    </w:p>
+    <w:p>
+      <w:pPr>
+        <w:pStyle w:val="Prrafodelista"/>
+        <w:numPr>
+          <w:ilvl w:val="0"/>
+          <w:numId w:val="49"/>
+        </w:numPr>
+        <w:rPr>
+          <w:b/>
+          <w:bCs/>
+        </w:rPr>
+      </w:pPr>
+      <w:r>
+        <w:rPr>
+          <w:b/>
+          <w:bCs/>
+        </w:rPr>
+        <w:lastRenderedPageBreak/>
+        <w:t>Restauración y gastronomía</w:t>
+      </w:r>
+    </w:p>
+    <w:p>
+      <w:pPr>
+        <w:pStyle w:val="Prrafodelista"/>
+        <w:ind w:left="1429" w:firstLine="0"/>
+      </w:pPr>
+      <w:r>
+        <w:t>Fomentar el uso responsable del agua mediante prácticas como la reutilización de aguas grises y el uso de instalaciones eficientes, además de asegurar que las actividades turísticas no afecten negativamente las fuentes de agua locales.</w:t>
+      </w:r>
+    </w:p>
+    <w:p>
+      <w:pPr>
+        <w:pStyle w:val="Prrafodelista"/>
+        <w:numPr>
+          <w:ilvl w:val="0"/>
+          <w:numId w:val="49"/>
+        </w:numPr>
+        <w:rPr>
+          <w:b/>
+          <w:bCs/>
+        </w:rPr>
+      </w:pPr>
+      <w:r>
+        <w:rPr>
+          <w:b/>
+          <w:bCs/>
+        </w:rPr>
+        <w:t>Transporte turístico</w:t>
+      </w:r>
+    </w:p>
+    <w:p>
+      <w:pPr>
+        <w:pStyle w:val="Prrafodelista"/>
+        <w:numPr>
+          <w:ilvl w:val="0"/>
+          <w:numId w:val="50"/>
+        </w:numPr>
+        <w:ind w:left="1843"/>
+        <w:rPr>
+          <w:b/>
+          <w:bCs/>
+        </w:rPr>
+      </w:pPr>
+      <w:r>
+        <w:rPr>
+          <w:b/>
+          <w:bCs/>
+        </w:rPr>
+        <w:t xml:space="preserve">Seguridad y </w:t>
+      </w:r>
+      <w:r>
+        <w:rPr>
+          <w:rStyle w:val="Extranjerismo"/>
+          <w:b/>
+          <w:bCs/>
+          <w:lang w:val="es-CO"/>
+        </w:rPr>
+        <w:t>confort</w:t>
+      </w:r>
+      <w:r>
+        <w:rPr>
+          <w:b/>
+          <w:bCs/>
+        </w:rPr>
+        <w:t>: </w:t>
+      </w:r>
+      <w:r>
+        <w:t>evaluación del estado de los vehículos y las condiciones de seguridad en el transporte terrestre, aéreo y marítimo.</w:t>
+      </w:r>
+    </w:p>
+    <w:p>
+      <w:pPr>
+        <w:pStyle w:val="Prrafodelista"/>
+        <w:numPr>
+          <w:ilvl w:val="0"/>
+          <w:numId w:val="50"/>
+        </w:numPr>
+        <w:ind w:left="1843"/>
+        <w:rPr>
+          <w:b/>
+          <w:bCs/>
+        </w:rPr>
+      </w:pPr>
+      <w:r>
+        <w:rPr>
+          <w:b/>
+          <w:bCs/>
+        </w:rPr>
+        <w:t>Cumplimiento de itinerarios: </w:t>
+      </w:r>
+      <w:r>
+        <w:t>puntualidad en los tiempos de traslado y las conexiones entre destinos turísticos.</w:t>
+      </w:r>
+    </w:p>
+    <w:p>
+      <w:pPr>
+        <w:pStyle w:val="Prrafodelista"/>
+        <w:numPr>
+          <w:ilvl w:val="0"/>
+          <w:numId w:val="50"/>
+        </w:numPr>
+        <w:ind w:left="1843"/>
+        <w:rPr>
+          <w:b/>
+          <w:bCs/>
+        </w:rPr>
+      </w:pPr>
+      <w:r>
+        <w:rPr>
+          <w:b/>
+          <w:bCs/>
+        </w:rPr>
+        <w:t>Atención al cliente: </w:t>
+      </w:r>
+      <w:r>
+        <w:t>calidad del servicio ofrecido por conductores y operadores de transporte.</w:t>
+      </w:r>
+    </w:p>
+    <w:p>
+      <w:pPr>
+        <w:pStyle w:val="Prrafodelista"/>
+        <w:numPr>
+          <w:ilvl w:val="0"/>
+          <w:numId w:val="49"/>
+        </w:numPr>
+        <w:rPr>
+          <w:b/>
+          <w:bCs/>
+        </w:rPr>
+      </w:pPr>
+      <w:r>
+        <w:rPr>
+          <w:b/>
+          <w:bCs/>
+        </w:rPr>
+        <w:t>Guías turísticas</w:t>
+      </w:r>
+    </w:p>
+    <w:p>
+      <w:pPr>
+        <w:pStyle w:val="Prrafodelista"/>
+        <w:numPr>
+          <w:ilvl w:val="0"/>
+          <w:numId w:val="50"/>
+        </w:numPr>
+        <w:ind w:left="1843"/>
+        <w:rPr>
+          <w:b/>
+          <w:bCs/>
+        </w:rPr>
+      </w:pPr>
+      <w:r>
+        <w:rPr>
+          <w:b/>
+          <w:bCs/>
+        </w:rPr>
+        <w:t>Conocimientos y formación: </w:t>
+      </w:r>
+      <w:r>
+        <w:t>la capacitación en historia, cultura, geografía y otros aspectos del destino turístico es esencial para los guías.</w:t>
+      </w:r>
+    </w:p>
+    <w:p>
+      <w:pPr>
+        <w:pStyle w:val="Prrafodelista"/>
+        <w:numPr>
+          <w:ilvl w:val="0"/>
+          <w:numId w:val="50"/>
+        </w:numPr>
+        <w:ind w:left="1843"/>
+        <w:rPr>
+          <w:b/>
+          <w:bCs/>
+        </w:rPr>
+      </w:pPr>
+      <w:r>
+        <w:rPr>
+          <w:b/>
+          <w:bCs/>
+        </w:rPr>
+        <w:t>Trato al turista: </w:t>
+      </w:r>
+      <w:r>
+        <w:t>implica una actitud amigable, profesionalismo y habilidades de comunicación efectivas.</w:t>
+      </w:r>
+    </w:p>
+    <w:p>
+      <w:pPr>
+        <w:pStyle w:val="Prrafodelista"/>
+        <w:numPr>
+          <w:ilvl w:val="0"/>
+          <w:numId w:val="50"/>
+        </w:numPr>
+        <w:ind w:left="1843"/>
+        <w:rPr>
+          <w:b/>
+          <w:bCs/>
+        </w:rPr>
+      </w:pPr>
+      <w:r>
+        <w:rPr>
+          <w:b/>
+          <w:bCs/>
+        </w:rPr>
+        <w:t>Idiomas: </w:t>
+      </w:r>
+      <w:r>
+        <w:t>competencia en varios idiomas para atender a turistas internacionales.</w:t>
+      </w:r>
+    </w:p>
+    <w:p>
+      <w:pPr>
+        <w:pStyle w:val="Prrafodelista"/>
+        <w:numPr>
+          <w:ilvl w:val="0"/>
+          <w:numId w:val="49"/>
+        </w:numPr>
+        <w:rPr>
+          <w:b/>
+          <w:bCs/>
+        </w:rPr>
+      </w:pPr>
+      <w:r>
+        <w:rPr>
+          <w:b/>
+          <w:bCs/>
+        </w:rPr>
+        <w:t>Actividades y experiencias turísticas</w:t>
+      </w:r>
+    </w:p>
+    <w:p>
+      <w:pPr>
+        <w:pStyle w:val="Prrafodelista"/>
+        <w:numPr>
+          <w:ilvl w:val="0"/>
+          <w:numId w:val="50"/>
+        </w:numPr>
+        <w:ind w:left="1843"/>
+        <w:rPr>
+          <w:b/>
+          <w:bCs/>
+        </w:rPr>
+      </w:pPr>
+      <w:r>
+        <w:rPr>
+          <w:b/>
+          <w:bCs/>
+        </w:rPr>
+        <w:t>Variedad y autenticidad: </w:t>
+      </w:r>
+      <w:r>
+        <w:t>ofrecimiento de actividades que reflejan la identidad local, como turismo cultural, recreativo y de aventura.</w:t>
+      </w:r>
+    </w:p>
+    <w:p>
+      <w:pPr>
+        <w:pStyle w:val="Prrafodelista"/>
+        <w:numPr>
+          <w:ilvl w:val="0"/>
+          <w:numId w:val="50"/>
+        </w:numPr>
+        <w:ind w:left="1843"/>
+        <w:rPr>
+          <w:b/>
+          <w:bCs/>
+        </w:rPr>
+      </w:pPr>
+      <w:r>
+        <w:rPr>
+          <w:b/>
+          <w:bCs/>
+        </w:rPr>
+        <w:t>Sostenibilidad: </w:t>
+      </w:r>
+      <w:r>
+        <w:t>implementación de prácticas responsables con el medio ambiente y las comunidades locales.</w:t>
+      </w:r>
+    </w:p>
+    <w:p>
+      <w:pPr>
+        <w:pStyle w:val="Prrafodelista"/>
+        <w:numPr>
+          <w:ilvl w:val="0"/>
+          <w:numId w:val="50"/>
+        </w:numPr>
+        <w:ind w:left="1843"/>
+        <w:rPr>
+          <w:b/>
+          <w:bCs/>
+        </w:rPr>
+      </w:pPr>
+      <w:r>
+        <w:rPr>
+          <w:b/>
+          <w:bCs/>
+        </w:rPr>
+        <w:lastRenderedPageBreak/>
+        <w:t>Seguridad: </w:t>
+      </w:r>
+      <w:r>
+        <w:t>garantía de seguridad en actividades como senderismo, deportes acuáticos y ecoturismo.</w:t>
+      </w:r>
+    </w:p>
+    <w:p>
+      <w:pPr>
+        <w:pStyle w:val="Prrafodelista"/>
+        <w:numPr>
+          <w:ilvl w:val="0"/>
+          <w:numId w:val="49"/>
+        </w:numPr>
+        <w:rPr>
+          <w:b/>
+          <w:bCs/>
+        </w:rPr>
+      </w:pPr>
+      <w:r>
+        <w:rPr>
+          <w:b/>
+          <w:bCs/>
+        </w:rPr>
+        <w:t>Infraestructura</w:t>
+      </w:r>
+    </w:p>
+    <w:p>
+      <w:pPr>
+        <w:pStyle w:val="Prrafodelista"/>
+        <w:numPr>
+          <w:ilvl w:val="0"/>
+          <w:numId w:val="50"/>
+        </w:numPr>
+        <w:ind w:left="1843"/>
+        <w:rPr>
+          <w:b/>
+          <w:bCs/>
+        </w:rPr>
+      </w:pPr>
+      <w:r>
+        <w:rPr>
+          <w:b/>
+          <w:bCs/>
+        </w:rPr>
+        <w:t>Accesibilidad: </w:t>
+      </w:r>
+      <w:r>
+        <w:t>condiciones de las vías de acceso, como carreteras, aeropuertos y transporte local.</w:t>
+      </w:r>
+    </w:p>
+    <w:p>
+      <w:pPr>
+        <w:pStyle w:val="Prrafodelista"/>
+        <w:numPr>
+          <w:ilvl w:val="0"/>
+          <w:numId w:val="50"/>
+        </w:numPr>
+        <w:ind w:left="1843"/>
+        <w:rPr>
+          <w:b/>
+          <w:bCs/>
+        </w:rPr>
+      </w:pPr>
+      <w:r>
+        <w:rPr>
+          <w:b/>
+          <w:bCs/>
+        </w:rPr>
+        <w:t>Señalización: </w:t>
+      </w:r>
+      <w:r>
+        <w:t>información clara en sitios turísticos, incluyendo señalización en varios idiomas.</w:t>
+      </w:r>
+    </w:p>
+    <w:p>
+      <w:pPr>
+        <w:pStyle w:val="Prrafodelista"/>
+        <w:numPr>
+          <w:ilvl w:val="0"/>
+          <w:numId w:val="50"/>
+        </w:numPr>
+        <w:ind w:left="1843"/>
+        <w:rPr>
+          <w:b/>
+          <w:bCs/>
+        </w:rPr>
+      </w:pPr>
+      <w:r>
+        <w:rPr>
+          <w:b/>
+          <w:bCs/>
+        </w:rPr>
+        <w:t>Infraestructura tecnológica: </w:t>
+      </w:r>
+      <w:r>
+        <w:t>conexión a internet, servicios móviles y plataformas digitales para facilitar la experiencia del turista.</w:t>
+      </w:r>
+    </w:p>
+    <w:p>
+      <w:pPr>
+        <w:pStyle w:val="Prrafodelista"/>
+        <w:numPr>
+          <w:ilvl w:val="0"/>
+          <w:numId w:val="49"/>
+        </w:numPr>
+        <w:rPr>
+          <w:b/>
+          <w:bCs/>
+        </w:rPr>
+      </w:pPr>
+      <w:r>
+        <w:rPr>
+          <w:b/>
+          <w:bCs/>
+        </w:rPr>
+        <w:t>Atención al cliente y hospitalidad</w:t>
+      </w:r>
+    </w:p>
+    <w:p>
+      <w:pPr>
+        <w:pStyle w:val="Prrafodelista"/>
+        <w:numPr>
+          <w:ilvl w:val="0"/>
+          <w:numId w:val="50"/>
+        </w:numPr>
+        <w:ind w:left="1843"/>
+        <w:rPr>
+          <w:b/>
+          <w:bCs/>
+        </w:rPr>
+      </w:pPr>
+      <w:r>
+        <w:rPr>
+          <w:b/>
+          <w:bCs/>
+        </w:rPr>
+        <w:t>Cordialidad y trato: </w:t>
+      </w:r>
+      <w:r>
+        <w:t>la actitud de servicio desde todos los involucrados en la atención al turista, desde el personal de hoteles hasta los guías locales.</w:t>
+      </w:r>
+    </w:p>
+    <w:p>
+      <w:pPr>
+        <w:pStyle w:val="Prrafodelista"/>
+        <w:numPr>
+          <w:ilvl w:val="0"/>
+          <w:numId w:val="50"/>
+        </w:numPr>
+        <w:ind w:left="1843"/>
+        <w:rPr>
+          <w:b/>
+          <w:bCs/>
+        </w:rPr>
+      </w:pPr>
+      <w:r>
+        <w:rPr>
+          <w:b/>
+          <w:bCs/>
+        </w:rPr>
+        <w:t>Solución de quejas: </w:t>
+      </w:r>
+      <w:r>
+        <w:t>mecanismos eficaces para resolver cualquier inconveniente que surja durante la visita.</w:t>
+      </w:r>
+    </w:p>
+    <w:p>
+      <w:pPr>
+        <w:pStyle w:val="Prrafodelista"/>
+        <w:numPr>
+          <w:ilvl w:val="0"/>
+          <w:numId w:val="49"/>
+        </w:numPr>
+        <w:rPr>
+          <w:b/>
+          <w:bCs/>
+        </w:rPr>
+      </w:pPr>
+      <w:r>
+        <w:rPr>
+          <w:b/>
+          <w:bCs/>
+        </w:rPr>
+        <w:t>Sostenibilidad y responsabilidad social</w:t>
+      </w:r>
+    </w:p>
+    <w:p>
+      <w:pPr>
+        <w:pStyle w:val="Prrafodelista"/>
+        <w:numPr>
+          <w:ilvl w:val="0"/>
+          <w:numId w:val="50"/>
+        </w:numPr>
+        <w:ind w:left="1843"/>
+        <w:rPr>
+          <w:b/>
+          <w:bCs/>
+        </w:rPr>
+      </w:pPr>
+      <w:r>
+        <w:rPr>
+          <w:b/>
+          <w:bCs/>
+        </w:rPr>
+        <w:t>Protección del medio ambiente:</w:t>
+      </w:r>
+      <w:r>
+        <w:t> implementación de prácticas de turismo sostenible, como energías renovables, manejo de residuos y respeto por la biodiversidad.</w:t>
+      </w:r>
+    </w:p>
+    <w:p>
+      <w:pPr>
+        <w:pStyle w:val="Prrafodelista"/>
+        <w:numPr>
+          <w:ilvl w:val="0"/>
+          <w:numId w:val="50"/>
+        </w:numPr>
+        <w:ind w:left="1843"/>
+        <w:rPr>
+          <w:b/>
+          <w:bCs/>
+        </w:rPr>
+      </w:pPr>
+      <w:r>
+        <w:rPr>
+          <w:b/>
+          <w:bCs/>
+        </w:rPr>
+        <w:t>Compromiso con las comunidades locales: </w:t>
+      </w:r>
+      <w:r>
+        <w:t>asegurar que las comunidades se beneficien económicamente y socialmente del desarrollo turístico.</w:t>
+      </w:r>
+    </w:p>
+    <w:p>
+      <w:pPr>
+        <w:rPr>
+          <w:b/>
+          <w:bCs/>
+        </w:rPr>
+      </w:pPr>
+    </w:p>
+    <w:p>
+      <w:pPr>
+        <w:rPr>
+          <w:b/>
+          <w:bCs/>
+        </w:rPr>
+      </w:pPr>
+    </w:p>
+    <w:p>
+      <w:pPr>
+        <w:pStyle w:val="Prrafodelista"/>
+        <w:numPr>
+          <w:ilvl w:val="0"/>
+          <w:numId w:val="49"/>
+        </w:numPr>
+        <w:rPr>
+          <w:b/>
+          <w:bCs/>
+        </w:rPr>
+      </w:pPr>
+      <w:r>
+        <w:rPr>
+          <w:b/>
+          <w:bCs/>
+        </w:rPr>
+        <w:lastRenderedPageBreak/>
+        <w:t>Promoción y</w:t>
+      </w:r>
+      <w:r>
+        <w:rPr>
+          <w:rStyle w:val="Extranjerismo"/>
+          <w:b/>
+          <w:bCs/>
+        </w:rPr>
+        <w:t> marketing</w:t>
+      </w:r>
+    </w:p>
+    <w:p>
+      <w:pPr>
+        <w:pStyle w:val="Prrafodelista"/>
+        <w:numPr>
+          <w:ilvl w:val="0"/>
+          <w:numId w:val="50"/>
+        </w:numPr>
+        <w:ind w:left="1843"/>
+        <w:rPr>
+          <w:b/>
+          <w:bCs/>
+        </w:rPr>
+      </w:pPr>
+      <w:r>
+        <w:rPr>
+          <w:b/>
+          <w:bCs/>
+        </w:rPr>
+        <w:t>Información precisa: </w:t>
+      </w:r>
+      <w:r>
+        <w:t>proveer información veraz sobre lo que el turista puede esperar en su experiencia</w:t>
+      </w:r>
+      <w:r>
+        <w:rPr>
+          <w:b/>
+          <w:bCs/>
+        </w:rPr>
+        <w:t>.</w:t>
+      </w:r>
+    </w:p>
+    <w:p>
+      <w:pPr>
+        <w:pStyle w:val="Prrafodelista"/>
+        <w:numPr>
+          <w:ilvl w:val="0"/>
+          <w:numId w:val="50"/>
+        </w:numPr>
+        <w:ind w:left="1843"/>
+        <w:rPr>
+          <w:b/>
+          <w:bCs/>
+        </w:rPr>
+      </w:pPr>
+      <w:r>
+        <w:rPr>
+          <w:b/>
+          <w:bCs/>
+        </w:rPr>
+        <w:t>Accesibilidad a la información: </w:t>
+      </w:r>
+      <w:r>
+        <w:t>disponibilidad de información en línea y en diversos idiomas para facilitar la planificación de los viajes.</w:t>
+      </w:r>
+    </w:p>
+    <w:p>
+      <w:pPr>
+        <w:pStyle w:val="Prrafodelista"/>
+        <w:numPr>
+          <w:ilvl w:val="0"/>
+          <w:numId w:val="49"/>
+        </w:numPr>
+        <w:rPr>
+          <w:b/>
+          <w:bCs/>
+        </w:rPr>
+      </w:pPr>
+      <w:r>
+        <w:rPr>
+          <w:b/>
+          <w:bCs/>
+        </w:rPr>
+        <w:t>Normatividad y certificaciones</w:t>
+      </w:r>
+    </w:p>
+    <w:p>
+      <w:pPr>
+        <w:pStyle w:val="Prrafodelista"/>
+        <w:numPr>
+          <w:ilvl w:val="0"/>
+          <w:numId w:val="50"/>
+        </w:numPr>
+        <w:ind w:left="1843"/>
+        <w:rPr>
+          <w:b/>
+          <w:bCs/>
+        </w:rPr>
+      </w:pPr>
+      <w:r>
+        <w:rPr>
+          <w:b/>
+          <w:bCs/>
+        </w:rPr>
+        <w:t>Cumplimiento de normas técnicas: </w:t>
+      </w:r>
+      <w:r>
+        <w:t>las Normas Técnicas Sectoriales (NTS) y las certificaciones de calidad turística son cruciales para asegurar una experiencia de calidad</w:t>
+      </w:r>
+      <w:r>
+        <w:rPr>
+          <w:b/>
+          <w:bCs/>
+        </w:rPr>
+        <w:t>.</w:t>
+      </w:r>
+    </w:p>
+    <w:p>
+      <w:pPr>
+        <w:pStyle w:val="Prrafodelista"/>
+        <w:numPr>
+          <w:ilvl w:val="0"/>
+          <w:numId w:val="50"/>
+        </w:numPr>
+        <w:ind w:left="1843"/>
+        <w:rPr>
+          <w:b/>
+          <w:bCs/>
+        </w:rPr>
+      </w:pPr>
+      <w:r>
+        <w:rPr>
+          <w:b/>
+          <w:bCs/>
+        </w:rPr>
+        <w:t>Certificaciones internacionales: </w:t>
+      </w:r>
+      <w:r>
+        <w:t>programas como "Bandera Azul" para playas y "Green Globe" para sostenibilidad en turismo son ejemplos de la participación en estándares internacionales.</w:t>
+      </w:r>
+    </w:p>
+    <w:p>
+      <w:pPr>
+        <w:pStyle w:val="Sangradetextonormal"/>
+      </w:pPr>
+      <w:r>
+        <w:t>Estos aspectos son esenciales para que Colombia mantenga y mejore su reputación como destino turístico, ofreciendo una combinación de sostenibilidad, autenticidad y altos estándares de calidad en el servicio.</w:t>
+      </w:r>
+    </w:p>
+    <w:p>
+      <w:pPr>
+        <w:pStyle w:val="Ttulo2"/>
+      </w:pPr>
+      <w:bookmarkStart w:id="18" w:name="_Toc193471540"/>
+      <w:r>
+        <w:t>3.6. Empatía turística</w:t>
+      </w:r>
+      <w:bookmarkEnd w:id="18"/>
+    </w:p>
+    <w:p>
+      <w:pPr>
+        <w:pStyle w:val="Sangradetextonormal"/>
+      </w:pPr>
+      <w:r>
+        <w:t>La empatía turística en Colombia se refiere a la capacidad de los habitantes, las empresas y las instituciones vinculadas al sector turístico para comprender, valorar y adaptarse a las necesidades y expectativas de los turistas, tanto nacionales como internacionales. Implica una actitud receptiva y respetuosa hacia los visitantes, basada en el entendimiento cultural, la preservación del entorno y la hospitalidad, con el objetivo de ofrecer experiencias enriquecedoras y auténticas que promuevan el respeto mutuo.</w:t>
+      </w:r>
+    </w:p>
+    <w:p>
+      <w:pPr>
+        <w:pStyle w:val="Sangradetextonormal"/>
+      </w:pPr>
+    </w:p>
+    <w:p>
+      <w:r>
+        <w:lastRenderedPageBreak/>
+        <w:t>Debido a la diversidad cultural, étnica y geográfica de Colombia, la empatía turística es de particular importancia, ya que el país atrae a turistas interesados en explorar su patrimonio natural, histórico y cultural. Fomentar la empatía turística no solo implica brindar un servicio de alta calidad, sino también entender y respetar las diferencias culturales, costumbres y expectativas de los turistas. Esto, a su vez, promueve un turismo más responsable y sostenible.</w:t>
+      </w:r>
+    </w:p>
+    <w:p>
+      <w:r>
+        <w:t>Además, la empatía turística juega un papel crucial en la creación de conexiones auténticas y positivas entre los visitantes y las comunidades locales. Este enfoque contribuye a mejorar la percepción internacional de Colombia, al mismo tiempo que ayuda a reducir malentendidos o conflictos derivados de las diferencias culturales. En última instancia, la empatía turística fortalece el vínculo entre los turistas y las comunidades, fomentando una experiencia más enriquecedora para ambos.</w:t>
+      </w:r>
+    </w:p>
+    <w:p>
+      <w:pPr>
+        <w:pStyle w:val="Ttulo2"/>
+      </w:pPr>
+      <w:bookmarkStart w:id="19" w:name="_Toc193471541"/>
+      <w:r>
+        <w:t>3.7. Como se elabora la propuesta de valor en el producto turístico</w:t>
+      </w:r>
+      <w:bookmarkEnd w:id="19"/>
+    </w:p>
+    <w:p>
+      <w:r>
+        <w:t>Elaborar una propuesta de valor en un producto turístico en Colombia implica identificar los elementos únicos que diferencian la oferta turística y que resultan atractivos para el cliente. A continuación, se detallan los pasos clave para construir una propuesta de valor efectiva:</w:t>
+      </w:r>
+    </w:p>
+    <w:p>
+      <w:pPr>
+        <w:pStyle w:val="Prrafodelista"/>
+        <w:numPr>
+          <w:ilvl w:val="0"/>
+          <w:numId w:val="51"/>
+        </w:numPr>
+        <w:rPr>
+          <w:b/>
+          <w:bCs/>
+        </w:rPr>
+      </w:pPr>
+      <w:r>
+        <w:rPr>
+          <w:b/>
+          <w:bCs/>
+        </w:rPr>
+        <w:t>Conocer el mercado y los clientes objetivos</w:t>
+      </w:r>
+    </w:p>
+    <w:p>
+      <w:pPr>
+        <w:pStyle w:val="Prrafodelista"/>
+        <w:ind w:left="1429" w:firstLine="0"/>
+      </w:pPr>
+      <w:r>
+        <w:t xml:space="preserve">Una propuesta de valor efectiva debe abordar las necesidades o deseos de los turistas. Debe responder a preguntas clave como: ¿Cómo puede este producto hacer que el viaje del turista sea más memorable, cómodo o auténtico? Es importante pensar en experiencias personalizadas que se adapten a las diferentes necesidades de los turistas, como grupos </w:t>
+      </w:r>
+      <w:r>
+        <w:lastRenderedPageBreak/>
+        <w:t>pequeños, familias, aventureros, o viajeros individuales. Esto garantizará que la oferta sea atractiva y relevante para una variedad de públicos.</w:t>
+      </w:r>
+    </w:p>
+    <w:p>
+      <w:pPr>
+        <w:pStyle w:val="Prrafodelista"/>
+        <w:numPr>
+          <w:ilvl w:val="0"/>
+          <w:numId w:val="51"/>
+        </w:numPr>
+        <w:rPr>
+          <w:b/>
+          <w:bCs/>
+        </w:rPr>
+      </w:pPr>
+      <w:r>
+        <w:rPr>
+          <w:b/>
+          <w:bCs/>
+        </w:rPr>
+        <w:t>Identificar los atributos únicos del destino o servicio</w:t>
+      </w:r>
+    </w:p>
+    <w:p>
+      <w:pPr>
+        <w:pStyle w:val="Prrafodelista"/>
+        <w:ind w:left="1429" w:firstLine="0"/>
+      </w:pPr>
+      <w:r>
+        <w:t xml:space="preserve">Colombia es un país con una rica diversidad natural y cultural. Los recursos naturales, como selvas, montañas, playas, y su diversidad cultural (pueblos indígenas, gastronomía, patrimonio histórico), son algunos de los elementos clave que deben destacarse en la propuesta de valor. Definir qué hace único al destino o servicio es esencial. ¿Es una experiencia en el Amazonas?, ¿Un recorrido gastronómico por Cartagena?, y ¿O un </w:t>
+      </w:r>
       <w:r>
         <w:rPr>
           <w:rStyle w:val="Extranjerismo"/>
           <w:lang w:val="es-CO"/>
         </w:rPr>
-        <w:t xml:space="preserve"> </w:t>
-      </w:r>
-      <w:proofErr w:type="spellStart"/>
+        <w:t>tour</w:t>
+      </w:r>
+      <w:r>
+        <w:t xml:space="preserve"> de avistamiento de aves en el Eje Cafetero? Identificar estos elementos diferenciadores es fundamental.</w:t>
+      </w:r>
+    </w:p>
+    <w:p>
+      <w:pPr>
+        <w:pStyle w:val="Prrafodelista"/>
+        <w:numPr>
+          <w:ilvl w:val="0"/>
+          <w:numId w:val="51"/>
+        </w:numPr>
+        <w:rPr>
+          <w:b/>
+          <w:bCs/>
+        </w:rPr>
+      </w:pPr>
+      <w:r>
+        <w:rPr>
+          <w:b/>
+          <w:bCs/>
+        </w:rPr>
+        <w:t>Desarrollar una oferta centrada en el cliente</w:t>
+      </w:r>
+    </w:p>
+    <w:p>
+      <w:pPr>
+        <w:pStyle w:val="Prrafodelista"/>
+        <w:ind w:left="1429" w:firstLine="0"/>
+      </w:pPr>
+      <w:r>
+        <w:t>La propuesta de valor debe centrarse en resolver las necesidades y deseos de los turistas. Para esto, es importante pensar en cómo se puede hacer que su experiencia sea más memorable, cómoda o auténtica. Además, es importante ofrecer experiencias personalizadas que se adapten a las necesidades de diferentes grupos de turistas: desde solitarios hasta grandes grupos o familias. Esta personalización ayuda a mejorar la satisfacción del cliente.</w:t>
+      </w:r>
+    </w:p>
+    <w:p>
+      <w:pPr>
+        <w:pStyle w:val="Prrafodelista"/>
+        <w:numPr>
+          <w:ilvl w:val="0"/>
+          <w:numId w:val="51"/>
+        </w:numPr>
+        <w:rPr>
+          <w:b/>
+          <w:bCs/>
+        </w:rPr>
+      </w:pPr>
+      <w:r>
+        <w:rPr>
+          <w:b/>
+          <w:bCs/>
+        </w:rPr>
+        <w:t>Establecer beneficios claros</w:t>
+      </w:r>
+    </w:p>
+    <w:p>
+      <w:pPr>
+        <w:pStyle w:val="Prrafodelista"/>
+        <w:ind w:left="1429" w:firstLine="0"/>
+      </w:pPr>
+      <w:r>
+        <w:t xml:space="preserve">Una propuesta de valor efectiva debe resaltar tanto los beneficios funcionales como los emocionales. Los beneficios funcionales son tangibles, como la accesibilidad del destino, la calidad de la infraestructura o la facilidad de reservas. Por otro lado, los beneficios emocionales están relacionados con las experiencias transformadoras que los turistas buscan, </w:t>
+      </w:r>
+      <w:r>
+        <w:lastRenderedPageBreak/>
+        <w:t>como la sensación de aventura o el descubrimiento cultural. Es esencial destacar cómo la relación calidad-precio beneficia al turista, subrayando que no se trata solo de ser el más barato, sino de ofrecer una experiencia que justifique el costo.</w:t>
+      </w:r>
+    </w:p>
+    <w:p>
+      <w:pPr>
+        <w:pStyle w:val="Prrafodelista"/>
+        <w:numPr>
+          <w:ilvl w:val="0"/>
+          <w:numId w:val="51"/>
+        </w:numPr>
+        <w:rPr>
+          <w:b/>
+          <w:bCs/>
+        </w:rPr>
+      </w:pPr>
+      <w:r>
+        <w:rPr>
+          <w:b/>
+          <w:bCs/>
+        </w:rPr>
+        <w:t>Destacar la sostenibilidad</w:t>
+      </w:r>
+    </w:p>
+    <w:p>
+      <w:pPr>
+        <w:pStyle w:val="Prrafodelista"/>
+        <w:ind w:left="1429" w:firstLine="0"/>
+      </w:pPr>
+      <w:r>
+        <w:t>En un país como Colombia, conocido por su biodiversidad, es vital incorporar prácticas sostenibles en la propuesta de valor. Muchos turistas, especialmente los que practican ecoturismo, buscan experiencias que respeten el medio ambiente y las comunidades locales. La sostenibilidad no solo es un beneficio para el entorno, sino que también puede ser un diferenciador clave en la propuesta de valor.</w:t>
+      </w:r>
+    </w:p>
+    <w:p>
+      <w:pPr>
+        <w:pStyle w:val="Prrafodelista"/>
+        <w:numPr>
+          <w:ilvl w:val="0"/>
+          <w:numId w:val="51"/>
+        </w:numPr>
+        <w:rPr>
+          <w:b/>
+          <w:bCs/>
+        </w:rPr>
+      </w:pPr>
+      <w:r>
+        <w:rPr>
+          <w:b/>
+          <w:bCs/>
+        </w:rPr>
+        <w:t>Comunicación efectiva</w:t>
+      </w:r>
+    </w:p>
+    <w:p>
+      <w:pPr>
+        <w:pStyle w:val="Prrafodelista"/>
+        <w:ind w:left="1429" w:firstLine="0"/>
+      </w:pPr>
+      <w:r>
+        <w:t xml:space="preserve">Una vez que se tiene clara la propuesta de valor, es esencial comunicarla de manera efectiva. Utilizar </w:t>
+      </w:r>
       <w:r>
         <w:rPr>
           <w:rStyle w:val="Extranjerismo"/>
           <w:lang w:val="es-CO"/>
         </w:rPr>
-        <w:t>tourism</w:t>
-      </w:r>
-      <w:proofErr w:type="spellEnd"/>
-      <w:r>
-        <w:t>” que emplea la tecnología para optimizar la experiencia del viajero y mejorar la eficiencia de servicios turísticos.</w:t>
-      </w:r>
-    </w:p>
-    <w:p>
-      <w:pPr>
-        <w:pStyle w:val="Prrafodelista"/>
-        <w:numPr>
-          <w:ilvl w:val="0"/>
-          <w:numId w:val="58"/>
-        </w:numPr>
-        <w:rPr>
-          <w:b/>
-          <w:bCs/>
-        </w:rPr>
-      </w:pPr>
-      <w:r>
-        <w:rPr>
-          <w:b/>
-          <w:bCs/>
-        </w:rPr>
-        <w:t>Sostenibilidad</w:t>
-      </w:r>
-    </w:p>
-    <w:p>
-      <w:pPr>
-        <w:pStyle w:val="Prrafodelista"/>
-        <w:ind w:left="1429" w:firstLine="0"/>
-      </w:pPr>
-      <w:r>
-        <w:t>La sostenibilidad se ha convertido en una prioridad en la innovación turística. Se promueven prácticas que minimizan el impacto ambiental, apoyan el desarrollo de las comunidades locales y conservan la biodiversidad. Colombia, con su vasta riqueza natural, ha apostado por productos turísticos que respetan el medio ambiente, tales como el ecoturismo, el agroturismo y el turismo comunitario, lo que permite ofrecer experiencias que son tanto atractivas como responsables.</w:t>
-      </w:r>
-    </w:p>
-    <w:p>
-      <w:pPr>
-        <w:pStyle w:val="Prrafodelista"/>
-        <w:ind w:left="1429" w:firstLine="0"/>
-      </w:pPr>
-    </w:p>
-    <w:p>
-      <w:pPr>
-        <w:pStyle w:val="Prrafodelista"/>
-        <w:ind w:left="1429" w:firstLine="0"/>
-      </w:pPr>
-    </w:p>
-    <w:p>
-      <w:pPr>
-        <w:pStyle w:val="Prrafodelista"/>
-        <w:numPr>
-          <w:ilvl w:val="0"/>
-          <w:numId w:val="58"/>
-        </w:numPr>
-        <w:rPr>
-          <w:b/>
-          <w:bCs/>
-        </w:rPr>
-      </w:pPr>
-      <w:r>
-        <w:rPr>
-          <w:b/>
-          <w:bCs/>
-        </w:rPr>
-        <w:lastRenderedPageBreak/>
-        <w:t>Desarrollo de experiencias auténticas</w:t>
-      </w:r>
-    </w:p>
-    <w:p>
-      <w:pPr>
-        <w:pStyle w:val="Prrafodelista"/>
-        <w:ind w:left="1429" w:firstLine="0"/>
-      </w:pPr>
-      <w:r>
-        <w:t>La creación de experiencias auténticas y personalizadas es una tendencia creciente. Los turistas buscan más que un simple recorrido; desean conectarse profundamente con la cultura, la historia y las tradiciones locales. Innovar en este aspecto significa desarrollar productos que vayan más allá de lo convencional, como el turismo cultural, gastronómico y de bienestar, proporcionando vivencias únicas y enriquecedoras.</w:t>
-      </w:r>
-    </w:p>
-    <w:p>
-      <w:pPr>
-        <w:pStyle w:val="Prrafodelista"/>
-        <w:numPr>
-          <w:ilvl w:val="0"/>
-          <w:numId w:val="58"/>
-        </w:numPr>
-        <w:rPr>
-          <w:b/>
-          <w:bCs/>
-        </w:rPr>
-      </w:pPr>
-      <w:r>
-        <w:rPr>
-          <w:b/>
-          <w:bCs/>
-        </w:rPr>
-        <w:t>Turismo rural y de naturaleza</w:t>
-      </w:r>
-    </w:p>
-    <w:p>
-      <w:pPr>
-        <w:pStyle w:val="Prrafodelista"/>
-        <w:ind w:left="1429" w:firstLine="0"/>
-      </w:pPr>
-      <w:r>
-        <w:t>Aprovechando la diversidad geográfica y cultural del país, se han creado productos turísticos en zonas menos exploradas, promoviendo el turismo rural y de naturaleza. La infraestructura adecuada y las experiencias de bajo impacto ambiental, como el senderismo, la observación de aves y las visitas a parques nacionales, están contribuyendo a un turismo más sostenible y en contacto directo con la naturaleza.</w:t>
-      </w:r>
-    </w:p>
-    <w:p>
-      <w:pPr>
-        <w:pStyle w:val="Prrafodelista"/>
-        <w:numPr>
-          <w:ilvl w:val="0"/>
-          <w:numId w:val="58"/>
-        </w:numPr>
-        <w:rPr>
-          <w:b/>
-          <w:bCs/>
-        </w:rPr>
-      </w:pPr>
-      <w:r>
-        <w:rPr>
-          <w:b/>
-          <w:bCs/>
-        </w:rPr>
-        <w:t>Segmentación y especialización</w:t>
-      </w:r>
-    </w:p>
-    <w:p>
-      <w:pPr>
-        <w:pStyle w:val="Prrafodelista"/>
-        <w:ind w:left="1429" w:firstLine="0"/>
-      </w:pPr>
-      <w:r>
-        <w:t>Innovar también significa diversificar la oferta para atender nichos específicos de mercado. Esto incluye el turismo de aventura, el turismo de bienestar, el turismo LGBT+ y otros segmentos que requieren productos adaptados a sus intereses particulares. La creación de estos productos especializados permite atraer nuevos mercados y fidelizar a los turistas con propuestas más personalizadas.</w:t>
-      </w:r>
-    </w:p>
-    <w:p>
-      <w:pPr>
-        <w:pStyle w:val="Prrafodelista"/>
-        <w:numPr>
-          <w:ilvl w:val="0"/>
-          <w:numId w:val="58"/>
-        </w:numPr>
-        <w:rPr>
-          <w:b/>
-          <w:bCs/>
-        </w:rPr>
-      </w:pPr>
-      <w:r>
-        <w:rPr>
-          <w:b/>
-          <w:bCs/>
-        </w:rPr>
-        <w:t>Colaboración público-privada</w:t>
-      </w:r>
-    </w:p>
-    <w:p>
-      <w:pPr>
-        <w:pStyle w:val="Prrafodelista"/>
-        <w:ind w:left="1429" w:firstLine="0"/>
-      </w:pPr>
-      <w:r>
-        <w:t xml:space="preserve">La colaboración entre el sector público y privado ha sido fundamental para el desarrollo de productos turísticos innovadores. Estas alianzas han facilitado el desarrollo de infraestructura, la capacitación de personal y la </w:t>
-      </w:r>
-      <w:r>
-        <w:lastRenderedPageBreak/>
-        <w:t>implementación de políticas que mejoran la experiencia del turista y posicionan a Colombia como un destino de calidad.</w:t>
-      </w:r>
-    </w:p>
-    <w:p>
-      <w:pPr>
-        <w:pStyle w:val="Prrafodelista"/>
-        <w:numPr>
-          <w:ilvl w:val="0"/>
-          <w:numId w:val="58"/>
-        </w:numPr>
-        <w:rPr>
-          <w:b/>
-          <w:bCs/>
-        </w:rPr>
-      </w:pPr>
-      <w:r>
-        <w:rPr>
-          <w:b/>
-          <w:bCs/>
-        </w:rPr>
-        <w:t>Sistemas de calidad y certificaciones</w:t>
-      </w:r>
-    </w:p>
-    <w:p>
-      <w:pPr>
-        <w:pStyle w:val="Prrafodelista"/>
-        <w:ind w:left="1429" w:firstLine="0"/>
-      </w:pPr>
-      <w:r>
-        <w:t>El establecimiento de productos turísticos certificados, como el sello de calidad turística, y la adopción de estándares internacionales en la oferta turística de Colombia, ayudan a fortalecer la confianza de los viajeros. Esto es especialmente relevante en el ámbito de la sostenibilidad, donde las certificaciones garantizan el compromiso con el respeto al medio ambiente y la cultura local.</w:t>
-      </w:r>
-    </w:p>
-    <w:p>
-      <w:pPr>
-        <w:pStyle w:val="Prrafodelista"/>
-        <w:numPr>
-          <w:ilvl w:val="0"/>
-          <w:numId w:val="58"/>
-        </w:numPr>
-        <w:rPr>
-          <w:b/>
-          <w:bCs/>
-        </w:rPr>
-      </w:pPr>
-      <w:r>
-        <w:rPr>
-          <w:b/>
-          <w:bCs/>
-        </w:rPr>
-        <w:t>Diversificación de destinos</w:t>
-      </w:r>
-    </w:p>
-    <w:p>
-      <w:pPr>
-        <w:pStyle w:val="Prrafodelista"/>
-        <w:ind w:left="1429" w:firstLine="0"/>
-      </w:pPr>
-      <w:r>
-        <w:t>Además de los destinos tradicionales como Cartagena y Bogotá, Colombia ha apostado por diversificar su oferta turística. Destinos como el Amazonas, el Eje Cafetero o la región del Pacífico han ganado popularidad, ofreciendo experiencias únicas y menos masificadas que permiten a los turistas descubrir el país desde una perspectiva diferente y más auténtica.</w:t>
-      </w:r>
-    </w:p>
-    <w:p>
-      <w:pPr>
-        <w:pStyle w:val="Sangradetextonormal"/>
-      </w:pPr>
-      <w:r>
-        <w:t>Estas estrategias no solo buscan atraer a un mayor número de turistas, sino también mejorar su experiencia, fomentar un turismo más sostenible y consolidar a Colombia como un destino turístico innovador en el panorama global.</w:t>
-      </w:r>
-    </w:p>
-    <w:p>
-      <w:pPr>
-        <w:pStyle w:val="Ttulo2"/>
-      </w:pPr>
-      <w:bookmarkStart w:id="16" w:name="_Toc193471538"/>
-      <w:r>
-        <w:t>3.4. Análisis a los atributos del producto turístico</w:t>
-      </w:r>
-      <w:bookmarkEnd w:id="16"/>
-    </w:p>
-    <w:p>
-      <w:r>
-        <w:t>El análisis de los atributos del destino para un producto turístico es clave para desarrollar una estrategia eficaz de comercialización y posicionamiento. Estos atributos representan las características distintivas que hacen atractivo a un destino para los turistas. El proceso de análisis incluye varios pasos, y estos son algunos de los enfoques más comunes</w:t>
-      </w:r>
-      <w:r>
-        <w:t>:</w:t>
-      </w:r>
-    </w:p>
-    <w:p>
-      <w:pPr>
-        <w:pStyle w:val="Prrafodelista"/>
-        <w:numPr>
-          <w:ilvl w:val="0"/>
-          <w:numId w:val="47"/>
-        </w:numPr>
-        <w:rPr>
-          <w:b/>
-          <w:bCs/>
-        </w:rPr>
-      </w:pPr>
-      <w:r>
-        <w:rPr>
-          <w:b/>
-          <w:bCs/>
-        </w:rPr>
-        <w:lastRenderedPageBreak/>
-        <w:t>Identificación de los atributos clave</w:t>
-      </w:r>
-    </w:p>
-    <w:p>
-      <w:pPr>
-        <w:pStyle w:val="Prrafodelista"/>
-        <w:ind w:left="1429" w:firstLine="0"/>
-      </w:pPr>
-      <w:r>
-        <w:t>Los atributos del destino pueden variar según el tipo de turismo (cultural, de aventura, de playa, gastronómico, etc.). Algunos atributos comunes incluyen:</w:t>
-      </w:r>
-    </w:p>
-    <w:p>
-      <w:pPr>
-        <w:pStyle w:val="Prrafodelista"/>
-        <w:numPr>
-          <w:ilvl w:val="0"/>
-          <w:numId w:val="48"/>
-        </w:numPr>
-      </w:pPr>
-      <w:r>
-        <w:rPr>
-          <w:b/>
-          <w:bCs/>
-        </w:rPr>
-        <w:t>Belleza natural</w:t>
-      </w:r>
-      <w:r>
-        <w:t>: paisajes, playas, montañas y parques naturales.</w:t>
-      </w:r>
-    </w:p>
-    <w:p>
-      <w:pPr>
-        <w:pStyle w:val="Prrafodelista"/>
-        <w:numPr>
-          <w:ilvl w:val="0"/>
-          <w:numId w:val="48"/>
-        </w:numPr>
-      </w:pPr>
-      <w:r>
-        <w:rPr>
-          <w:b/>
-          <w:bCs/>
-        </w:rPr>
-        <w:t>Infraestructura turística</w:t>
-      </w:r>
-      <w:r>
-        <w:t>: hoteles, restaurantes, transporte y accesibilidad.</w:t>
-      </w:r>
-    </w:p>
-    <w:p>
-      <w:pPr>
-        <w:pStyle w:val="Prrafodelista"/>
-        <w:numPr>
-          <w:ilvl w:val="0"/>
-          <w:numId w:val="48"/>
-        </w:numPr>
-      </w:pPr>
-      <w:r>
-        <w:rPr>
-          <w:b/>
-          <w:bCs/>
-        </w:rPr>
-        <w:t>Atractivos culturales</w:t>
-      </w:r>
-      <w:r>
-        <w:t>: museos, sitios históricos, festivales y eventos.</w:t>
-      </w:r>
-    </w:p>
-    <w:p>
-      <w:pPr>
-        <w:pStyle w:val="Prrafodelista"/>
-        <w:numPr>
-          <w:ilvl w:val="0"/>
-          <w:numId w:val="48"/>
-        </w:numPr>
-      </w:pPr>
-      <w:r>
-        <w:rPr>
-          <w:b/>
-          <w:bCs/>
-        </w:rPr>
-        <w:t>Clima</w:t>
-      </w:r>
-      <w:r>
-        <w:t>: estaciones favorables para visitar.</w:t>
-      </w:r>
-    </w:p>
-    <w:p>
-      <w:pPr>
-        <w:pStyle w:val="Prrafodelista"/>
-        <w:numPr>
-          <w:ilvl w:val="0"/>
-          <w:numId w:val="48"/>
-        </w:numPr>
-      </w:pPr>
-      <w:r>
-        <w:rPr>
-          <w:b/>
-          <w:bCs/>
-        </w:rPr>
-        <w:t>Seguridad</w:t>
-      </w:r>
-      <w:r>
-        <w:t>: percepción de seguridad y tranquilidad.</w:t>
-      </w:r>
-    </w:p>
-    <w:p>
-      <w:pPr>
-        <w:pStyle w:val="Prrafodelista"/>
-        <w:numPr>
-          <w:ilvl w:val="0"/>
-          <w:numId w:val="48"/>
-        </w:numPr>
-      </w:pPr>
-      <w:r>
-        <w:rPr>
-          <w:b/>
-          <w:bCs/>
-        </w:rPr>
-        <w:t>Hospitalidad local</w:t>
-      </w:r>
-      <w:r>
-        <w:t>: trato de la gente y calidad del servicio.</w:t>
-      </w:r>
-    </w:p>
-    <w:p>
-      <w:pPr>
-        <w:pStyle w:val="Prrafodelista"/>
-        <w:numPr>
-          <w:ilvl w:val="0"/>
-          <w:numId w:val="48"/>
-        </w:numPr>
-      </w:pPr>
-      <w:r>
-        <w:rPr>
-          <w:b/>
-          <w:bCs/>
-        </w:rPr>
-        <w:t>Sostenibilidad</w:t>
-      </w:r>
-      <w:r>
-        <w:t>: impacto ambiental y prácticas sostenibles.</w:t>
-      </w:r>
-    </w:p>
-    <w:p>
-      <w:pPr>
-        <w:pStyle w:val="Prrafodelista"/>
-        <w:numPr>
-          <w:ilvl w:val="0"/>
-          <w:numId w:val="47"/>
-        </w:numPr>
-        <w:rPr>
-          <w:b/>
-          <w:bCs/>
-        </w:rPr>
-      </w:pPr>
-      <w:r>
-        <w:rPr>
-          <w:b/>
-          <w:bCs/>
-        </w:rPr>
-        <w:t>Evaluación de la percepción del turista</w:t>
-      </w:r>
-    </w:p>
-    <w:p>
-      <w:pPr>
-        <w:pStyle w:val="Prrafodelista"/>
-        <w:ind w:left="1429" w:firstLine="0"/>
-      </w:pPr>
-      <w:r>
-        <w:t xml:space="preserve">Es fundamental entender cómo los turistas perciben estos atributos. Para esto se pueden utilizar encuestas, entrevistas o análisis de reseñas en plataformas como TripAdvisor o Google </w:t>
-      </w:r>
-      <w:proofErr w:type="spellStart"/>
-      <w:r>
-        <w:t>Reviews</w:t>
-      </w:r>
-      <w:proofErr w:type="spellEnd"/>
-      <w:r>
-        <w:t>. La percepción puede incluir tanto atributos tangibles (infraestructura) como intangibles (experiencia emocional y autenticidad</w:t>
-      </w:r>
-      <w:r>
-        <w:t>).</w:t>
-      </w:r>
-    </w:p>
-    <w:p>
-      <w:pPr>
-        <w:pStyle w:val="Prrafodelista"/>
-        <w:numPr>
-          <w:ilvl w:val="0"/>
-          <w:numId w:val="47"/>
-        </w:numPr>
-        <w:rPr>
-          <w:b/>
-          <w:bCs/>
-        </w:rPr>
-      </w:pPr>
-      <w:r>
-        <w:rPr>
-          <w:rStyle w:val="Extranjerismo"/>
-          <w:b/>
-          <w:bCs/>
-        </w:rPr>
-        <w:t>Marketing</w:t>
-      </w:r>
-      <w:r>
-        <w:rPr>
-          <w:b/>
-          <w:bCs/>
-        </w:rPr>
-        <w:t> digital</w:t>
-      </w:r>
-    </w:p>
-    <w:p>
-      <w:pPr>
-        <w:pStyle w:val="Prrafodelista"/>
-        <w:ind w:left="1429" w:firstLine="0"/>
-        <w:rPr>
-          <w:b/>
-          <w:bCs/>
-        </w:rPr>
-      </w:pPr>
-      <w:r>
-        <w:t>Un análisis competitivo ayuda a ver cómo se posiciona un destino frente a otros. Esto implica comparar los atributos del destino en cuestión con los de destinos similares o competidores directos. Se evalúa qué ventajas competitivas tiene un destino sobre otro, y dónde existen oportunidades de mejora</w:t>
-      </w:r>
-      <w:r>
-        <w:rPr>
-          <w:b/>
-          <w:bCs/>
-        </w:rPr>
-        <w:t>.</w:t>
-      </w:r>
-    </w:p>
-    <w:p>
-      <w:pPr>
-        <w:pStyle w:val="Prrafodelista"/>
-        <w:numPr>
-          <w:ilvl w:val="0"/>
-          <w:numId w:val="47"/>
-        </w:numPr>
-        <w:rPr>
-          <w:b/>
-          <w:bCs/>
-        </w:rPr>
-      </w:pPr>
-      <w:r>
-        <w:rPr>
-          <w:b/>
-          <w:bCs/>
-        </w:rPr>
-        <w:lastRenderedPageBreak/>
-        <w:t>Análisis de datos cualitativos y cuantitativos</w:t>
-      </w:r>
-    </w:p>
-    <w:p>
-      <w:pPr>
-        <w:pStyle w:val="Prrafodelista"/>
-        <w:numPr>
-          <w:ilvl w:val="0"/>
-          <w:numId w:val="48"/>
-        </w:numPr>
-        <w:rPr>
-          <w:b/>
-          <w:bCs/>
-        </w:rPr>
-      </w:pPr>
-      <w:r>
-        <w:rPr>
-          <w:b/>
-          <w:bCs/>
-        </w:rPr>
-        <w:t>Datos cualitativos: </w:t>
-      </w:r>
-      <w:r>
-        <w:t>provienen de entrevistas y comentarios de los turistas, y sirven para entender la calidad percibida de los atributos del destino.</w:t>
-      </w:r>
-    </w:p>
-    <w:p>
-      <w:pPr>
-        <w:pStyle w:val="Prrafodelista"/>
-        <w:numPr>
-          <w:ilvl w:val="0"/>
-          <w:numId w:val="48"/>
-        </w:numPr>
-        <w:rPr>
-          <w:b/>
-          <w:bCs/>
-        </w:rPr>
-      </w:pPr>
-      <w:r>
-        <w:rPr>
-          <w:b/>
-          <w:bCs/>
-        </w:rPr>
-        <w:t>Datos cuantitativos: </w:t>
-      </w:r>
-      <w:r>
-        <w:t>incluyen estadísticas de visitas, ocupación hotelera, gasto promedio por turista, estacionalidad, entre otros</w:t>
-      </w:r>
-      <w:r>
-        <w:rPr>
-          <w:b/>
-          <w:bCs/>
-        </w:rPr>
-        <w:t>.</w:t>
-      </w:r>
-    </w:p>
-    <w:p>
-      <w:pPr>
-        <w:pStyle w:val="Prrafodelista"/>
-        <w:numPr>
-          <w:ilvl w:val="0"/>
-          <w:numId w:val="47"/>
-        </w:numPr>
-        <w:rPr>
-          <w:b/>
-          <w:bCs/>
-        </w:rPr>
-      </w:pPr>
-      <w:r>
-        <w:rPr>
-          <w:b/>
-          <w:bCs/>
-        </w:rPr>
-        <w:t>Ofertas y promociones</w:t>
-      </w:r>
-    </w:p>
-    <w:p>
-      <w:pPr>
-        <w:pStyle w:val="Prrafodelista"/>
-        <w:ind w:left="1429" w:firstLine="0"/>
-      </w:pPr>
-      <w:r>
-        <w:t>Diferentes grupos de turistas valoran atributos distintos. Por ejemplo, los turistas jóvenes pueden priorizar actividades de aventura, mientras que los turistas mayores podrían preferir destinos más tranquilos y con buena infraestructura de servicios. Identificar segmentos de mercado permite personalizar la promoción del destino según las preferencias.</w:t>
-      </w:r>
-    </w:p>
-    <w:p>
-      <w:pPr>
-        <w:pStyle w:val="Prrafodelista"/>
-        <w:numPr>
-          <w:ilvl w:val="0"/>
-          <w:numId w:val="47"/>
-        </w:numPr>
-        <w:rPr>
-          <w:b/>
-          <w:bCs/>
-        </w:rPr>
-      </w:pPr>
-      <w:r>
-        <w:rPr>
-          <w:b/>
-          <w:bCs/>
-        </w:rPr>
-        <w:t>Análisis DOFA del destino</w:t>
-      </w:r>
-    </w:p>
-    <w:p>
-      <w:pPr>
-        <w:pStyle w:val="Prrafodelista"/>
-        <w:ind w:left="1429" w:firstLine="0"/>
-      </w:pPr>
-      <w:r>
-        <w:t>La matriz DOFA (Fortalezas, Oportunidades, Debilidades y Amenazas) es útil para identificar los puntos fuertes y débiles del destino, así como las oportunidades que pueden aprovecharse y las amenazas que deben gestionarse. Esto incluye evaluar tanto atributos tangibles como intangibles</w:t>
-      </w:r>
-      <w:r>
-        <w:t>.</w:t>
-      </w:r>
-    </w:p>
-    <w:p>
-      <w:pPr>
-        <w:pStyle w:val="Prrafodelista"/>
-        <w:numPr>
-          <w:ilvl w:val="0"/>
-          <w:numId w:val="47"/>
-        </w:numPr>
-        <w:rPr>
-          <w:b/>
-          <w:bCs/>
-        </w:rPr>
-      </w:pPr>
-      <w:r>
-        <w:rPr>
-          <w:b/>
-          <w:bCs/>
-        </w:rPr>
-        <w:t>Reputación y </w:t>
-      </w:r>
-      <w:r>
-        <w:rPr>
-          <w:rStyle w:val="Extranjerismo"/>
-          <w:b/>
-          <w:bCs/>
-        </w:rPr>
-        <w:t>marketing</w:t>
-      </w:r>
-      <w:r>
-        <w:rPr>
-          <w:b/>
-          <w:bCs/>
-        </w:rPr>
-        <w:t> de destino</w:t>
-      </w:r>
-    </w:p>
-    <w:p>
-      <w:pPr>
-        <w:pStyle w:val="Prrafodelista"/>
-        <w:ind w:left="1429" w:firstLine="0"/>
-      </w:pPr>
-      <w:r>
-        <w:t>La reputación del destino juega un papel importante. Aquí se analiza cómo los atributos del destino están siendo promovidos y percibidos en los mercados emisores. El </w:t>
+        <w:t>slogans</w:t>
+      </w:r>
+      <w:r>
+        <w:t xml:space="preserve"> atractivos, descripciones breves y creativas que resuman lo que hace único el producto turístico. Además, es importante utilizar canales de </w:t>
       </w:r>
       <w:r>
         <w:rPr>
           <w:rStyle w:val="Extranjerismo"/>
           <w:lang w:val="es-CO"/>
         </w:rPr>
-        <w:t>marketing </w:t>
-      </w:r>
-      <w:r>
-        <w:t>puede resaltar ciertos atributos que no son evidentes o que pueden mejorar la competitividad del destino.</w:t>
+        <w:t>marketing</w:t>
+      </w:r>
+      <w:r>
+        <w:t> digital, como sitios web, redes sociales y plataformas de reservas, para difundir la propuesta a un público más amplio.</w:t>
+      </w:r>
+    </w:p>
+    <w:p>
+      <w:pPr>
+        <w:pStyle w:val="Prrafodelista"/>
+        <w:numPr>
+          <w:ilvl w:val="0"/>
+          <w:numId w:val="51"/>
+        </w:numPr>
+        <w:rPr>
+          <w:b/>
+          <w:bCs/>
+        </w:rPr>
+      </w:pPr>
+      <w:r>
+        <w:rPr>
+          <w:b/>
+          <w:bCs/>
+        </w:rPr>
+        <w:t>Ejemplo de propuesta de valor</w:t>
+      </w:r>
+    </w:p>
+    <w:p>
+      <w:pPr>
+        <w:pStyle w:val="Prrafodelista"/>
+        <w:numPr>
+          <w:ilvl w:val="0"/>
+          <w:numId w:val="50"/>
+        </w:numPr>
+        <w:ind w:left="1843"/>
+        <w:rPr>
+          <w:b/>
+          <w:bCs/>
+        </w:rPr>
+      </w:pPr>
+      <w:r>
+        <w:rPr>
+          <w:b/>
+          <w:bCs/>
+        </w:rPr>
+        <w:t xml:space="preserve">Producto: </w:t>
+      </w:r>
+      <w:r>
+        <w:t>Eco-turismo en la Sierra Nevada de Santa Marta.</w:t>
+      </w:r>
+    </w:p>
+    <w:p>
+      <w:pPr>
+        <w:pStyle w:val="Prrafodelista"/>
+        <w:numPr>
+          <w:ilvl w:val="0"/>
+          <w:numId w:val="50"/>
+        </w:numPr>
+        <w:ind w:left="1843"/>
+        <w:rPr>
+          <w:b/>
+          <w:bCs/>
+        </w:rPr>
+      </w:pPr>
+      <w:r>
+        <w:rPr>
+          <w:b/>
+          <w:bCs/>
+        </w:rPr>
+        <w:t xml:space="preserve">Propuesta de valor: </w:t>
+      </w:r>
+      <w:r>
+        <w:t xml:space="preserve">"Explora la cultura ancestral de los indígenas Kogui mientras disfrutas de la biodiversidad única de la Sierra Nevada, todo en una experiencia eco-sostenible que respeta el entorno natural y cultural. Vive una aventura auténtica que transforma tu perspectiva, </w:t>
+      </w:r>
+      <w:r>
+        <w:lastRenderedPageBreak/>
+        <w:t>mientras apoyas la conservación del medio ambiente y las comunidades locales."</w:t>
       </w:r>
     </w:p>
     <w:p>
@@ -11886,1024 +12850,113 @@
         <w:pStyle w:val="Prrafodelista"/>
         <w:ind w:left="1429" w:firstLine="0"/>
       </w:pPr>
+      <w:r>
+        <w:t>Este ejemplo resume los pasos anteriores, mostrando cómo identificar atributos únicos (como la cultura Kogui y la biodiversidad de la Sierra Nevada), desarrollar beneficios emocionales (aventura auténtica, conexión con la naturaleza), y resaltar la sostenibilidad (respeto por el entorno y las comunidades locales). Sirve como un modelo para construir propuestas de valor que atraigan tanto a turistas nacionales como internacionales.</w:t>
+      </w:r>
+    </w:p>
+    <w:p>
+      <w:pPr>
+        <w:pStyle w:val="Prrafodelista"/>
+        <w:numPr>
+          <w:ilvl w:val="0"/>
+          <w:numId w:val="51"/>
+        </w:numPr>
+        <w:rPr>
+          <w:b/>
+          <w:bCs/>
+        </w:rPr>
+      </w:pPr>
+      <w:r>
+        <w:rPr>
+          <w:b/>
+          <w:bCs/>
+        </w:rPr>
+        <w:t>Validar la propuesta</w:t>
+      </w:r>
     </w:p>
     <w:p>
       <w:pPr>
         <w:pStyle w:val="Prrafodelista"/>
         <w:ind w:left="1429" w:firstLine="0"/>
       </w:pPr>
-    </w:p>
-    <w:p>
-      <w:pPr>
-        <w:pStyle w:val="Prrafodelista"/>
-        <w:numPr>
-          <w:ilvl w:val="0"/>
-          <w:numId w:val="47"/>
-        </w:numPr>
-        <w:rPr>
-          <w:b/>
-          <w:bCs/>
-        </w:rPr>
-      </w:pPr>
-      <w:r>
-        <w:rPr>
-          <w:b/>
-          <w:bCs/>
-        </w:rPr>
-        <w:lastRenderedPageBreak/>
-        <w:t>Sostenibilidad y responsabilidad social</w:t>
-      </w:r>
-    </w:p>
-    <w:p>
-      <w:pPr>
-        <w:pStyle w:val="Prrafodelista"/>
-        <w:ind w:left="1429" w:firstLine="0"/>
-      </w:pPr>
-      <w:r>
-        <w:t>Un análisis moderno de los atributos del destino también debe considerar la sostenibilidad. Cada vez más turistas buscan destinos que tengan prácticas sostenibles y de bajo impacto ambiental. Este atributo puede ser decisivo para ciertos segmentos de viajeros.</w:t>
-      </w:r>
-    </w:p>
-    <w:p>
-      <w:pPr>
-        <w:pStyle w:val="Sangradetextonormal"/>
-      </w:pPr>
-      <w:r>
-        <w:t>El análisis de los atributos del destino para un producto turístico es multidimensional y requiere un enfoque tanto cualitativo como cuantitativo. Entender la percepción del turista, comparar con competidores y hacer un análisis detallado de los puntos fuertes y débiles del destino son pasos esenciales para diseñar un producto turístico atractivo y competitivo.</w:t>
-      </w:r>
-    </w:p>
-    <w:p>
-      <w:pPr>
-        <w:pStyle w:val="Ttulo2"/>
-      </w:pPr>
-      <w:bookmarkStart w:id="17" w:name="_Toc193471539"/>
-      <w:r>
-        <w:t>3.5. Evaluación a los aspectos de calidad turística en Colombia</w:t>
-      </w:r>
-      <w:bookmarkEnd w:id="17"/>
-    </w:p>
-    <w:p>
-      <w:r>
-        <w:t>En Colombia, la calidad turística se evalúa a través de diversos aspectos que buscan garantizar una experiencia segura y satisfactoria para los visitantes, alineándose con estándares tanto nacionales como internacionales. A continuación, se detallan los aspectos clave:</w:t>
-      </w:r>
-    </w:p>
-    <w:p>
-      <w:pPr>
-        <w:pStyle w:val="Prrafodelista"/>
-        <w:numPr>
-          <w:ilvl w:val="0"/>
-          <w:numId w:val="49"/>
-        </w:numPr>
-        <w:rPr>
-          <w:b/>
-          <w:bCs/>
-        </w:rPr>
-      </w:pPr>
-      <w:r>
-        <w:rPr>
-          <w:b/>
-          <w:bCs/>
-        </w:rPr>
-        <w:t>Servicios de alojamiento</w:t>
-      </w:r>
-    </w:p>
-    <w:p>
-      <w:pPr>
-        <w:pStyle w:val="Prrafodelista"/>
-        <w:numPr>
-          <w:ilvl w:val="0"/>
-          <w:numId w:val="50"/>
-        </w:numPr>
-        <w:ind w:left="1843"/>
-      </w:pPr>
-      <w:r>
-        <w:rPr>
-          <w:b/>
-          <w:bCs/>
-        </w:rPr>
-        <w:t>Calidad del servicio</w:t>
-      </w:r>
-      <w:r>
-        <w:t>: implica atención al cliente, amabilidad, rapidez y efectividad en la respuesta a las necesidades del turista.</w:t>
-      </w:r>
-    </w:p>
-    <w:p>
-      <w:pPr>
-        <w:pStyle w:val="Prrafodelista"/>
-        <w:numPr>
-          <w:ilvl w:val="0"/>
-          <w:numId w:val="50"/>
-        </w:numPr>
-        <w:ind w:left="1843"/>
-      </w:pPr>
-      <w:r>
-        <w:rPr>
-          <w:b/>
-          <w:bCs/>
-        </w:rPr>
-        <w:t>Instalaciones y comodidades</w:t>
-      </w:r>
-      <w:r>
-        <w:t>: incluye la limpieza, el mantenimiento, la seguridad y el confort de los establecimientos como hoteles, hostales y alojamientos rurales.</w:t>
-      </w:r>
-    </w:p>
-    <w:p>
-      <w:pPr>
-        <w:pStyle w:val="Prrafodelista"/>
-        <w:numPr>
-          <w:ilvl w:val="0"/>
-          <w:numId w:val="50"/>
-        </w:numPr>
-        <w:ind w:left="1843"/>
-        <w:rPr>
-          <w:b/>
-          <w:bCs/>
-        </w:rPr>
-      </w:pPr>
-      <w:r>
-        <w:rPr>
-          <w:b/>
-          <w:bCs/>
-        </w:rPr>
-        <w:t>Certificaciones: </w:t>
-      </w:r>
-      <w:r>
-        <w:t>el cumplimiento de las Normas Técnicas Sectoriales (NTS), es fundamental para asegurar estándares de calidad en hoteles, agencias de viajes y operadores turísticos.</w:t>
-      </w:r>
-    </w:p>
-    <w:p>
-      <w:pPr>
-        <w:pStyle w:val="Prrafodelista"/>
-        <w:numPr>
-          <w:ilvl w:val="0"/>
-          <w:numId w:val="49"/>
-        </w:numPr>
-        <w:rPr>
-          <w:b/>
-          <w:bCs/>
-        </w:rPr>
-      </w:pPr>
-      <w:r>
-        <w:rPr>
-          <w:b/>
-          <w:bCs/>
-        </w:rPr>
-        <w:lastRenderedPageBreak/>
-        <w:t>Restauración y gastronomía</w:t>
-      </w:r>
-    </w:p>
-    <w:p>
-      <w:pPr>
-        <w:pStyle w:val="Prrafodelista"/>
-        <w:ind w:left="1429" w:firstLine="0"/>
-      </w:pPr>
-      <w:r>
-        <w:t>Fomentar el uso responsable del agua mediante prácticas como la reutilización de aguas grises y el uso de instalaciones eficientes, además de asegurar que las actividades turísticas no afecten negativamente las fuentes de agua locales.</w:t>
-      </w:r>
-    </w:p>
-    <w:p>
-      <w:pPr>
-        <w:pStyle w:val="Prrafodelista"/>
-        <w:numPr>
-          <w:ilvl w:val="0"/>
-          <w:numId w:val="49"/>
-        </w:numPr>
-        <w:rPr>
-          <w:b/>
-          <w:bCs/>
-        </w:rPr>
-      </w:pPr>
-      <w:r>
-        <w:rPr>
-          <w:b/>
-          <w:bCs/>
-        </w:rPr>
-        <w:t>Transporte turístico</w:t>
-      </w:r>
-    </w:p>
-    <w:p>
-      <w:pPr>
-        <w:pStyle w:val="Prrafodelista"/>
-        <w:numPr>
-          <w:ilvl w:val="0"/>
-          <w:numId w:val="50"/>
-        </w:numPr>
-        <w:ind w:left="1843"/>
-        <w:rPr>
-          <w:b/>
-          <w:bCs/>
-        </w:rPr>
-      </w:pPr>
-      <w:r>
-        <w:rPr>
-          <w:b/>
-          <w:bCs/>
-        </w:rPr>
-        <w:t xml:space="preserve">Seguridad y </w:t>
-      </w:r>
-      <w:r>
-        <w:rPr>
-          <w:rStyle w:val="Extranjerismo"/>
-          <w:b/>
-          <w:bCs/>
-          <w:lang w:val="es-CO"/>
-        </w:rPr>
-        <w:t>confort</w:t>
-      </w:r>
-      <w:r>
-        <w:rPr>
-          <w:b/>
-          <w:bCs/>
-        </w:rPr>
-        <w:t>: </w:t>
-      </w:r>
-      <w:r>
-        <w:t>evaluación del estado de los vehículos y las condiciones de seguridad en el transporte terrestre, aéreo y marítimo.</w:t>
-      </w:r>
-    </w:p>
-    <w:p>
-      <w:pPr>
-        <w:pStyle w:val="Prrafodelista"/>
-        <w:numPr>
-          <w:ilvl w:val="0"/>
-          <w:numId w:val="50"/>
-        </w:numPr>
-        <w:ind w:left="1843"/>
-        <w:rPr>
-          <w:b/>
-          <w:bCs/>
-        </w:rPr>
-      </w:pPr>
-      <w:r>
-        <w:rPr>
-          <w:b/>
-          <w:bCs/>
-        </w:rPr>
-        <w:t>Cumplimiento de itinerarios: </w:t>
-      </w:r>
-      <w:r>
-        <w:t>puntualidad en los tiempos de traslado y las conexiones entre destinos turísticos.</w:t>
-      </w:r>
-    </w:p>
-    <w:p>
-      <w:pPr>
-        <w:pStyle w:val="Prrafodelista"/>
-        <w:numPr>
-          <w:ilvl w:val="0"/>
-          <w:numId w:val="50"/>
-        </w:numPr>
-        <w:ind w:left="1843"/>
-        <w:rPr>
-          <w:b/>
-          <w:bCs/>
-        </w:rPr>
-      </w:pPr>
-      <w:r>
-        <w:rPr>
-          <w:b/>
-          <w:bCs/>
-        </w:rPr>
-        <w:t>Atención al cliente: </w:t>
-      </w:r>
-      <w:r>
-        <w:t>calidad del servicio ofrecido por conductores y operadores de transporte.</w:t>
-      </w:r>
-    </w:p>
-    <w:p>
-      <w:pPr>
-        <w:pStyle w:val="Prrafodelista"/>
-        <w:numPr>
-          <w:ilvl w:val="0"/>
-          <w:numId w:val="49"/>
-        </w:numPr>
-        <w:rPr>
-          <w:b/>
-          <w:bCs/>
-        </w:rPr>
-      </w:pPr>
-      <w:r>
-        <w:rPr>
-          <w:b/>
-          <w:bCs/>
-        </w:rPr>
-        <w:t>Guías turísticas</w:t>
-      </w:r>
-    </w:p>
-    <w:p>
-      <w:pPr>
-        <w:pStyle w:val="Prrafodelista"/>
-        <w:numPr>
-          <w:ilvl w:val="0"/>
-          <w:numId w:val="50"/>
-        </w:numPr>
-        <w:ind w:left="1843"/>
-        <w:rPr>
-          <w:b/>
-          <w:bCs/>
-        </w:rPr>
-      </w:pPr>
-      <w:r>
-        <w:rPr>
-          <w:b/>
-          <w:bCs/>
-        </w:rPr>
-        <w:t>Conocimientos y formación: </w:t>
-      </w:r>
-      <w:r>
-        <w:t>la capacitación en historia, cultura, geografía y otros aspectos del destino turístico es esencial para los guías.</w:t>
-      </w:r>
-    </w:p>
-    <w:p>
-      <w:pPr>
-        <w:pStyle w:val="Prrafodelista"/>
-        <w:numPr>
-          <w:ilvl w:val="0"/>
-          <w:numId w:val="50"/>
-        </w:numPr>
-        <w:ind w:left="1843"/>
-        <w:rPr>
-          <w:b/>
-          <w:bCs/>
-        </w:rPr>
-      </w:pPr>
-      <w:r>
-        <w:rPr>
-          <w:b/>
-          <w:bCs/>
-        </w:rPr>
-        <w:t>Trato al turista: </w:t>
-      </w:r>
-      <w:r>
-        <w:t>implica una actitud amigable, profesionalismo y habilidades de comunicación efectivas.</w:t>
-      </w:r>
-    </w:p>
-    <w:p>
-      <w:pPr>
-        <w:pStyle w:val="Prrafodelista"/>
-        <w:numPr>
-          <w:ilvl w:val="0"/>
-          <w:numId w:val="50"/>
-        </w:numPr>
-        <w:ind w:left="1843"/>
-        <w:rPr>
-          <w:b/>
-          <w:bCs/>
-        </w:rPr>
-      </w:pPr>
-      <w:r>
-        <w:rPr>
-          <w:b/>
-          <w:bCs/>
-        </w:rPr>
-        <w:t>Idiomas: </w:t>
-      </w:r>
-      <w:r>
-        <w:t>competencia en varios idiomas para atender a turistas internacionales.</w:t>
-      </w:r>
-    </w:p>
-    <w:p>
-      <w:pPr>
-        <w:pStyle w:val="Prrafodelista"/>
-        <w:numPr>
-          <w:ilvl w:val="0"/>
-          <w:numId w:val="49"/>
-        </w:numPr>
-        <w:rPr>
-          <w:b/>
-          <w:bCs/>
-        </w:rPr>
-      </w:pPr>
-      <w:r>
-        <w:rPr>
-          <w:b/>
-          <w:bCs/>
-        </w:rPr>
-        <w:t>Actividades y experiencias turísticas</w:t>
-      </w:r>
-    </w:p>
-    <w:p>
-      <w:pPr>
-        <w:pStyle w:val="Prrafodelista"/>
-        <w:numPr>
-          <w:ilvl w:val="0"/>
-          <w:numId w:val="50"/>
-        </w:numPr>
-        <w:ind w:left="1843"/>
-        <w:rPr>
-          <w:b/>
-          <w:bCs/>
-        </w:rPr>
-      </w:pPr>
-      <w:r>
-        <w:rPr>
-          <w:b/>
-          <w:bCs/>
-        </w:rPr>
-        <w:t>Variedad y autenticidad: </w:t>
-      </w:r>
-      <w:r>
-        <w:t>ofrecimiento de actividades que reflejan la identidad local, como turismo cultural, recreativo y de aventura.</w:t>
-      </w:r>
-    </w:p>
-    <w:p>
-      <w:pPr>
-        <w:pStyle w:val="Prrafodelista"/>
-        <w:numPr>
-          <w:ilvl w:val="0"/>
-          <w:numId w:val="50"/>
-        </w:numPr>
-        <w:ind w:left="1843"/>
-        <w:rPr>
-          <w:b/>
-          <w:bCs/>
-        </w:rPr>
-      </w:pPr>
-      <w:r>
-        <w:rPr>
-          <w:b/>
-          <w:bCs/>
-        </w:rPr>
-        <w:t>Sostenibilidad: </w:t>
-      </w:r>
-      <w:r>
-        <w:t>implementación de prácticas responsables con el medio ambiente y las comunidades locales.</w:t>
-      </w:r>
-    </w:p>
-    <w:p>
-      <w:pPr>
-        <w:pStyle w:val="Prrafodelista"/>
-        <w:numPr>
-          <w:ilvl w:val="0"/>
-          <w:numId w:val="50"/>
-        </w:numPr>
-        <w:ind w:left="1843"/>
-        <w:rPr>
-          <w:b/>
-          <w:bCs/>
-        </w:rPr>
-      </w:pPr>
-      <w:r>
-        <w:rPr>
-          <w:b/>
-          <w:bCs/>
-        </w:rPr>
-        <w:lastRenderedPageBreak/>
-        <w:t>Seguridad: </w:t>
-      </w:r>
-      <w:r>
-        <w:t>garantía de seguridad en actividades como senderismo, deportes acuáticos y ecoturismo.</w:t>
-      </w:r>
-    </w:p>
-    <w:p>
-      <w:pPr>
-        <w:pStyle w:val="Prrafodelista"/>
-        <w:numPr>
-          <w:ilvl w:val="0"/>
-          <w:numId w:val="49"/>
-        </w:numPr>
-        <w:rPr>
-          <w:b/>
-          <w:bCs/>
-        </w:rPr>
-      </w:pPr>
-      <w:r>
-        <w:rPr>
-          <w:b/>
-          <w:bCs/>
-        </w:rPr>
-        <w:t>Infraestructura</w:t>
-      </w:r>
-    </w:p>
-    <w:p>
-      <w:pPr>
-        <w:pStyle w:val="Prrafodelista"/>
-        <w:numPr>
-          <w:ilvl w:val="0"/>
-          <w:numId w:val="50"/>
-        </w:numPr>
-        <w:ind w:left="1843"/>
-        <w:rPr>
-          <w:b/>
-          <w:bCs/>
-        </w:rPr>
-      </w:pPr>
-      <w:r>
-        <w:rPr>
-          <w:b/>
-          <w:bCs/>
-        </w:rPr>
-        <w:t>Accesibilidad: </w:t>
-      </w:r>
-      <w:r>
-        <w:t>condiciones de las vías de acceso, como carreteras, aeropuertos y transporte local.</w:t>
-      </w:r>
-    </w:p>
-    <w:p>
-      <w:pPr>
-        <w:pStyle w:val="Prrafodelista"/>
-        <w:numPr>
-          <w:ilvl w:val="0"/>
-          <w:numId w:val="50"/>
-        </w:numPr>
-        <w:ind w:left="1843"/>
-        <w:rPr>
-          <w:b/>
-          <w:bCs/>
-        </w:rPr>
-      </w:pPr>
-      <w:r>
-        <w:rPr>
-          <w:b/>
-          <w:bCs/>
-        </w:rPr>
-        <w:t>Señalización: </w:t>
-      </w:r>
-      <w:r>
-        <w:t>información clara en sitios turísticos, incluyendo señalización en varios idiomas.</w:t>
-      </w:r>
-    </w:p>
-    <w:p>
-      <w:pPr>
-        <w:pStyle w:val="Prrafodelista"/>
-        <w:numPr>
-          <w:ilvl w:val="0"/>
-          <w:numId w:val="50"/>
-        </w:numPr>
-        <w:ind w:left="1843"/>
-        <w:rPr>
-          <w:b/>
-          <w:bCs/>
-        </w:rPr>
-      </w:pPr>
-      <w:r>
-        <w:rPr>
-          <w:b/>
-          <w:bCs/>
-        </w:rPr>
-        <w:t>Infraestructura tecnológica: </w:t>
-      </w:r>
-      <w:r>
-        <w:t>conexión a internet, servicios móviles y plataformas digitales para facilitar la experiencia del turista.</w:t>
-      </w:r>
-    </w:p>
-    <w:p>
-      <w:pPr>
-        <w:pStyle w:val="Prrafodelista"/>
-        <w:numPr>
-          <w:ilvl w:val="0"/>
-          <w:numId w:val="49"/>
-        </w:numPr>
-        <w:rPr>
-          <w:b/>
-          <w:bCs/>
-        </w:rPr>
-      </w:pPr>
-      <w:r>
-        <w:rPr>
-          <w:b/>
-          <w:bCs/>
-        </w:rPr>
-        <w:t>Atención al cliente y hospitalidad</w:t>
-      </w:r>
-    </w:p>
-    <w:p>
-      <w:pPr>
-        <w:pStyle w:val="Prrafodelista"/>
-        <w:numPr>
-          <w:ilvl w:val="0"/>
-          <w:numId w:val="50"/>
-        </w:numPr>
-        <w:ind w:left="1843"/>
-        <w:rPr>
-          <w:b/>
-          <w:bCs/>
-        </w:rPr>
-      </w:pPr>
-      <w:r>
-        <w:rPr>
-          <w:b/>
-          <w:bCs/>
-        </w:rPr>
-        <w:t>Cordialidad y trato: </w:t>
-      </w:r>
-      <w:r>
-        <w:t>la actitud de servicio desde todos los involucrados en la atención al turista, desde el personal de hoteles hasta los guías locales.</w:t>
-      </w:r>
-    </w:p>
-    <w:p>
-      <w:pPr>
-        <w:pStyle w:val="Prrafodelista"/>
-        <w:numPr>
-          <w:ilvl w:val="0"/>
-          <w:numId w:val="50"/>
-        </w:numPr>
-        <w:ind w:left="1843"/>
-        <w:rPr>
-          <w:b/>
-          <w:bCs/>
-        </w:rPr>
-      </w:pPr>
-      <w:r>
-        <w:rPr>
-          <w:b/>
-          <w:bCs/>
-        </w:rPr>
-        <w:t>Solución de quejas: </w:t>
-      </w:r>
-      <w:r>
-        <w:t>mecanismos eficaces para resolver cualquier inconveniente que surja durante la visita.</w:t>
-      </w:r>
-    </w:p>
-    <w:p>
-      <w:pPr>
-        <w:pStyle w:val="Prrafodelista"/>
-        <w:numPr>
-          <w:ilvl w:val="0"/>
-          <w:numId w:val="49"/>
-        </w:numPr>
-        <w:rPr>
-          <w:b/>
-          <w:bCs/>
-        </w:rPr>
-      </w:pPr>
-      <w:r>
-        <w:rPr>
-          <w:b/>
-          <w:bCs/>
-        </w:rPr>
-        <w:t>Sostenibilidad y responsabilidad social</w:t>
-      </w:r>
-    </w:p>
-    <w:p>
-      <w:pPr>
-        <w:pStyle w:val="Prrafodelista"/>
-        <w:numPr>
-          <w:ilvl w:val="0"/>
-          <w:numId w:val="50"/>
-        </w:numPr>
-        <w:ind w:left="1843"/>
-        <w:rPr>
-          <w:b/>
-          <w:bCs/>
-        </w:rPr>
-      </w:pPr>
-      <w:r>
-        <w:rPr>
-          <w:b/>
-          <w:bCs/>
-        </w:rPr>
-        <w:t>Protección del medio ambiente:</w:t>
-      </w:r>
-      <w:r>
-        <w:t> implementación de prácticas de turismo sostenible, como energías renovables, manejo de residuos y respeto por la biodiversidad.</w:t>
-      </w:r>
-    </w:p>
-    <w:p>
-      <w:pPr>
-        <w:pStyle w:val="Prrafodelista"/>
-        <w:numPr>
-          <w:ilvl w:val="0"/>
-          <w:numId w:val="50"/>
-        </w:numPr>
-        <w:ind w:left="1843"/>
-        <w:rPr>
-          <w:b/>
-          <w:bCs/>
-        </w:rPr>
-      </w:pPr>
-      <w:r>
-        <w:rPr>
-          <w:b/>
-          <w:bCs/>
-        </w:rPr>
-        <w:t>Compromiso con las comunidades locales: </w:t>
-      </w:r>
-      <w:r>
-        <w:t>asegurar que las comunidades se beneficien económicamente y socialmente del desarrollo turístico.</w:t>
-      </w:r>
-    </w:p>
-    <w:p>
-      <w:pPr>
-        <w:rPr>
-          <w:b/>
-          <w:bCs/>
-        </w:rPr>
-      </w:pPr>
-    </w:p>
-    <w:p>
-      <w:pPr>
-        <w:rPr>
-          <w:b/>
-          <w:bCs/>
-        </w:rPr>
-      </w:pPr>
-    </w:p>
-    <w:p>
-      <w:pPr>
-        <w:pStyle w:val="Prrafodelista"/>
-        <w:numPr>
-          <w:ilvl w:val="0"/>
-          <w:numId w:val="49"/>
-        </w:numPr>
-        <w:rPr>
-          <w:b/>
-          <w:bCs/>
-        </w:rPr>
-      </w:pPr>
-      <w:r>
-        <w:rPr>
-          <w:b/>
-          <w:bCs/>
-        </w:rPr>
-        <w:lastRenderedPageBreak/>
-        <w:t>Promoción y</w:t>
-      </w:r>
-      <w:r>
-        <w:rPr>
-          <w:rStyle w:val="Extranjerismo"/>
-          <w:b/>
-          <w:bCs/>
-        </w:rPr>
-        <w:t> marketing</w:t>
-      </w:r>
-    </w:p>
-    <w:p>
-      <w:pPr>
-        <w:pStyle w:val="Prrafodelista"/>
-        <w:numPr>
-          <w:ilvl w:val="0"/>
-          <w:numId w:val="50"/>
-        </w:numPr>
-        <w:ind w:left="1843"/>
-        <w:rPr>
-          <w:b/>
-          <w:bCs/>
-        </w:rPr>
-      </w:pPr>
-      <w:r>
-        <w:rPr>
-          <w:b/>
-          <w:bCs/>
-        </w:rPr>
-        <w:t>Información precisa: </w:t>
-      </w:r>
-      <w:r>
-        <w:t>proveer información veraz sobre lo que el turista puede esperar en su experiencia</w:t>
-      </w:r>
-      <w:r>
-        <w:rPr>
-          <w:b/>
-          <w:bCs/>
-        </w:rPr>
-        <w:t>.</w:t>
-      </w:r>
-    </w:p>
-    <w:p>
-      <w:pPr>
-        <w:pStyle w:val="Prrafodelista"/>
-        <w:numPr>
-          <w:ilvl w:val="0"/>
-          <w:numId w:val="50"/>
-        </w:numPr>
-        <w:ind w:left="1843"/>
-        <w:rPr>
-          <w:b/>
-          <w:bCs/>
-        </w:rPr>
-      </w:pPr>
-      <w:r>
-        <w:rPr>
-          <w:b/>
-          <w:bCs/>
-        </w:rPr>
-        <w:t>Accesibilidad a la información: </w:t>
-      </w:r>
-      <w:r>
-        <w:t>disponibilidad de información en línea y en diversos idiomas para facilitar la planificación de los viajes.</w:t>
-      </w:r>
-    </w:p>
-    <w:p>
-      <w:pPr>
-        <w:pStyle w:val="Prrafodelista"/>
-        <w:numPr>
-          <w:ilvl w:val="0"/>
-          <w:numId w:val="49"/>
-        </w:numPr>
-        <w:rPr>
-          <w:b/>
-          <w:bCs/>
-        </w:rPr>
-      </w:pPr>
-      <w:r>
-        <w:rPr>
-          <w:b/>
-          <w:bCs/>
-        </w:rPr>
-        <w:t>Normatividad y certificaciones</w:t>
-      </w:r>
-    </w:p>
-    <w:p>
-      <w:pPr>
-        <w:pStyle w:val="Prrafodelista"/>
-        <w:numPr>
-          <w:ilvl w:val="0"/>
-          <w:numId w:val="50"/>
-        </w:numPr>
-        <w:ind w:left="1843"/>
-        <w:rPr>
-          <w:b/>
-          <w:bCs/>
-        </w:rPr>
-      </w:pPr>
-      <w:r>
-        <w:rPr>
-          <w:b/>
-          <w:bCs/>
-        </w:rPr>
-        <w:t>Cumplimiento de normas técnicas: </w:t>
-      </w:r>
-      <w:r>
-        <w:t>las Normas Técnicas Sectoriales (NTS) y las certificaciones de calidad turística son cruciales para asegurar una experiencia de calidad</w:t>
-      </w:r>
-      <w:r>
-        <w:rPr>
-          <w:b/>
-          <w:bCs/>
-        </w:rPr>
-        <w:t>.</w:t>
-      </w:r>
-    </w:p>
-    <w:p>
-      <w:pPr>
-        <w:rPr>
-          <w:b/>
-          <w:bCs/>
-        </w:rPr>
-      </w:pPr>
-      <w:r>
-        <w:rPr>
-          <w:b/>
-          <w:bCs/>
-        </w:rPr>
-        <w:t>Certificaciones internacionales: </w:t>
-      </w:r>
-      <w:r>
-        <w:t xml:space="preserve">programas como "Bandera Azul" para playas y "Green </w:t>
-      </w:r>
-      <w:proofErr w:type="spellStart"/>
-      <w:r>
-        <w:t>Globe</w:t>
-      </w:r>
-      <w:proofErr w:type="spellEnd"/>
-      <w:r>
-        <w:t>" para sostenibilidad en turismo son ejemplos de la participación en estándares internacionales.</w:t>
-      </w:r>
-    </w:p>
-    <w:p>
-      <w:pPr>
-        <w:pStyle w:val="Sangradetextonormal"/>
-      </w:pPr>
-      <w:r>
-        <w:t>Estos aspectos son esenciales para que Colombia mantenga y mejore su reputación como destino turístico, ofreciendo una combinación de sostenibilidad, autenticidad y altos estándares de calidad en el servicio.</w:t>
-      </w:r>
-    </w:p>
-    <w:p>
-      <w:pPr>
-        <w:pStyle w:val="Ttulo2"/>
-      </w:pPr>
-      <w:bookmarkStart w:id="18" w:name="_Toc193471540"/>
-      <w:r>
-        <w:t>3.6. Empatía turística</w:t>
-      </w:r>
-      <w:bookmarkEnd w:id="18"/>
-    </w:p>
-    <w:p>
-      <w:pPr>
-        <w:pStyle w:val="Sangradetextonormal"/>
-      </w:pPr>
-      <w:r>
-        <w:t>La empatía turística en Colombia se refiere a la capacidad de los habitantes, las empresas y las instituciones vinculadas al sector turístico para comprender, valorar y adaptarse a las necesidades y expectativas de los turistas, tanto nacionales como internacionales. Implica una actitud receptiva y respetuosa hacia los visitantes, basada en el entendimiento cultural, la preservación del entorno y la hospitalidad, con el objetivo de ofrecer experiencias enriquecedoras y auténticas que promuevan el respeto mutuo.</w:t>
-      </w:r>
-    </w:p>
-    <w:p>
-      <w:pPr>
-        <w:pStyle w:val="Sangradetextonormal"/>
-      </w:pPr>
-    </w:p>
-    <w:p>
-      <w:r>
-        <w:t>Debido a la diversidad cultural, étnica y geográfica de Colombia, la empatía turística es de particular importancia, ya que el país atrae a turistas interesados en explorar su patrimonio natural, histórico y cultural. Fomentar la empatía turística no solo implica brindar un servicio de alta calidad, sino también entender y respetar las diferencias culturales, costumbres y expectativas de los turistas. Esto, a su vez, promueve un turismo más responsable y sostenible.</w:t>
-      </w:r>
-    </w:p>
-    <w:p>
-      <w:r>
-        <w:t>Además, la empatía turística juega un papel crucial en la creación de conexiones auténticas y positivas entre los visitantes y las comunidades locales. Este enfoque contribuye a mejorar la percepción internacional de Colombia, al mismo tiempo que ayuda a reducir malentendidos o conflictos derivados de las diferencias culturales. En última instancia, la empatía turística fortalece el vínculo entre los turistas y las comunidades, fomentando una experiencia más enriquecedora para ambos.</w:t>
-      </w:r>
-    </w:p>
-    <w:p>
-      <w:pPr>
-        <w:pStyle w:val="Ttulo2"/>
-      </w:pPr>
-      <w:bookmarkStart w:id="19" w:name="_Toc193471541"/>
-      <w:r>
-        <w:t>3.7. Como se elabora la propuesta de valor en el producto turístico</w:t>
-      </w:r>
-      <w:bookmarkEnd w:id="19"/>
-    </w:p>
-    <w:p>
-      <w:r>
-        <w:t>Elaborar una propuesta de valor en un producto turístico en Colombia implica identificar los elementos únicos que diferencian la oferta turística y que resultan atractivos para el cliente. A continuación, se detallan los pasos clave para construir una propuesta de valor efectiva:</w:t>
-      </w:r>
-    </w:p>
-    <w:p>
-      <w:pPr>
-        <w:pStyle w:val="Prrafodelista"/>
-        <w:numPr>
-          <w:ilvl w:val="0"/>
-          <w:numId w:val="51"/>
-        </w:numPr>
-        <w:rPr>
-          <w:b/>
-          <w:bCs/>
-        </w:rPr>
-      </w:pPr>
-      <w:r>
-        <w:rPr>
-          <w:b/>
-          <w:bCs/>
-        </w:rPr>
-        <w:t>Conocer el mercado y los clientes objetivos</w:t>
-      </w:r>
-    </w:p>
-    <w:p>
-      <w:pPr>
-        <w:pStyle w:val="Prrafodelista"/>
-        <w:ind w:left="1429" w:firstLine="0"/>
-      </w:pPr>
-      <w:r>
-        <w:t xml:space="preserve">Una propuesta de valor efectiva debe abordar las necesidades o deseos de los turistas. Debe responder a preguntas clave como: ¿Cómo puede este producto hacer que el viaje del turista sea más memorable, cómodo o auténtico? Es importante pensar en experiencias personalizadas que se </w:t>
-      </w:r>
-      <w:r>
-        <w:lastRenderedPageBreak/>
-        <w:t>adapten a las diferentes necesidades de los turistas, como grupos pequeños, familias, aventureros, o viajeros individuales. Esto garantizará que la oferta sea atractiva y relevante para una variedad de públicos.</w:t>
-      </w:r>
-    </w:p>
-    <w:p>
-      <w:pPr>
-        <w:pStyle w:val="Prrafodelista"/>
-        <w:numPr>
-          <w:ilvl w:val="0"/>
-          <w:numId w:val="51"/>
-        </w:numPr>
-        <w:rPr>
-          <w:b/>
-          <w:bCs/>
-        </w:rPr>
-      </w:pPr>
-      <w:r>
-        <w:rPr>
-          <w:b/>
-          <w:bCs/>
-        </w:rPr>
-        <w:t>Identificar los atributos únicos del destino o servicio</w:t>
-      </w:r>
-    </w:p>
-    <w:p>
-      <w:pPr>
-        <w:pStyle w:val="Prrafodelista"/>
-        <w:ind w:left="1429" w:firstLine="0"/>
-      </w:pPr>
-      <w:r>
-        <w:t xml:space="preserve">Colombia es un país con una rica diversidad natural y cultural. Los recursos naturales, como selvas, montañas, playas, y su diversidad cultural (pueblos indígenas, gastronomía, patrimonio histórico), son algunos de los elementos clave que deben destacarse en la propuesta de valor. Definir qué hace único al destino o servicio es esencial. ¿Es una experiencia en el Amazonas?, ¿Un recorrido gastronómico por Cartagena?, y ¿O un </w:t>
+      <w:r>
+        <w:t>Una vez desarrollada la propuesta de valor, es crucial validarla con clientes reales. Esto puede hacerse mediante encuestas, pruebas de producto o </w:t>
       </w:r>
       <w:r>
         <w:rPr>
           <w:rStyle w:val="Extranjerismo"/>
           <w:lang w:val="es-CO"/>
         </w:rPr>
-        <w:t>tour</w:t>
-      </w:r>
-      <w:r>
-        <w:t xml:space="preserve"> de avistamiento de aves en el Eje Cafetero? Identificar estos elementos diferenciadores es fundamental.</w:t>
-      </w:r>
-    </w:p>
-    <w:p>
-      <w:pPr>
-        <w:pStyle w:val="Prrafodelista"/>
-        <w:numPr>
-          <w:ilvl w:val="0"/>
-          <w:numId w:val="51"/>
-        </w:numPr>
-        <w:rPr>
-          <w:b/>
-          <w:bCs/>
-        </w:rPr>
-      </w:pPr>
-      <w:r>
-        <w:rPr>
-          <w:b/>
-          <w:bCs/>
-        </w:rPr>
-        <w:t>Desarrollar una oferta centrada en el cliente</w:t>
+        <w:t>feedback</w:t>
+      </w:r>
+      <w:r>
+        <w:t> directo. Esta retroalimentación es fundamental para ajustar y mejorar la oferta, asegurando que cumpla con las expectativas del mercado objetivo.</w:t>
+      </w:r>
+    </w:p>
+    <w:p>
+      <w:pPr>
+        <w:spacing w:before="0" w:after="160" w:line="259" w:lineRule="auto"/>
+        <w:ind w:firstLine="0"/>
+      </w:pPr>
+      <w:r>
+        <w:br w:type="page"/>
+      </w:r>
+    </w:p>
+    <w:p>
+      <w:pPr>
+        <w:pStyle w:val="Ttulo1"/>
+      </w:pPr>
+      <w:bookmarkStart w:id="20" w:name="_Toc193471542"/>
+      <w:r>
+        <w:lastRenderedPageBreak/>
+        <w:t>Consideraciones para analizar la capacidad de carga</w:t>
+      </w:r>
+      <w:bookmarkEnd w:id="20"/>
+    </w:p>
+    <w:p>
+      <w:pPr>
+        <w:pStyle w:val="Sangradetextonormal"/>
+      </w:pPr>
+      <w:r>
+        <w:t>Para analizar la capacidad de carga turística, la carga física y la carga real en un producto turístico, es esencial evaluar factores ambientales, sociales y económicos. Este análisis permite determinar cuántas personas pueden disfrutar de una atracción sin causar un impacto negativo significativo, garantizando la sostenibilidad del destino y la calidad de la experiencia turística. A continuación, se presentan las principales consideraciones y fórmulas aplicadas a contextos turísticos en Colombia.</w:t>
+      </w:r>
+    </w:p>
+    <w:p>
+      <w:pPr>
+        <w:pStyle w:val="Ttulo2"/>
+      </w:pPr>
+      <w:bookmarkStart w:id="21" w:name="_Toc193471543"/>
+      <w:r>
+        <w:t>4.1. Capacidad de Carga Turística (CCT)</w:t>
+      </w:r>
+      <w:bookmarkEnd w:id="21"/>
+    </w:p>
+    <w:p>
+      <w:pPr>
+        <w:ind w:left="709" w:firstLine="0"/>
+      </w:pPr>
+      <w:r>
+        <w:t>La capacidad de carga turística se refiere al número máximo de visitantes que pueden estar presentes en un lugar sin afectar negativamente el entorno natural o cultural. Esta se clasifica en:</w:t>
+      </w:r>
+    </w:p>
+    <w:p>
+      <w:pPr>
+        <w:pStyle w:val="Prrafodelista"/>
+        <w:numPr>
+          <w:ilvl w:val="0"/>
+          <w:numId w:val="52"/>
+        </w:numPr>
+        <w:rPr>
+          <w:b/>
+          <w:bCs/>
+        </w:rPr>
+      </w:pPr>
+      <w:r>
+        <w:rPr>
+          <w:b/>
+          <w:bCs/>
+        </w:rPr>
+        <w:t>Capacidad de Carga Física (CCF)</w:t>
       </w:r>
     </w:p>
     <w:p>
@@ -12912,27 +12965,27 @@
         <w:ind w:left="1429" w:firstLine="0"/>
       </w:pPr>
       <w:r>
-        <w:t>La propuesta de valor debe centrarse en resolver las necesidades y deseos de los turistas. Para esto, es importante pensar en cómo se puede hacer que su experiencia sea más memorable, cómoda o auténtica. Además, es importante ofrecer experiencias personalizadas que se adapten a las necesidades de diferentes grupos de turistas: desde solitarios hasta grandes grupos o familias. Esta personalización ayuda a mejorar la satisfacción del cliente.</w:t>
-      </w:r>
-    </w:p>
-    <w:p>
-      <w:pPr>
-        <w:pStyle w:val="Prrafodelista"/>
-        <w:numPr>
-          <w:ilvl w:val="0"/>
-          <w:numId w:val="51"/>
-        </w:numPr>
-        <w:rPr>
-          <w:b/>
-          <w:bCs/>
-        </w:rPr>
-      </w:pPr>
-      <w:r>
-        <w:rPr>
-          <w:b/>
-          <w:bCs/>
-        </w:rPr>
-        <w:t>Establecer beneficios claros</w:t>
+        <w:t>Máximo número de visitantes que pueden estar presentes físicamente en un área sin generar problemas.</w:t>
+      </w:r>
+    </w:p>
+    <w:p>
+      <w:pPr>
+        <w:pStyle w:val="Prrafodelista"/>
+        <w:numPr>
+          <w:ilvl w:val="0"/>
+          <w:numId w:val="52"/>
+        </w:numPr>
+        <w:rPr>
+          <w:b/>
+          <w:bCs/>
+        </w:rPr>
+      </w:pPr>
+      <w:r>
+        <w:rPr>
+          <w:b/>
+          <w:bCs/>
+        </w:rPr>
+        <w:t>Capacidad de Carga Real (CCR)</w:t>
       </w:r>
     </w:p>
     <w:p>
@@ -12941,31 +12994,68 @@
         <w:ind w:left="1429" w:firstLine="0"/>
       </w:pPr>
       <w:r>
-        <w:t xml:space="preserve">Una propuesta de valor efectiva debe resaltar tanto los beneficios funcionales como los emocionales. Los beneficios funcionales son tangibles, como la accesibilidad del destino, la calidad de la infraestructura o la facilidad de reservas. Por otro lado, los beneficios emocionales están </w:t>
+        <w:t>Ajusta la capacidad física considerando factores correctores, como condiciones climáticas o fragilidad del ecosistema.</w:t>
+      </w:r>
+    </w:p>
+    <w:p>
+      <w:pPr>
+        <w:pStyle w:val="Prrafodelista"/>
+        <w:numPr>
+          <w:ilvl w:val="0"/>
+          <w:numId w:val="52"/>
+        </w:numPr>
+        <w:rPr>
+          <w:b/>
+          <w:bCs/>
+        </w:rPr>
+      </w:pPr>
+      <w:r>
+        <w:rPr>
+          <w:b/>
+          <w:bCs/>
+        </w:rPr>
+        <w:t>Capacidad de Carga Efectiva (CCE)</w:t>
+      </w:r>
+    </w:p>
+    <w:p>
+      <w:pPr>
+        <w:pStyle w:val="Prrafodelista"/>
+        <w:ind w:left="1429" w:firstLine="0"/>
+      </w:pPr>
+      <w:r>
+        <w:t>Incluye factores de gestión, como servicios disponibles y capacidad de control del sitio.</w:t>
+      </w:r>
+    </w:p>
+    <w:p>
+      <w:pPr>
+        <w:pStyle w:val="Sangradetextonormal"/>
+      </w:pPr>
+      <w:r>
+        <w:t xml:space="preserve">La capacidad de carga turística se calcula utilizando fórmulas que consideran distintos niveles de análisis, desde lo físico hasta lo práctico y efectivo. Estas fórmulas permiten tomar decisiones informadas y garantizar la sostenibilidad de un destino </w:t>
       </w:r>
       <w:r>
         <w:lastRenderedPageBreak/>
-        <w:t>relacionados con las experiencias transformadoras que los turistas buscan, como la sensación de aventura o el descubrimiento cultural. Es esencial destacar cómo la relación calidad-precio beneficia al turista, subrayando que no se trata solo de ser el más barato, sino de ofrecer una experiencia que justifique el costo.</w:t>
-      </w:r>
-    </w:p>
-    <w:p>
-      <w:pPr>
-        <w:pStyle w:val="Prrafodelista"/>
-        <w:numPr>
-          <w:ilvl w:val="0"/>
-          <w:numId w:val="51"/>
-        </w:numPr>
-        <w:rPr>
-          <w:b/>
-          <w:bCs/>
-        </w:rPr>
-      </w:pPr>
-      <w:r>
-        <w:rPr>
-          <w:b/>
-          <w:bCs/>
-        </w:rPr>
-        <w:t>Destacar la sostenibilidad</w:t>
+        <w:t>turístico. A continuación, se explican las fórmulas utilizadas para calcular la capacidad de carga física, real y efectiva, junto con un ejemplo detallado aplicado a un destino turístico en Colombia:</w:t>
+      </w:r>
+    </w:p>
+    <w:p>
+      <w:pPr>
+        <w:pStyle w:val="Prrafodelista"/>
+        <w:numPr>
+          <w:ilvl w:val="0"/>
+          <w:numId w:val="53"/>
+        </w:numPr>
+        <w:rPr>
+          <w:b/>
+          <w:bCs/>
+        </w:rPr>
+      </w:pPr>
+      <w:r>
+        <w:rPr>
+          <w:b/>
+          <w:bCs/>
+        </w:rPr>
+        <w:t>Capacidad de Carga Física (CCF)</w:t>
       </w:r>
     </w:p>
     <w:p>
@@ -12974,27 +13064,7 @@
         <w:ind w:left="1429" w:firstLine="0"/>
       </w:pPr>
       <w:r>
-        <w:t>En un país como Colombia, conocido por su biodiversidad, es vital incorporar prácticas sostenibles en la propuesta de valor. Muchos turistas, especialmente los que practican ecoturismo, buscan experiencias que respeten el medio ambiente y las comunidades locales. La sostenibilidad no solo es un beneficio para el entorno, sino que también puede ser un diferenciador clave en la propuesta de valor.</w:t>
-      </w:r>
-    </w:p>
-    <w:p>
-      <w:pPr>
-        <w:pStyle w:val="Prrafodelista"/>
-        <w:numPr>
-          <w:ilvl w:val="0"/>
-          <w:numId w:val="51"/>
-        </w:numPr>
-        <w:rPr>
-          <w:b/>
-          <w:bCs/>
-        </w:rPr>
-      </w:pPr>
-      <w:r>
-        <w:rPr>
-          <w:b/>
-          <w:bCs/>
-        </w:rPr>
-        <w:t>Comunicación efectiva</w:t>
+        <w:t>CCF = A / U</w:t>
       </w:r>
     </w:p>
     <w:p>
@@ -13003,99 +13073,684 @@
         <w:ind w:left="1429" w:firstLine="0"/>
       </w:pPr>
       <w:r>
-        <w:t xml:space="preserve">Una vez que se tiene clara la propuesta de valor, es esencial comunicarla de manera efectiva. Utilizar </w:t>
+        <w:t>Donde:</w:t>
+      </w:r>
+    </w:p>
+    <w:p>
+      <w:pPr>
+        <w:pStyle w:val="Prrafodelista"/>
+        <w:ind w:left="1429" w:firstLine="0"/>
+      </w:pPr>
+      <w:r>
+        <w:t>A: Área disponible para uso turístico (en m²).</w:t>
+      </w:r>
+    </w:p>
+    <w:p>
+      <w:pPr>
+        <w:pStyle w:val="Prrafodelista"/>
+        <w:ind w:left="1429" w:firstLine="0"/>
+      </w:pPr>
+      <w:r>
+        <w:t>U: Espacio requerido por persona (en m²/persona).</w:t>
+      </w:r>
+    </w:p>
+    <w:p>
+      <w:pPr>
+        <w:pStyle w:val="Prrafodelista"/>
+        <w:ind w:left="1429" w:firstLine="0"/>
+      </w:pPr>
+      <w:r>
+        <w:t>Ejemplo, en una playa de Santa Marta con 2.000 m² disponibles y un espacio necesario de 4 m² por persona:</w:t>
+      </w:r>
+    </w:p>
+    <w:p>
+      <w:pPr>
+        <w:pStyle w:val="Prrafodelista"/>
+        <w:ind w:left="1429" w:firstLine="0"/>
+      </w:pPr>
+      <w:r>
+        <w:t>CCF = 2000 / 4 = 500</w:t>
+      </w:r>
+    </w:p>
+    <w:p>
+      <w:pPr>
+        <w:pStyle w:val="Prrafodelista"/>
+        <w:ind w:left="1429" w:firstLine="0"/>
+      </w:pPr>
+      <w:r>
+        <w:t>Esto indica que físicamente la playa puede albergar hasta 500 personas simultáneamente.</w:t>
+      </w:r>
+    </w:p>
+    <w:p>
+      <w:pPr>
+        <w:pStyle w:val="Prrafodelista"/>
+        <w:numPr>
+          <w:ilvl w:val="0"/>
+          <w:numId w:val="53"/>
+        </w:numPr>
+        <w:rPr>
+          <w:b/>
+          <w:bCs/>
+        </w:rPr>
+      </w:pPr>
+      <w:r>
+        <w:rPr>
+          <w:b/>
+          <w:bCs/>
+        </w:rPr>
+        <w:t>Capacidad de Carga Real (CCR)</w:t>
+      </w:r>
+    </w:p>
+    <w:p>
+      <w:pPr>
+        <w:pStyle w:val="Prrafodelista"/>
+        <w:ind w:left="1429" w:firstLine="0"/>
+      </w:pPr>
+      <w:r>
+        <w:t>CCR = CCF x (1 - ΣFi)</w:t>
+      </w:r>
+    </w:p>
+    <w:p>
+      <w:pPr>
+        <w:pStyle w:val="Prrafodelista"/>
+        <w:ind w:left="1429" w:firstLine="0"/>
+      </w:pPr>
+      <w:r>
+        <w:t>Donde:</w:t>
+      </w:r>
+    </w:p>
+    <w:p>
+      <w:pPr>
+        <w:pStyle w:val="Prrafodelista"/>
+        <w:ind w:left="1429" w:firstLine="0"/>
+      </w:pPr>
+      <w:r>
+        <w:t>Fi: Factores limitantes (clima, accesibilidad y fragilidad del ecosistema).</w:t>
+      </w:r>
+    </w:p>
+    <w:p>
+      <w:pPr>
+        <w:pStyle w:val="Prrafodelista"/>
+        <w:ind w:left="1429" w:firstLine="0"/>
+      </w:pPr>
+      <w:r>
+        <w:t>Ejemplo, si el clima limita el acceso el 30 % del tiempo:</w:t>
+      </w:r>
+    </w:p>
+    <w:p>
+      <w:pPr>
+        <w:pStyle w:val="Prrafodelista"/>
+        <w:ind w:left="1429" w:firstLine="0"/>
+      </w:pPr>
+      <w:r>
+        <w:t>CCR = 500 x (1 - 0.30) = 350</w:t>
+      </w:r>
+    </w:p>
+    <w:p>
+      <w:pPr>
+        <w:pStyle w:val="Prrafodelista"/>
+        <w:ind w:left="1429" w:firstLine="0"/>
+      </w:pPr>
+      <w:r>
+        <w:t>En promedio, la playa podría recibir hasta 350 personas considerando las condiciones climáticas.</w:t>
+      </w:r>
+    </w:p>
+    <w:p>
+      <w:pPr>
+        <w:pStyle w:val="Prrafodelista"/>
+        <w:numPr>
+          <w:ilvl w:val="0"/>
+          <w:numId w:val="53"/>
+        </w:numPr>
+        <w:rPr>
+          <w:b/>
+          <w:bCs/>
+        </w:rPr>
+      </w:pPr>
+      <w:r>
+        <w:rPr>
+          <w:b/>
+          <w:bCs/>
+        </w:rPr>
+        <w:t>Capacidad de Carga Efectiva (CCE)</w:t>
+      </w:r>
+    </w:p>
+    <w:p>
+      <w:pPr>
+        <w:pStyle w:val="Prrafodelista"/>
+        <w:ind w:left="1429" w:firstLine="0"/>
+      </w:pPr>
+      <w:r>
+        <w:t>CC</w:t>
+      </w:r>
+      <w:r>
+        <w:t>E</w:t>
+      </w:r>
+      <w:r>
+        <w:t xml:space="preserve"> = CC</w:t>
+      </w:r>
+      <w:r>
+        <w:t>R</w:t>
+      </w:r>
+      <w:r>
+        <w:t xml:space="preserve"> x (1 - ΣFg)</w:t>
+      </w:r>
+    </w:p>
+    <w:p>
+      <w:pPr>
+        <w:pStyle w:val="Prrafodelista"/>
+        <w:ind w:left="1429" w:firstLine="0"/>
+      </w:pPr>
+      <w:r>
+        <w:t>Donde:</w:t>
+      </w:r>
+    </w:p>
+    <w:p>
+      <w:pPr>
+        <w:pStyle w:val="Prrafodelista"/>
+        <w:ind w:left="1429" w:firstLine="0"/>
+      </w:pPr>
+      <w:r>
+        <w:lastRenderedPageBreak/>
+        <w:t>Fg: Factores de gestión (infraestructura, servicios, personal).</w:t>
+      </w:r>
+    </w:p>
+    <w:p>
+      <w:pPr>
+        <w:pStyle w:val="Prrafodelista"/>
+        <w:ind w:left="1429" w:firstLine="0"/>
+      </w:pPr>
+      <w:r>
+        <w:t>Ejemplo, si los servicios cubren al 80 % de los turistas:</w:t>
+      </w:r>
+    </w:p>
+    <w:p>
+      <w:pPr>
+        <w:pStyle w:val="Prrafodelista"/>
+        <w:ind w:left="1429" w:firstLine="0"/>
+      </w:pPr>
+      <w:r>
+        <w:t>CCE = 350 x (1 - 0.20) = 280</w:t>
+      </w:r>
+    </w:p>
+    <w:p>
+      <w:pPr>
+        <w:pStyle w:val="Prrafodelista"/>
+        <w:ind w:left="1429" w:firstLine="0"/>
+      </w:pPr>
+      <w:r>
+        <w:t>Este sería el número máximo de turistas que la playa podría recibir diariamente.</w:t>
+      </w:r>
+    </w:p>
+    <w:p>
+      <w:pPr>
+        <w:pStyle w:val="Ttulo2"/>
+      </w:pPr>
+      <w:bookmarkStart w:id="22" w:name="_Toc193471544"/>
+      <w:r>
+        <w:t>4.2. Consideraciones básicas</w:t>
+      </w:r>
+      <w:bookmarkEnd w:id="22"/>
+    </w:p>
+    <w:p>
+      <w:r>
+        <w:t>El análisis de la capacidad de carga turística, física y real requiere una evaluación detallada de factores clave que aseguren el equilibrio entre la preservación de los recursos y la calidad de la experiencia turística. Estas consideraciones básicas permiten establecer límites claros para el uso sostenible de los destinos, evitando impactos negativos sobre el entorno, la comunidad local y los propios visitantes. A continuación, se presentan los aspectos esenciales a tener en cuenta:</w:t>
+      </w:r>
+    </w:p>
+    <w:p>
+      <w:pPr>
+        <w:pStyle w:val="Ttulo8"/>
+        <w:numPr>
+          <w:ilvl w:val="0"/>
+          <w:numId w:val="54"/>
+        </w:numPr>
+      </w:pPr>
+      <w:r>
+        <w:t>Características del entorno</w:t>
+      </w:r>
+    </w:p>
+    <w:p>
+      <w:pPr>
+        <w:pStyle w:val="Sangradetextonormal"/>
+        <w:ind w:left="1429" w:firstLine="0"/>
+      </w:pPr>
+      <w:r>
+        <w:t>La fragilidad del ecosistema y la biodiversidad influyen directamente en la capacidad de un lugar para recibir visitantes. Es fundamental identificar si el destino posee áreas sensibles que requieren protección especial, como hábitats únicos o especies en peligro de extinción. Por ejemplo, en el Parque Nacional Natural Tayrona, el exceso de turistas podría afectar la vegetación y la fauna nativa, haciendo necesario limitar la afluencia.</w:t>
+      </w:r>
+    </w:p>
+    <w:p>
+      <w:pPr>
+        <w:pStyle w:val="Ttulo8"/>
+        <w:numPr>
+          <w:ilvl w:val="0"/>
+          <w:numId w:val="54"/>
+        </w:numPr>
+      </w:pPr>
+      <w:r>
+        <w:t>Infraestructura disponible</w:t>
+      </w:r>
+    </w:p>
+    <w:p>
+      <w:pPr>
+        <w:pStyle w:val="Ttulo8"/>
+        <w:ind w:left="1429" w:firstLine="0"/>
+        <w:rPr>
+          <w:b w:val="0"/>
+          <w:bCs w:val="0"/>
+        </w:rPr>
+      </w:pPr>
+      <w:r>
+        <w:rPr>
+          <w:b w:val="0"/>
+          <w:bCs w:val="0"/>
+        </w:rPr>
+        <w:t xml:space="preserve">La capacidad y calidad de los servicios, como baños, rutas de acceso, manejo de residuos y transporte, son cruciales para definir la capacidad de carga efectiva. En lugares como el Parque Nacional Natural Los Nevados, </w:t>
+      </w:r>
+      <w:r>
+        <w:rPr>
+          <w:b w:val="0"/>
+          <w:bCs w:val="0"/>
+        </w:rPr>
+        <w:lastRenderedPageBreak/>
+        <w:t>donde las rutas de senderismo y los servicios de alojamiento son limitados, es indispensable planificar cuidadosamente el número de visitantes para evitar colapsos o deterioro del entorno.</w:t>
+      </w:r>
+    </w:p>
+    <w:p>
+      <w:pPr>
+        <w:pStyle w:val="Ttulo8"/>
+        <w:numPr>
+          <w:ilvl w:val="0"/>
+          <w:numId w:val="54"/>
+        </w:numPr>
+      </w:pPr>
+      <w:r>
+        <w:t>Condiciones climáticas</w:t>
+      </w:r>
+    </w:p>
+    <w:p>
+      <w:pPr>
+        <w:pStyle w:val="Ttulo8"/>
+        <w:ind w:left="1429" w:firstLine="0"/>
+        <w:rPr>
+          <w:b w:val="0"/>
+          <w:bCs w:val="0"/>
+        </w:rPr>
+      </w:pPr>
+      <w:r>
+        <w:rPr>
+          <w:b w:val="0"/>
+          <w:bCs w:val="0"/>
+        </w:rPr>
+        <w:t>Factores como la temporada de lluvias, temperaturas extremas o tormentas pueden limitar el acceso a ciertos destinos o afectar la seguridad de los turistas. Un ejemplo es Caño Cristales, en la Serranía de la Macarena, donde las restricciones de acceso durante la temporada de lluvias protegen el suelo de la erosión y garantizan la conservación del ecosistema.</w:t>
+      </w:r>
+    </w:p>
+    <w:p>
+      <w:pPr>
+        <w:pStyle w:val="Ttulo8"/>
+        <w:numPr>
+          <w:ilvl w:val="0"/>
+          <w:numId w:val="54"/>
+        </w:numPr>
+      </w:pPr>
+      <w:r>
+        <w:t>Capacidad de gestión</w:t>
+      </w:r>
+    </w:p>
+    <w:p>
+      <w:pPr>
+        <w:pStyle w:val="Ttulo8"/>
+        <w:ind w:left="1429" w:firstLine="0"/>
+        <w:rPr>
+          <w:b w:val="0"/>
+          <w:bCs w:val="0"/>
+        </w:rPr>
+      </w:pPr>
+      <w:r>
+        <w:rPr>
+          <w:b w:val="0"/>
+          <w:bCs w:val="0"/>
+        </w:rPr>
+        <w:t>Contar con personal capacitado y recursos suficientes para regular las actividades turísticas es esencial. Guías oficiales, personal de seguridad y equipos de monitoreo ayudan a garantizar que las actividades se realicen de forma organizada y responsable. En la Ciudad Perdida, ubicada en la Sierra Nevada de Santa Marta, el control de acceso y la presencia de guías certificados son claves para mantener el equilibrio entre turismo y conservación.</w:t>
+      </w:r>
+    </w:p>
+    <w:p>
+      <w:r>
+        <w:t xml:space="preserve">Estas consideraciones no solo aseguran la sostenibilidad de los destinos, sino que también mejoran la experiencia del turista al garantizar entornos bien gestionados y respetuosos con la naturaleza y las comunidades locales. En Colombia, donde la diversidad de ecosistemas es un atractivo clave, una planificación adecuada basada en </w:t>
+      </w:r>
+      <w:r>
+        <w:lastRenderedPageBreak/>
+        <w:t>estas consideraciones es crucial para evitar la sobreexplotación y fomentar un turismo responsable.</w:t>
+      </w:r>
+    </w:p>
+    <w:p/>
+    <w:p>
+      <w:pPr>
+        <w:pStyle w:val="Ttulo1"/>
+      </w:pPr>
+      <w:bookmarkStart w:id="23" w:name="_Toc193471545"/>
+      <w:r>
+        <w:t>La competitividad en el producto turístico desde las diferentes entidades</w:t>
+      </w:r>
+      <w:bookmarkEnd w:id="23"/>
+    </w:p>
+    <w:p>
+      <w:pPr>
+        <w:pStyle w:val="Sangradetextonormal"/>
+      </w:pPr>
+      <w:r>
+        <w:t>La competitividad del turismo se potencia cuando estos tres actores trabajan de manera conjunta. La colaboración público-privada permite desarrollar proyectos de gran envergadura, mientras que la integración de las comunidades asegura que el desarrollo turístico respete las características locales y sea sostenible. Este enfoque integrado no solo mejora la percepción del destino entre los turistas, sino que también fortalece la economía local y promueve un desarrollo equilibrado, posicionando al turismo como una herramienta clave para el progreso social y económico en Colombia.</w:t>
+      </w:r>
+    </w:p>
+    <w:p>
+      <w:pPr>
+        <w:pStyle w:val="Ttulo2"/>
+      </w:pPr>
+      <w:bookmarkStart w:id="24" w:name="_Toc193471546"/>
+      <w:r>
+        <w:t>5.1. Entidades públicas</w:t>
+      </w:r>
+      <w:bookmarkEnd w:id="24"/>
+    </w:p>
+    <w:p>
+      <w:r>
+        <w:t>Las instituciones gubernamentales son fundamentales en la creación de un entorno regulado y propicio para el desarrollo turístico. Su influencia abarca:</w:t>
+      </w:r>
+    </w:p>
+    <w:p>
+      <w:pPr>
+        <w:pStyle w:val="Prrafodelista"/>
+        <w:numPr>
+          <w:ilvl w:val="0"/>
+          <w:numId w:val="55"/>
+        </w:numPr>
+        <w:rPr>
+          <w:b/>
+          <w:bCs/>
+        </w:rPr>
+      </w:pPr>
+      <w:r>
+        <w:rPr>
+          <w:b/>
+          <w:bCs/>
+        </w:rPr>
+        <w:t>Planificación estratégica</w:t>
+      </w:r>
+    </w:p>
+    <w:p>
+      <w:pPr>
+        <w:pStyle w:val="Prrafodelista"/>
+        <w:ind w:left="1429" w:firstLine="0"/>
+      </w:pPr>
+      <w:r>
+        <w:t>Diseñan planes de desarrollo turístico que identifican fortalezas y debilidades de los destinos, alineando los recursos con objetivos sostenibles y competitivos. En Colombia, planes como el Plan Sectorial de Turismo son ejemplos claros de esta acción.</w:t>
+      </w:r>
+    </w:p>
+    <w:p>
+      <w:pPr>
+        <w:pStyle w:val="Prrafodelista"/>
+        <w:ind w:left="1429" w:firstLine="0"/>
+      </w:pPr>
+    </w:p>
+    <w:p>
+      <w:pPr>
+        <w:pStyle w:val="Prrafodelista"/>
+        <w:ind w:left="1429" w:firstLine="0"/>
+      </w:pPr>
+    </w:p>
+    <w:p>
+      <w:pPr>
+        <w:pStyle w:val="Prrafodelista"/>
+        <w:ind w:left="1429" w:firstLine="0"/>
+      </w:pPr>
+    </w:p>
+    <w:p>
+      <w:pPr>
+        <w:pStyle w:val="Prrafodelista"/>
+        <w:numPr>
+          <w:ilvl w:val="0"/>
+          <w:numId w:val="55"/>
+        </w:numPr>
+        <w:rPr>
+          <w:b/>
+          <w:bCs/>
+        </w:rPr>
+      </w:pPr>
+      <w:r>
+        <w:rPr>
+          <w:b/>
+          <w:bCs/>
+        </w:rPr>
+        <w:lastRenderedPageBreak/>
+        <w:t>Regu</w:t>
+      </w:r>
+      <w:r>
+        <w:rPr>
+          <w:b/>
+          <w:bCs/>
+        </w:rPr>
+        <w:t>l</w:t>
+      </w:r>
+      <w:r>
+        <w:rPr>
+          <w:b/>
+          <w:bCs/>
+        </w:rPr>
+        <w:t xml:space="preserve">ación y normatividad </w:t>
+      </w:r>
+    </w:p>
+    <w:p>
+      <w:pPr>
+        <w:pStyle w:val="Prrafodelista"/>
+        <w:ind w:left="1429" w:firstLine="0"/>
+      </w:pPr>
+      <w:r>
+        <w:t>Garantizan el cumplimiento de estándares de calidad, seguridad y sostenibilidad mediante normativas claras que beneficien tanto a los turistas como a las comunidades locales.</w:t>
+      </w:r>
+    </w:p>
+    <w:p>
+      <w:pPr>
+        <w:pStyle w:val="Prrafodelista"/>
+        <w:numPr>
+          <w:ilvl w:val="0"/>
+          <w:numId w:val="55"/>
+        </w:numPr>
+        <w:rPr>
+          <w:b/>
+          <w:bCs/>
+        </w:rPr>
+      </w:pPr>
+      <w:r>
+        <w:rPr>
+          <w:b/>
+          <w:bCs/>
+        </w:rPr>
+        <w:t>Fomento a la conectividad</w:t>
+      </w:r>
+    </w:p>
+    <w:p>
+      <w:pPr>
+        <w:pStyle w:val="Prrafodelista"/>
+        <w:ind w:left="1429" w:firstLine="0"/>
+      </w:pPr>
+      <w:r>
+        <w:t>Impulsan la construcción de carreteras, aeropuertos y vías de acceso, mejorando la conectividad interna y externa del destino, lo que incrementa su atractivo.</w:t>
+      </w:r>
+    </w:p>
+    <w:p>
+      <w:pPr>
+        <w:pStyle w:val="Prrafodelista"/>
+        <w:numPr>
+          <w:ilvl w:val="0"/>
+          <w:numId w:val="55"/>
+        </w:numPr>
+        <w:rPr>
+          <w:b/>
+          <w:bCs/>
+        </w:rPr>
+      </w:pPr>
+      <w:r>
+        <w:rPr>
+          <w:b/>
+          <w:bCs/>
+        </w:rPr>
+        <w:t>Promoción de alianzas estratégicas</w:t>
+      </w:r>
+    </w:p>
+    <w:p>
+      <w:pPr>
+        <w:pStyle w:val="Prrafodelista"/>
+        <w:ind w:left="1429" w:firstLine="0"/>
+      </w:pPr>
+      <w:r>
+        <w:t>Facilitan la coordinación entre diferentes actores, fomentando redes de colaboración para el desarrollo turístico integral.</w:t>
+      </w:r>
+    </w:p>
+    <w:p>
+      <w:pPr>
+        <w:pStyle w:val="Prrafodelista"/>
+        <w:numPr>
+          <w:ilvl w:val="0"/>
+          <w:numId w:val="55"/>
+        </w:numPr>
+        <w:rPr>
+          <w:b/>
+          <w:bCs/>
+        </w:rPr>
+      </w:pPr>
+      <w:r>
+        <w:rPr>
+          <w:b/>
+          <w:bCs/>
+        </w:rPr>
+        <w:t>Incentivos económicos</w:t>
+      </w:r>
+    </w:p>
+    <w:p>
+      <w:pPr>
+        <w:pStyle w:val="Prrafodelista"/>
+        <w:ind w:left="1429" w:firstLine="0"/>
+      </w:pPr>
+      <w:r>
+        <w:t>Proveen subsidios, préstamos o beneficios fiscales para proyectos que promuevan el turismo responsable y sostenible.</w:t>
+      </w:r>
+    </w:p>
+    <w:p>
+      <w:r>
+        <w:rPr>
+          <w:b/>
+          <w:bCs/>
+        </w:rPr>
+        <w:t>Ejemplo</w:t>
+      </w:r>
+      <w:r>
+        <w:t>: en Colombia, Cartagena de Indias es un ejemplo claro de cómo las entidades públicas fortalecen la competitividad turística. Corpoturismo y el Ministerio de Comercio, Industria y Turismo han impulsado el Plan Maestro de Turismo, que combina la conservación del patrimonio histórico con mejoras en infraestructura, como la modernización del Aeropuerto Internacional Rafael Núñez. Además, programas como “Cartagena Sostenible” promueven prácticas responsables para preservar el entorno.</w:t>
+      </w:r>
+    </w:p>
+    <w:p>
+      <w:pPr>
+        <w:pStyle w:val="Ttulo2"/>
+      </w:pPr>
+      <w:bookmarkStart w:id="25" w:name="_Toc193471547"/>
+      <w:r>
+        <w:t>5.2. Entidades privadas</w:t>
+      </w:r>
+      <w:bookmarkEnd w:id="25"/>
+    </w:p>
+    <w:p>
+      <w:r>
+        <w:t xml:space="preserve">El sector privado actúa como el motor que impulsa la competitividad del destino mediante la innovación, la calidad y la diversificación de la oferta turística. Estas </w:t>
+      </w:r>
+      <w:r>
+        <w:lastRenderedPageBreak/>
+        <w:t>entidades incluyen hoteles, agencias de viajes, restaurantes, operadores turísticos y otros actores del sector. Sus principales aportes son:</w:t>
+      </w:r>
+    </w:p>
+    <w:p>
+      <w:pPr>
+        <w:pStyle w:val="Prrafodelista"/>
+        <w:numPr>
+          <w:ilvl w:val="0"/>
+          <w:numId w:val="56"/>
+        </w:numPr>
+        <w:rPr>
+          <w:b/>
+          <w:bCs/>
+        </w:rPr>
+      </w:pPr>
+      <w:r>
+        <w:rPr>
+          <w:b/>
+          <w:bCs/>
+        </w:rPr>
+        <w:t>Desarrollo de experiencias personalizadas</w:t>
+      </w:r>
+    </w:p>
+    <w:p>
+      <w:pPr>
+        <w:pStyle w:val="Prrafodelista"/>
+        <w:ind w:left="1429" w:firstLine="0"/>
+      </w:pPr>
+      <w:r>
+        <w:t>Crean productos que se adaptan a los intereses específicos de los turistas, como turismo de aventura, ecológico o cultural, destacando el destino frente a la competencia.</w:t>
+      </w:r>
+    </w:p>
+    <w:p>
+      <w:pPr>
+        <w:pStyle w:val="Prrafodelista"/>
+        <w:numPr>
+          <w:ilvl w:val="0"/>
+          <w:numId w:val="56"/>
+        </w:numPr>
+        <w:rPr>
+          <w:b/>
+          <w:bCs/>
+        </w:rPr>
+      </w:pPr>
+      <w:r>
+        <w:rPr>
+          <w:b/>
+          <w:bCs/>
+        </w:rPr>
+        <w:t>Promoción del destino a nivel</w:t>
+      </w:r>
+    </w:p>
+    <w:p>
+      <w:pPr>
+        <w:pStyle w:val="Prrafodelista"/>
+        <w:ind w:left="1429" w:firstLine="0"/>
+      </w:pPr>
+      <w:r>
+        <w:t xml:space="preserve">A través de estrategias de </w:t>
       </w:r>
       <w:r>
         <w:rPr>
           <w:rStyle w:val="Extranjerismo"/>
           <w:lang w:val="es-CO"/>
         </w:rPr>
-        <w:t>slogans</w:t>
-      </w:r>
-      <w:r>
-        <w:t xml:space="preserve"> atractivos, descripciones breves y creativas que resuman lo que hace único el producto turístico. Además, es importante utilizar canales de </w:t>
-      </w:r>
-      <w:r>
-        <w:rPr>
-          <w:rStyle w:val="Extranjerismo"/>
-          <w:lang w:val="es-CO"/>
-        </w:rPr>
         <w:t>marketing</w:t>
       </w:r>
       <w:r>
-        <w:t> digital, como sitios web, redes sociales y plataformas de reservas, para difundir la propuesta a un público más amplio.</w:t>
-      </w:r>
-    </w:p>
-    <w:p>
-      <w:pPr>
-        <w:pStyle w:val="Prrafodelista"/>
-        <w:numPr>
-          <w:ilvl w:val="0"/>
-          <w:numId w:val="51"/>
-        </w:numPr>
-        <w:rPr>
-          <w:b/>
-          <w:bCs/>
-        </w:rPr>
-      </w:pPr>
-      <w:r>
-        <w:rPr>
-          <w:b/>
-          <w:bCs/>
-        </w:rPr>
-        <w:t>Ejemplo de propuesta de valor</w:t>
-      </w:r>
-    </w:p>
-    <w:p>
-      <w:pPr>
-        <w:pStyle w:val="Prrafodelista"/>
-        <w:numPr>
-          <w:ilvl w:val="0"/>
-          <w:numId w:val="50"/>
-        </w:numPr>
-        <w:ind w:left="1843"/>
-        <w:rPr>
-          <w:b/>
-          <w:bCs/>
-        </w:rPr>
-      </w:pPr>
-      <w:r>
-        <w:rPr>
-          <w:b/>
-          <w:bCs/>
-        </w:rPr>
-        <w:t xml:space="preserve">Producto: </w:t>
-      </w:r>
-      <w:r>
-        <w:t>Eco-turismo en la Sierra Nevada de Santa Marta.</w:t>
-      </w:r>
-    </w:p>
-    <w:p>
-      <w:pPr>
-        <w:pStyle w:val="Prrafodelista"/>
-        <w:numPr>
-          <w:ilvl w:val="0"/>
-          <w:numId w:val="50"/>
-        </w:numPr>
-        <w:ind w:left="1843"/>
-        <w:rPr>
-          <w:b/>
-          <w:bCs/>
-        </w:rPr>
-      </w:pPr>
-      <w:r>
-        <w:rPr>
-          <w:b/>
-          <w:bCs/>
-        </w:rPr>
-        <w:t xml:space="preserve">Propuesta de valor: </w:t>
-      </w:r>
-      <w:r>
-        <w:t xml:space="preserve">"Explora la cultura ancestral de los indígenas Kogui mientras disfrutas de la biodiversidad única de la Sierra Nevada, todo en una experiencia eco-sostenible que respeta el entorno natural y cultural. Vive una aventura auténtica que transforma tu perspectiva, </w:t>
-      </w:r>
-      <w:r>
-        <w:lastRenderedPageBreak/>
-        <w:t>mientras apoyas la conservación del medio ambiente y las comunidades locales."</w:t>
+        <w:t xml:space="preserve"> digital y presencial, las empresas posicionan el destino en mercados internacionales, atrayendo turistas extranjeros.</w:t>
+      </w:r>
+    </w:p>
+    <w:p>
+      <w:pPr>
+        <w:pStyle w:val="Prrafodelista"/>
+        <w:numPr>
+          <w:ilvl w:val="0"/>
+          <w:numId w:val="56"/>
+        </w:numPr>
+        <w:rPr>
+          <w:b/>
+          <w:bCs/>
+        </w:rPr>
+      </w:pPr>
+      <w:r>
+        <w:rPr>
+          <w:b/>
+          <w:bCs/>
+        </w:rPr>
+        <w:t>Contribución a la innovación tecnológica</w:t>
       </w:r>
     </w:p>
     <w:p>
@@ -13104,27 +13759,27 @@
         <w:ind w:left="1429" w:firstLine="0"/>
       </w:pPr>
       <w:r>
-        <w:t>Este ejemplo resume los pasos anteriores, mostrando cómo identificar atributos únicos (como la cultura Kogui y la biodiversidad de la Sierra Nevada), desarrollar beneficios emocionales (aventura auténtica, conexión con la naturaleza), y resaltar la sostenibilidad (respeto por el entorno y las comunidades locales). Sirve como un modelo para construir propuestas de valor que atraigan tanto a turistas nacionales como internacionales.</w:t>
-      </w:r>
-    </w:p>
-    <w:p>
-      <w:pPr>
-        <w:pStyle w:val="Prrafodelista"/>
-        <w:numPr>
-          <w:ilvl w:val="0"/>
-          <w:numId w:val="51"/>
-        </w:numPr>
-        <w:rPr>
-          <w:b/>
-          <w:bCs/>
-        </w:rPr>
-      </w:pPr>
-      <w:r>
-        <w:rPr>
-          <w:b/>
-          <w:bCs/>
-        </w:rPr>
-        <w:t>Validar la propuesta</w:t>
+        <w:t>Incorporan plataformas digitales, aplicaciones y servicios en línea que facilitan la planificación y reserva de experiencias turísticas.</w:t>
+      </w:r>
+    </w:p>
+    <w:p>
+      <w:pPr>
+        <w:pStyle w:val="Prrafodelista"/>
+        <w:numPr>
+          <w:ilvl w:val="0"/>
+          <w:numId w:val="56"/>
+        </w:numPr>
+        <w:rPr>
+          <w:b/>
+          <w:bCs/>
+        </w:rPr>
+      </w:pPr>
+      <w:r>
+        <w:rPr>
+          <w:b/>
+          <w:bCs/>
+        </w:rPr>
+        <w:t>Responsabilidad social empresarial</w:t>
       </w:r>
     </w:p>
     <w:p>
@@ -13133,785 +13788,14 @@
         <w:ind w:left="1429" w:firstLine="0"/>
       </w:pPr>
       <w:r>
-        <w:t>Una vez desarrollada la propuesta de valor, es crucial validarla con clientes reales. Esto puede hacerse mediante encuestas, pruebas de producto o </w:t>
-      </w:r>
-      <w:proofErr w:type="spellStart"/>
-      <w:r>
-        <w:rPr>
-          <w:rStyle w:val="Extranjerismo"/>
-          <w:lang w:val="es-CO"/>
-        </w:rPr>
-        <w:t>feedback</w:t>
-      </w:r>
-      <w:proofErr w:type="spellEnd"/>
-      <w:r>
-        <w:t> directo. Esta retroalimentación es fundamental para ajustar y mejorar la oferta, asegurando que cumpla con las expectativas del mercado objetivo.</w:t>
-      </w:r>
-    </w:p>
-    <w:p>
-      <w:pPr>
-        <w:spacing w:before="0" w:after="160" w:line="259" w:lineRule="auto"/>
+        <w:t>Muchas empresas privadas se involucran en proyectos que benefician a las comunidades locales, promoviendo prácticas éticas y sostenibles.</w:t>
+      </w:r>
+    </w:p>
+    <w:p>
+      <w:pPr>
         <w:ind w:firstLine="0"/>
       </w:pPr>
       <w:r>
-        <w:br w:type="page"/>
-      </w:r>
-    </w:p>
-    <w:p>
-      <w:pPr>
-        <w:pStyle w:val="Ttulo1"/>
-      </w:pPr>
-      <w:bookmarkStart w:id="20" w:name="_Toc193471542"/>
-      <w:r>
-        <w:lastRenderedPageBreak/>
-        <w:t>Consideraciones para analizar la capacidad de carga</w:t>
-      </w:r>
-      <w:bookmarkEnd w:id="20"/>
-    </w:p>
-    <w:p>
-      <w:pPr>
-        <w:pStyle w:val="Sangradetextonormal"/>
-      </w:pPr>
-      <w:r>
-        <w:t>Para analizar la capacidad de carga turística, la carga física y la carga real en un producto turístico, es esencial evaluar factores ambientales, sociales y económicos. Este análisis permite determinar cuántas personas pueden disfrutar de una atracción sin causar un impacto negativo significativo, garantizando la sostenibilidad del destino y la calidad de la experiencia turística. A continuación, se presentan las principales consideraciones y fórmulas aplicadas a contextos turísticos en Colombia.</w:t>
-      </w:r>
-    </w:p>
-    <w:p>
-      <w:pPr>
-        <w:pStyle w:val="Ttulo2"/>
-      </w:pPr>
-      <w:bookmarkStart w:id="21" w:name="_Toc193471543"/>
-      <w:r>
-        <w:t>4.1. Capacidad de Carga Turística (CCT)</w:t>
-      </w:r>
-      <w:bookmarkEnd w:id="21"/>
-    </w:p>
-    <w:p>
-      <w:pPr>
-        <w:ind w:left="709" w:firstLine="0"/>
-      </w:pPr>
-      <w:r>
-        <w:t>La capacidad de carga turística se refiere al número máximo de visitantes que pueden estar presentes en un lugar sin afectar negativamente el entorno natural o cultural. Esta se clasifica en:</w:t>
-      </w:r>
-    </w:p>
-    <w:p>
-      <w:pPr>
-        <w:pStyle w:val="Prrafodelista"/>
-        <w:numPr>
-          <w:ilvl w:val="0"/>
-          <w:numId w:val="52"/>
-        </w:numPr>
-        <w:rPr>
-          <w:b/>
-          <w:bCs/>
-        </w:rPr>
-      </w:pPr>
-      <w:r>
-        <w:rPr>
-          <w:b/>
-          <w:bCs/>
-        </w:rPr>
-        <w:t>Capacidad de Carga Física (CCF)</w:t>
-      </w:r>
-    </w:p>
-    <w:p>
-      <w:pPr>
-        <w:pStyle w:val="Prrafodelista"/>
-        <w:ind w:left="1429" w:firstLine="0"/>
-      </w:pPr>
-      <w:r>
-        <w:t>Máximo número de visitantes que pueden estar presentes físicamente en un área sin generar problemas.</w:t>
-      </w:r>
-    </w:p>
-    <w:p>
-      <w:pPr>
-        <w:pStyle w:val="Prrafodelista"/>
-        <w:numPr>
-          <w:ilvl w:val="0"/>
-          <w:numId w:val="52"/>
-        </w:numPr>
-        <w:rPr>
-          <w:b/>
-          <w:bCs/>
-        </w:rPr>
-      </w:pPr>
-      <w:r>
-        <w:rPr>
-          <w:b/>
-          <w:bCs/>
-        </w:rPr>
-        <w:t>Capacidad de Carga Real (CCR)</w:t>
-      </w:r>
-    </w:p>
-    <w:p>
-      <w:pPr>
-        <w:pStyle w:val="Prrafodelista"/>
-        <w:ind w:left="1429" w:firstLine="0"/>
-      </w:pPr>
-      <w:r>
-        <w:t>Ajusta la capacidad física considerando factores correctores, como condiciones climáticas o fragilidad del ecosistema.</w:t>
-      </w:r>
-    </w:p>
-    <w:p>
-      <w:pPr>
-        <w:pStyle w:val="Prrafodelista"/>
-        <w:numPr>
-          <w:ilvl w:val="0"/>
-          <w:numId w:val="52"/>
-        </w:numPr>
-        <w:rPr>
-          <w:b/>
-          <w:bCs/>
-        </w:rPr>
-      </w:pPr>
-      <w:r>
-        <w:rPr>
-          <w:b/>
-          <w:bCs/>
-        </w:rPr>
-        <w:t>Capacidad de Carga Efectiva (CCE)</w:t>
-      </w:r>
-    </w:p>
-    <w:p>
-      <w:pPr>
-        <w:pStyle w:val="Prrafodelista"/>
-        <w:ind w:left="1429" w:firstLine="0"/>
-      </w:pPr>
-      <w:r>
-        <w:t>Incluye factores de gestión, como servicios disponibles y capacidad de control del sitio.</w:t>
-      </w:r>
-    </w:p>
-    <w:p>
-      <w:pPr>
-        <w:pStyle w:val="Sangradetextonormal"/>
-      </w:pPr>
-      <w:r>
-        <w:t xml:space="preserve">La capacidad de carga turística se calcula utilizando fórmulas que consideran distintos niveles de análisis, desde lo físico hasta lo práctico y efectivo. Estas fórmulas permiten tomar decisiones informadas y garantizar la sostenibilidad de un destino </w:t>
-      </w:r>
-      <w:r>
-        <w:lastRenderedPageBreak/>
-        <w:t>turístico. A continuación, se explican las fórmulas utilizadas para calcular la capacidad de carga física, real y efectiva, junto con un ejemplo detallado aplicado a un destino turístico en Colombia:</w:t>
-      </w:r>
-    </w:p>
-    <w:p>
-      <w:pPr>
-        <w:pStyle w:val="Prrafodelista"/>
-        <w:numPr>
-          <w:ilvl w:val="0"/>
-          <w:numId w:val="53"/>
-        </w:numPr>
-        <w:rPr>
-          <w:b/>
-          <w:bCs/>
-        </w:rPr>
-      </w:pPr>
-      <w:r>
-        <w:rPr>
-          <w:b/>
-          <w:bCs/>
-        </w:rPr>
-        <w:t>Capacidad de Carga Física (CCF)</w:t>
-      </w:r>
-    </w:p>
-    <w:p>
-      <w:pPr>
-        <w:pStyle w:val="Prrafodelista"/>
-        <w:ind w:left="1429" w:firstLine="0"/>
-      </w:pPr>
-      <w:r>
-        <w:t>CCF = A / U</w:t>
-      </w:r>
-    </w:p>
-    <w:p>
-      <w:pPr>
-        <w:pStyle w:val="Prrafodelista"/>
-        <w:ind w:left="1429" w:firstLine="0"/>
-      </w:pPr>
-      <w:r>
-        <w:t>Donde:</w:t>
-      </w:r>
-    </w:p>
-    <w:p>
-      <w:pPr>
-        <w:pStyle w:val="Prrafodelista"/>
-        <w:ind w:left="1429" w:firstLine="0"/>
-      </w:pPr>
-      <w:r>
-        <w:t>A: Área disponible para uso turístico (en m²).</w:t>
-      </w:r>
-    </w:p>
-    <w:p>
-      <w:pPr>
-        <w:pStyle w:val="Prrafodelista"/>
-        <w:ind w:left="1429" w:firstLine="0"/>
-      </w:pPr>
-      <w:r>
-        <w:t>U: Espacio requerido por persona (en m²/persona).</w:t>
-      </w:r>
-    </w:p>
-    <w:p>
-      <w:pPr>
-        <w:pStyle w:val="Prrafodelista"/>
-        <w:ind w:left="1429" w:firstLine="0"/>
-      </w:pPr>
-      <w:r>
-        <w:t>Ejemplo, en una playa de Santa Marta con 2.000 m² disponibles y un espacio necesario de 4 m² por persona:</w:t>
-      </w:r>
-    </w:p>
-    <w:p>
-      <w:pPr>
-        <w:pStyle w:val="Prrafodelista"/>
-        <w:ind w:left="1429" w:firstLine="0"/>
-      </w:pPr>
-      <w:r>
-        <w:t>CCF = 2000 / 4 = 500</w:t>
-      </w:r>
-    </w:p>
-    <w:p>
-      <w:pPr>
-        <w:pStyle w:val="Prrafodelista"/>
-        <w:ind w:left="1429" w:firstLine="0"/>
-      </w:pPr>
-      <w:r>
-        <w:t>Esto indica que físicamente la playa puede albergar hasta 500 personas simultáneamente.</w:t>
-      </w:r>
-    </w:p>
-    <w:p>
-      <w:pPr>
-        <w:pStyle w:val="Prrafodelista"/>
-        <w:numPr>
-          <w:ilvl w:val="0"/>
-          <w:numId w:val="53"/>
-        </w:numPr>
-        <w:rPr>
-          <w:b/>
-          <w:bCs/>
-        </w:rPr>
-      </w:pPr>
-      <w:r>
-        <w:rPr>
-          <w:b/>
-          <w:bCs/>
-        </w:rPr>
-        <w:t>Capacidad de Carga Real (CCR)</w:t>
-      </w:r>
-    </w:p>
-    <w:p>
-      <w:pPr>
-        <w:pStyle w:val="Prrafodelista"/>
-        <w:ind w:left="1429" w:firstLine="0"/>
-      </w:pPr>
-      <w:r>
-        <w:t xml:space="preserve">CCR = CCF x (1 - </w:t>
-      </w:r>
-      <w:proofErr w:type="spellStart"/>
-      <w:r>
-        <w:t>ΣFi</w:t>
-      </w:r>
-      <w:proofErr w:type="spellEnd"/>
-      <w:r>
-        <w:t>)</w:t>
-      </w:r>
-    </w:p>
-    <w:p>
-      <w:pPr>
-        <w:pStyle w:val="Prrafodelista"/>
-        <w:ind w:left="1429" w:firstLine="0"/>
-      </w:pPr>
-      <w:r>
-        <w:t>Donde:</w:t>
-      </w:r>
-    </w:p>
-    <w:p>
-      <w:pPr>
-        <w:pStyle w:val="Prrafodelista"/>
-        <w:ind w:left="1429" w:firstLine="0"/>
-      </w:pPr>
-      <w:r>
-        <w:t>Fi: Factores limitantes (clima, accesibilidad y fragilidad del ecosistema).</w:t>
-      </w:r>
-    </w:p>
-    <w:p>
-      <w:pPr>
-        <w:pStyle w:val="Prrafodelista"/>
-        <w:ind w:left="1429" w:firstLine="0"/>
-      </w:pPr>
-      <w:r>
-        <w:t>Ejemplo, si el clima limita el acceso el 30 % del tiempo:</w:t>
-      </w:r>
-    </w:p>
-    <w:p>
-      <w:pPr>
-        <w:pStyle w:val="Prrafodelista"/>
-        <w:ind w:left="1429" w:firstLine="0"/>
-      </w:pPr>
-      <w:r>
-        <w:t>CCR = 500 x (1 - 0.30) = 350</w:t>
-      </w:r>
-    </w:p>
-    <w:p>
-      <w:pPr>
-        <w:pStyle w:val="Prrafodelista"/>
-        <w:ind w:left="1429" w:firstLine="0"/>
-      </w:pPr>
-      <w:r>
-        <w:t>En promedio, la playa podría recibir hasta 350 personas considerando las condiciones climáticas.</w:t>
-      </w:r>
-    </w:p>
-    <w:p>
-      <w:pPr>
-        <w:pStyle w:val="Prrafodelista"/>
-        <w:numPr>
-          <w:ilvl w:val="0"/>
-          <w:numId w:val="53"/>
-        </w:numPr>
-        <w:rPr>
-          <w:b/>
-          <w:bCs/>
-        </w:rPr>
-      </w:pPr>
-      <w:r>
-        <w:rPr>
-          <w:b/>
-          <w:bCs/>
-        </w:rPr>
-        <w:t>Capacidad de Carga Efectiva (CCE)</w:t>
-      </w:r>
-    </w:p>
-    <w:p>
-      <w:pPr>
-        <w:pStyle w:val="Prrafodelista"/>
-        <w:ind w:left="1429" w:firstLine="0"/>
-      </w:pPr>
-      <w:r>
-        <w:t>CC</w:t>
-      </w:r>
-      <w:r>
-        <w:t>E</w:t>
-      </w:r>
-      <w:r>
-        <w:t xml:space="preserve"> = CC</w:t>
-      </w:r>
-      <w:r>
-        <w:t>R</w:t>
-      </w:r>
-      <w:r>
-        <w:t xml:space="preserve"> x (1 - </w:t>
-      </w:r>
-      <w:proofErr w:type="spellStart"/>
-      <w:r>
-        <w:t>ΣFg</w:t>
-      </w:r>
-      <w:proofErr w:type="spellEnd"/>
-      <w:r>
-        <w:t>)</w:t>
-      </w:r>
-    </w:p>
-    <w:p>
-      <w:pPr>
-        <w:pStyle w:val="Prrafodelista"/>
-        <w:ind w:left="1429" w:firstLine="0"/>
-      </w:pPr>
-      <w:r>
-        <w:t>Donde:</w:t>
-      </w:r>
-    </w:p>
-    <w:p>
-      <w:pPr>
-        <w:pStyle w:val="Prrafodelista"/>
-        <w:ind w:left="1429" w:firstLine="0"/>
-      </w:pPr>
-      <w:proofErr w:type="spellStart"/>
-      <w:r>
-        <w:lastRenderedPageBreak/>
-        <w:t>Fg</w:t>
-      </w:r>
-      <w:proofErr w:type="spellEnd"/>
-      <w:r>
-        <w:t>: Factores de gestión (infraestructura, servicios, personal).</w:t>
-      </w:r>
-    </w:p>
-    <w:p>
-      <w:pPr>
-        <w:pStyle w:val="Prrafodelista"/>
-        <w:ind w:left="1429" w:firstLine="0"/>
-      </w:pPr>
-      <w:r>
-        <w:t>Ejemplo, si los servicios cubren al 80 % de los turistas:</w:t>
-      </w:r>
-    </w:p>
-    <w:p>
-      <w:pPr>
-        <w:pStyle w:val="Prrafodelista"/>
-        <w:ind w:left="1429" w:firstLine="0"/>
-      </w:pPr>
-      <w:r>
-        <w:t>CCE = 350 x (1 - 0.20) = 280</w:t>
-      </w:r>
-    </w:p>
-    <w:p>
-      <w:pPr>
-        <w:pStyle w:val="Prrafodelista"/>
-        <w:ind w:left="1429" w:firstLine="0"/>
-      </w:pPr>
-      <w:r>
-        <w:t>Este sería el número máximo de turistas que la playa podría recibir diariamente.</w:t>
-      </w:r>
-    </w:p>
-    <w:p>
-      <w:pPr>
-        <w:pStyle w:val="Ttulo2"/>
-      </w:pPr>
-      <w:bookmarkStart w:id="22" w:name="_Toc193471544"/>
-      <w:r>
-        <w:t>4.2. Consideraciones básicas</w:t>
-      </w:r>
-      <w:bookmarkEnd w:id="22"/>
-    </w:p>
-    <w:p>
-      <w:r>
-        <w:t>El análisis de la capacidad de carga turística, física y real requiere una evaluación detallada de factores clave que aseguren el equilibrio entre la preservación de los recursos y la calidad de la experiencia turística. Estas consideraciones básicas permiten establecer límites claros para el uso sostenible de los destinos, evitando impactos negativos sobre el entorno, la comunidad local y los propios visitantes. A continuación, se presentan los aspectos esenciales a tener en cuenta:</w:t>
-      </w:r>
-    </w:p>
-    <w:p>
-      <w:pPr>
-        <w:pStyle w:val="Ttulo8"/>
-        <w:numPr>
-          <w:ilvl w:val="0"/>
-          <w:numId w:val="54"/>
-        </w:numPr>
-      </w:pPr>
-      <w:r>
-        <w:t>Características del entorno</w:t>
-      </w:r>
-    </w:p>
-    <w:p>
-      <w:pPr>
-        <w:pStyle w:val="Sangradetextonormal"/>
-        <w:ind w:left="1429" w:firstLine="0"/>
-      </w:pPr>
-      <w:r>
-        <w:t>La fragilidad del ecosistema y la biodiversidad influyen directamente en la capacidad de un lugar para recibir visitantes. Es fundamental identificar si el destino posee áreas sensibles que requieren protección especial, como hábitats únicos o especies en peligro de extinción. Por ejemplo, en el Parque Nacional Natural Tayrona, el exceso de turistas podría afectar la vegetación y la fauna nativa, haciendo necesario limitar la afluencia.</w:t>
-      </w:r>
-    </w:p>
-    <w:p>
-      <w:pPr>
-        <w:pStyle w:val="Ttulo8"/>
-        <w:numPr>
-          <w:ilvl w:val="0"/>
-          <w:numId w:val="54"/>
-        </w:numPr>
-      </w:pPr>
-      <w:r>
-        <w:t>Infraestructura disponible</w:t>
-      </w:r>
-    </w:p>
-    <w:p>
-      <w:pPr>
-        <w:pStyle w:val="Ttulo8"/>
-        <w:ind w:left="1429" w:firstLine="0"/>
-        <w:rPr>
-          <w:b w:val="0"/>
-          <w:bCs w:val="0"/>
-        </w:rPr>
-      </w:pPr>
-      <w:r>
-        <w:rPr>
-          <w:b w:val="0"/>
-          <w:bCs w:val="0"/>
-        </w:rPr>
-        <w:t xml:space="preserve">La capacidad y calidad de los servicios, como baños, rutas de acceso, manejo de residuos y transporte, son cruciales para definir la capacidad de carga efectiva. En lugares como el Parque Nacional Natural Los Nevados, </w:t>
-      </w:r>
-      <w:r>
-        <w:rPr>
-          <w:b w:val="0"/>
-          <w:bCs w:val="0"/>
-        </w:rPr>
-        <w:lastRenderedPageBreak/>
-        <w:t>donde las rutas de senderismo y los servicios de alojamiento son limitados, es indispensable planificar cuidadosamente el número de visitantes para evitar colapsos o deterioro del entorno.</w:t>
-      </w:r>
-    </w:p>
-    <w:p>
-      <w:pPr>
-        <w:pStyle w:val="Ttulo8"/>
-        <w:numPr>
-          <w:ilvl w:val="0"/>
-          <w:numId w:val="54"/>
-        </w:numPr>
-      </w:pPr>
-      <w:r>
-        <w:t>Condiciones climáticas</w:t>
-      </w:r>
-    </w:p>
-    <w:p>
-      <w:pPr>
-        <w:pStyle w:val="Ttulo8"/>
-        <w:ind w:left="1429" w:firstLine="0"/>
-        <w:rPr>
-          <w:b w:val="0"/>
-          <w:bCs w:val="0"/>
-        </w:rPr>
-      </w:pPr>
-      <w:r>
-        <w:rPr>
-          <w:b w:val="0"/>
-          <w:bCs w:val="0"/>
-        </w:rPr>
-        <w:t>Factores como la temporada de lluvias, temperaturas extremas o tormentas pueden limitar el acceso a ciertos destinos o afectar la seguridad de los turistas. Un ejemplo es Caño Cristales, en la Serranía de la Macarena, donde las restricciones de acceso durante la temporada de lluvias protegen el suelo de la erosión y garantizan la conservación del ecosistema.</w:t>
-      </w:r>
-    </w:p>
-    <w:p>
-      <w:pPr>
-        <w:pStyle w:val="Ttulo8"/>
-        <w:numPr>
-          <w:ilvl w:val="0"/>
-          <w:numId w:val="54"/>
-        </w:numPr>
-      </w:pPr>
-      <w:r>
-        <w:t>Capacidad de gestión</w:t>
-      </w:r>
-    </w:p>
-    <w:p>
-      <w:pPr>
-        <w:pStyle w:val="Ttulo8"/>
-        <w:ind w:left="1429" w:firstLine="0"/>
-        <w:rPr>
-          <w:b w:val="0"/>
-          <w:bCs w:val="0"/>
-        </w:rPr>
-      </w:pPr>
-      <w:r>
-        <w:rPr>
-          <w:b w:val="0"/>
-          <w:bCs w:val="0"/>
-        </w:rPr>
-        <w:t>Contar con personal capacitado y recursos suficientes para regular las actividades turísticas es esencial. Guías oficiales, personal de seguridad y equipos de monitoreo ayudan a garantizar que las actividades se realicen de forma organizada y responsable. En la Ciudad Perdida, ubicada en la Sierra Nevada de Santa Marta, el control de acceso y la presencia de guías certificados son claves para mantener el equilibrio entre turismo y conservación.</w:t>
-      </w:r>
-    </w:p>
-    <w:p>
-      <w:r>
-        <w:t xml:space="preserve">Estas consideraciones no solo aseguran la sostenibilidad de los destinos, sino que también mejoran la experiencia del turista al garantizar entornos bien gestionados y respetuosos con la naturaleza y las comunidades locales. En Colombia, donde la diversidad de ecosistemas es un atractivo clave, una planificación adecuada basada en </w:t>
-      </w:r>
-      <w:r>
-        <w:lastRenderedPageBreak/>
-        <w:t>estas consideraciones es crucial para evitar la sobreexplotación y fomentar un turismo responsable.</w:t>
-      </w:r>
-    </w:p>
-    <w:p/>
-    <w:p>
-      <w:pPr>
-        <w:pStyle w:val="Ttulo1"/>
-      </w:pPr>
-      <w:bookmarkStart w:id="23" w:name="_Toc193471545"/>
-      <w:r>
-        <w:t>La competitividad en el producto turístico desde las diferentes entidades</w:t>
-      </w:r>
-      <w:bookmarkEnd w:id="23"/>
-    </w:p>
-    <w:p>
-      <w:pPr>
-        <w:pStyle w:val="Sangradetextonormal"/>
-      </w:pPr>
-      <w:r>
-        <w:t>La competitividad del turismo se potencia cuando estos tres actores trabajan de manera conjunta. La colaboración público-privada permite desarrollar proyectos de gran envergadura, mientras que la integración de las comunidades asegura que el desarrollo turístico respete las características locales y sea sostenible. Este enfoque integrado no solo mejora la percepción del destino entre los turistas, sino que también fortalece la economía local y promueve un desarrollo equilibrado, posicionando al turismo como una herramienta clave para el progreso social y económico en Colombia.</w:t>
-      </w:r>
-    </w:p>
-    <w:p>
-      <w:pPr>
-        <w:pStyle w:val="Ttulo2"/>
-      </w:pPr>
-      <w:bookmarkStart w:id="24" w:name="_Toc193471546"/>
-      <w:r>
-        <w:t>5.1. Entidades públicas</w:t>
-      </w:r>
-      <w:bookmarkEnd w:id="24"/>
-    </w:p>
-    <w:p>
-      <w:r>
-        <w:t>Las instituciones gubernamentales son fundamentales en la creación de un entorno regulado y propicio para el desarrollo turístico. Su influencia abarca:</w:t>
-      </w:r>
-    </w:p>
-    <w:p>
-      <w:pPr>
-        <w:pStyle w:val="Prrafodelista"/>
-        <w:numPr>
-          <w:ilvl w:val="0"/>
-          <w:numId w:val="55"/>
-        </w:numPr>
-        <w:rPr>
-          <w:b/>
-          <w:bCs/>
-        </w:rPr>
-      </w:pPr>
-      <w:r>
-        <w:rPr>
-          <w:b/>
-          <w:bCs/>
-        </w:rPr>
-        <w:t>Planificación estratégica</w:t>
-      </w:r>
-    </w:p>
-    <w:p>
-      <w:pPr>
-        <w:pStyle w:val="Prrafodelista"/>
-        <w:ind w:left="1429" w:firstLine="0"/>
-      </w:pPr>
-      <w:r>
-        <w:t>Diseñan planes de desarrollo turístico que identifican fortalezas y debilidades de los destinos, alineando los recursos con objetivos sostenibles y competitivos. En Colombia, planes como el Plan Sectorial de Turismo son ejemplos claros de esta acción.</w:t>
-      </w:r>
-    </w:p>
-    <w:p>
-      <w:pPr>
-        <w:pStyle w:val="Prrafodelista"/>
-        <w:ind w:left="1429" w:firstLine="0"/>
-      </w:pPr>
-    </w:p>
-    <w:p>
-      <w:pPr>
-        <w:pStyle w:val="Prrafodelista"/>
-        <w:ind w:left="1429" w:firstLine="0"/>
-      </w:pPr>
-    </w:p>
-    <w:p>
-      <w:pPr>
-        <w:pStyle w:val="Prrafodelista"/>
-        <w:ind w:left="1429" w:firstLine="0"/>
-      </w:pPr>
-    </w:p>
-    <w:p>
-      <w:pPr>
-        <w:pStyle w:val="Prrafodelista"/>
-        <w:numPr>
-          <w:ilvl w:val="0"/>
-          <w:numId w:val="55"/>
-        </w:numPr>
-        <w:rPr>
-          <w:b/>
-          <w:bCs/>
-        </w:rPr>
-      </w:pPr>
-      <w:r>
-        <w:rPr>
-          <w:b/>
-          <w:bCs/>
-        </w:rPr>
-        <w:lastRenderedPageBreak/>
-        <w:t>Regu</w:t>
-      </w:r>
-      <w:r>
-        <w:rPr>
-          <w:b/>
-          <w:bCs/>
-        </w:rPr>
-        <w:t>l</w:t>
-      </w:r>
-      <w:r>
-        <w:rPr>
-          <w:b/>
-          <w:bCs/>
-        </w:rPr>
-        <w:t xml:space="preserve">ación y normatividad </w:t>
-      </w:r>
-    </w:p>
-    <w:p>
-      <w:pPr>
-        <w:pStyle w:val="Prrafodelista"/>
-        <w:ind w:left="1429" w:firstLine="0"/>
-      </w:pPr>
-      <w:r>
-        <w:t>Garantizan el cumplimiento de estándares de calidad, seguridad y sostenibilidad mediante normativas claras que beneficien tanto a los turistas como a las comunidades locales.</w:t>
-      </w:r>
-    </w:p>
-    <w:p>
-      <w:pPr>
-        <w:pStyle w:val="Prrafodelista"/>
-        <w:numPr>
-          <w:ilvl w:val="0"/>
-          <w:numId w:val="55"/>
-        </w:numPr>
-        <w:rPr>
-          <w:b/>
-          <w:bCs/>
-        </w:rPr>
-      </w:pPr>
-      <w:r>
-        <w:rPr>
-          <w:b/>
-          <w:bCs/>
-        </w:rPr>
-        <w:t>Fomento a la conectividad</w:t>
-      </w:r>
-    </w:p>
-    <w:p>
-      <w:pPr>
-        <w:pStyle w:val="Prrafodelista"/>
-        <w:ind w:left="1429" w:firstLine="0"/>
-      </w:pPr>
-      <w:r>
-        <w:t>Impulsan la construcción de carreteras, aeropuertos y vías de acceso, mejorando la conectividad interna y externa del destino, lo que incrementa su atractivo.</w:t>
-      </w:r>
-    </w:p>
-    <w:p>
-      <w:pPr>
-        <w:pStyle w:val="Prrafodelista"/>
-        <w:numPr>
-          <w:ilvl w:val="0"/>
-          <w:numId w:val="55"/>
-        </w:numPr>
-        <w:rPr>
-          <w:b/>
-          <w:bCs/>
-        </w:rPr>
-      </w:pPr>
-      <w:r>
-        <w:rPr>
-          <w:b/>
-          <w:bCs/>
-        </w:rPr>
-        <w:t>Promoción de alianzas estratégicas</w:t>
-      </w:r>
-    </w:p>
-    <w:p>
-      <w:pPr>
-        <w:pStyle w:val="Prrafodelista"/>
-        <w:ind w:left="1429" w:firstLine="0"/>
-      </w:pPr>
-      <w:r>
-        <w:t>Facilitan la coordinación entre diferentes actores, fomentando redes de colaboración para el desarrollo turístico integral.</w:t>
-      </w:r>
-    </w:p>
-    <w:p>
-      <w:pPr>
-        <w:pStyle w:val="Prrafodelista"/>
-        <w:numPr>
-          <w:ilvl w:val="0"/>
-          <w:numId w:val="55"/>
-        </w:numPr>
-        <w:rPr>
-          <w:b/>
-          <w:bCs/>
-        </w:rPr>
-      </w:pPr>
-      <w:r>
-        <w:rPr>
-          <w:b/>
-          <w:bCs/>
-        </w:rPr>
-        <w:t>Incentivos económicos</w:t>
-      </w:r>
-    </w:p>
-    <w:p>
-      <w:pPr>
-        <w:pStyle w:val="Prrafodelista"/>
-        <w:ind w:left="1429" w:firstLine="0"/>
-      </w:pPr>
-      <w:r>
-        <w:t>Proveen subsidios, préstamos o beneficios fiscales para proyectos que promuevan el turismo responsable y sostenible.</w:t>
-      </w:r>
-    </w:p>
-    <w:p>
-      <w:r>
         <w:rPr>
           <w:b/>
           <w:bCs/>
@@ -13919,183 +13803,7 @@
         <w:t>Ejemplo</w:t>
       </w:r>
       <w:r>
-        <w:t xml:space="preserve">: en Colombia, Cartagena de Indias es un ejemplo claro de cómo las entidades públicas fortalecen la competitividad turística. </w:t>
-      </w:r>
-      <w:proofErr w:type="spellStart"/>
-      <w:r>
-        <w:t>Corpoturismo</w:t>
-      </w:r>
-      <w:proofErr w:type="spellEnd"/>
-      <w:r>
-        <w:t xml:space="preserve"> y el Ministerio de Comercio, Industria y Turismo han impulsado el Plan Maestro de Turismo, que combina la conservación del patrimonio histórico con mejoras en infraestructura, como la modernización del Aeropuerto Internacional Rafael Núñez. Además, programas como “Cartagena Sostenible” promueven prácticas responsables para preservar el entorno.</w:t>
-      </w:r>
-    </w:p>
-    <w:p>
-      <w:pPr>
-        <w:pStyle w:val="Ttulo2"/>
-      </w:pPr>
-      <w:bookmarkStart w:id="25" w:name="_Toc193471547"/>
-      <w:r>
-        <w:t>5.2. Entidades privadas</w:t>
-      </w:r>
-      <w:bookmarkEnd w:id="25"/>
-    </w:p>
-    <w:p>
-      <w:r>
-        <w:t xml:space="preserve">El sector privado actúa como el motor que impulsa la competitividad del destino mediante la innovación, la calidad y la diversificación de la oferta turística. Estas </w:t>
-      </w:r>
-      <w:r>
-        <w:lastRenderedPageBreak/>
-        <w:t>entidades incluyen hoteles, agencias de viajes, restaurantes, operadores turísticos y otros actores del sector. Sus principales aportes son:</w:t>
-      </w:r>
-    </w:p>
-    <w:p>
-      <w:pPr>
-        <w:pStyle w:val="Prrafodelista"/>
-        <w:numPr>
-          <w:ilvl w:val="0"/>
-          <w:numId w:val="56"/>
-        </w:numPr>
-        <w:rPr>
-          <w:b/>
-          <w:bCs/>
-        </w:rPr>
-      </w:pPr>
-      <w:r>
-        <w:rPr>
-          <w:b/>
-          <w:bCs/>
-        </w:rPr>
-        <w:t>Desarrollo de experiencias personalizadas</w:t>
-      </w:r>
-    </w:p>
-    <w:p>
-      <w:pPr>
-        <w:pStyle w:val="Prrafodelista"/>
-        <w:ind w:left="1429" w:firstLine="0"/>
-      </w:pPr>
-      <w:r>
-        <w:t>Crean productos que se adaptan a los intereses específicos de los turistas, como turismo de aventura, ecológico o cultural, destacando el destino frente a la competencia.</w:t>
-      </w:r>
-    </w:p>
-    <w:p>
-      <w:pPr>
-        <w:pStyle w:val="Prrafodelista"/>
-        <w:numPr>
-          <w:ilvl w:val="0"/>
-          <w:numId w:val="56"/>
-        </w:numPr>
-        <w:rPr>
-          <w:b/>
-          <w:bCs/>
-        </w:rPr>
-      </w:pPr>
-      <w:r>
-        <w:rPr>
-          <w:b/>
-          <w:bCs/>
-        </w:rPr>
-        <w:t>Promoción del destino a nivel</w:t>
-      </w:r>
-    </w:p>
-    <w:p>
-      <w:pPr>
-        <w:pStyle w:val="Prrafodelista"/>
-        <w:ind w:left="1429" w:firstLine="0"/>
-      </w:pPr>
-      <w:r>
-        <w:t xml:space="preserve">A través de estrategias de </w:t>
-      </w:r>
-      <w:r>
-        <w:rPr>
-          <w:rStyle w:val="Extranjerismo"/>
-          <w:lang w:val="es-CO"/>
-        </w:rPr>
-        <w:t>marketing</w:t>
-      </w:r>
-      <w:r>
-        <w:t xml:space="preserve"> digital y presencial, las empresas posicionan el destino en mercados internacionales, atrayendo turistas extranjeros.</w:t>
-      </w:r>
-    </w:p>
-    <w:p>
-      <w:pPr>
-        <w:pStyle w:val="Prrafodelista"/>
-        <w:numPr>
-          <w:ilvl w:val="0"/>
-          <w:numId w:val="56"/>
-        </w:numPr>
-        <w:rPr>
-          <w:b/>
-          <w:bCs/>
-        </w:rPr>
-      </w:pPr>
-      <w:r>
-        <w:rPr>
-          <w:b/>
-          <w:bCs/>
-        </w:rPr>
-        <w:t>Contribución a la innovación tecnológica</w:t>
-      </w:r>
-    </w:p>
-    <w:p>
-      <w:pPr>
-        <w:pStyle w:val="Prrafodelista"/>
-        <w:ind w:left="1429" w:firstLine="0"/>
-      </w:pPr>
-      <w:r>
-        <w:t>Incorporan plataformas digitales, aplicaciones y servicios en línea que facilitan la planificación y reserva de experiencias turísticas.</w:t>
-      </w:r>
-    </w:p>
-    <w:p>
-      <w:pPr>
-        <w:pStyle w:val="Prrafodelista"/>
-        <w:numPr>
-          <w:ilvl w:val="0"/>
-          <w:numId w:val="56"/>
-        </w:numPr>
-        <w:rPr>
-          <w:b/>
-          <w:bCs/>
-        </w:rPr>
-      </w:pPr>
-      <w:r>
-        <w:rPr>
-          <w:b/>
-          <w:bCs/>
-        </w:rPr>
-        <w:t>Responsabilidad social empresarial</w:t>
-      </w:r>
-    </w:p>
-    <w:p>
-      <w:pPr>
-        <w:pStyle w:val="Prrafodelista"/>
-        <w:ind w:left="1429" w:firstLine="0"/>
-      </w:pPr>
-      <w:r>
-        <w:t>Muchas empresas privadas se involucran en proyectos que benefician a las comunidades locales, promoviendo prácticas éticas y sostenibles.</w:t>
-      </w:r>
-    </w:p>
-    <w:p>
-      <w:pPr>
-        <w:ind w:firstLine="0"/>
-      </w:pPr>
-      <w:r>
-        <w:rPr>
-          <w:b/>
-          <w:bCs/>
-        </w:rPr>
-        <w:t>Ejemplo</w:t>
-      </w:r>
-      <w:r>
-        <w:t xml:space="preserve">: en el Eje Cafetero, las entidades privadas destacan con iniciativas como </w:t>
-      </w:r>
-      <w:proofErr w:type="spellStart"/>
-      <w:r>
-        <w:t>Panaca</w:t>
-      </w:r>
-      <w:proofErr w:type="spellEnd"/>
-      <w:r>
-        <w:t xml:space="preserve"> y el Parque del Café, que han transformado la cultura cafetera en un atractivo turístico internacional. Alojamientos como Haciendas del Café también han elevado la calidad del servicio, posicionando la región como líder en turismo cultural y natural.</w:t>
+        <w:t>: en el Eje Cafetero, las entidades privadas destacan con iniciativas como Panaca y el Parque del Café, que han transformado la cultura cafetera en un atractivo turístico internacional. Alojamientos como Haciendas del Café también han elevado la calidad del servicio, posicionando la región como líder en turismo cultural y natural.</w:t>
       </w:r>
     </w:p>
     <w:p>
@@ -14341,13 +14049,13 @@
                     <pic:cNvPicPr/>
                   </pic:nvPicPr>
                   <pic:blipFill>
-                    <a:blip r:embed="rId15">
+                    <a:blip r:embed="rId18">
                       <a:extLst>
                         <a:ext uri="{28A0092B-C50C-407E-A947-70E740481C1C}">
                           <a14:useLocalDpi xmlns:a14="http://schemas.microsoft.com/office/drawing/2010/main" val="0"/>
                         </a:ext>
                         <a:ext uri="{96DAC541-7B7A-43D3-8B79-37D633B846F1}">
-                          <asvg:svgBlip xmlns:asvg="http://schemas.microsoft.com/office/drawing/2016/SVG/main" r:embed="rId16"/>
+                          <asvg:svgBlip xmlns:asvg="http://schemas.microsoft.com/office/drawing/2016/SVG/main" r:embed="rId19"/>
                         </a:ext>
                       </a:extLst>
                     </a:blip>
@@ -14529,7 +14237,7 @@
             <w:pPr>
               <w:ind w:firstLine="0"/>
             </w:pPr>
-            <w:hyperlink r:id="rId17" w:history="1">
+            <w:hyperlink r:id="rId20" w:history="1">
               <w:r>
                 <w:rPr>
                   <w:rStyle w:val="Hipervnculo"/>
@@ -14862,17 +14570,9 @@
     </w:p>
     <w:p>
       <w:r>
-        <w:t> </w:t>
-      </w:r>
-      <w:proofErr w:type="spellStart"/>
-      <w:r>
-        <w:t>Corpoturismo</w:t>
-      </w:r>
-      <w:proofErr w:type="spellEnd"/>
-      <w:r>
-        <w:t xml:space="preserve">. (s.f.). Cartagena de Indias. </w:t>
-      </w:r>
-      <w:hyperlink r:id="rId18" w:history="1">
+        <w:t xml:space="preserve"> Corpoturismo. (s.f.). Cartagena de Indias. </w:t>
+      </w:r>
+      <w:hyperlink r:id="rId21" w:history="1">
         <w:r>
           <w:rPr>
             <w:rStyle w:val="Hipervnculo"/>
@@ -14918,7 +14618,7 @@
       </w:r>
     </w:p>
     <w:p>
-      <w:hyperlink r:id="rId19" w:history="1">
+      <w:hyperlink r:id="rId22" w:history="1">
         <w:r>
           <w:rPr>
             <w:rStyle w:val="Hipervnculo"/>
@@ -14936,7 +14636,7 @@
       </w:r>
     </w:p>
     <w:p>
-      <w:hyperlink r:id="rId20" w:history="1">
+      <w:hyperlink r:id="rId23" w:history="1">
         <w:r>
           <w:rPr>
             <w:rStyle w:val="Hipervnculo"/>
@@ -14954,7 +14654,7 @@
       </w:r>
     </w:p>
     <w:p>
-      <w:hyperlink r:id="rId21" w:history="1">
+      <w:hyperlink r:id="rId24" w:history="1">
         <w:r>
           <w:rPr>
             <w:rStyle w:val="Hipervnculo"/>
@@ -14975,7 +14675,7 @@
       </w:r>
     </w:p>
     <w:p>
-      <w:hyperlink r:id="rId22" w:history="1">
+      <w:hyperlink r:id="rId25" w:history="1">
         <w:r>
           <w:rPr>
             <w:rStyle w:val="Hipervnculo"/>
@@ -15018,30 +14718,16 @@
         <w:rPr>
           <w:lang w:val="en-US"/>
         </w:rPr>
-        <w:t>(</w:t>
-      </w:r>
-      <w:proofErr w:type="spellStart"/>
-      <w:r>
+        <w:t xml:space="preserve">(s.f.). </w:t>
+      </w:r>
+    </w:p>
+    <w:p>
+      <w:pPr>
         <w:rPr>
           <w:lang w:val="en-US"/>
         </w:rPr>
-        <w:t>s.f.</w:t>
-      </w:r>
-      <w:proofErr w:type="spellEnd"/>
-      <w:r>
-        <w:rPr>
-          <w:lang w:val="en-US"/>
-        </w:rPr>
-        <w:t xml:space="preserve">). </w:t>
-      </w:r>
-    </w:p>
-    <w:p>
-      <w:pPr>
-        <w:rPr>
-          <w:lang w:val="en-US"/>
-        </w:rPr>
-      </w:pPr>
-      <w:hyperlink r:id="rId23" w:history="1">
+      </w:pPr>
+      <w:hyperlink r:id="rId26" w:history="1">
         <w:r>
           <w:rPr>
             <w:rStyle w:val="Hipervnculo"/>
@@ -15074,7 +14760,7 @@
       </w:r>
     </w:p>
     <w:p>
-      <w:hyperlink r:id="rId24" w:history="1">
+      <w:hyperlink r:id="rId27" w:history="1">
         <w:r>
           <w:rPr>
             <w:rStyle w:val="Hipervnculo"/>
@@ -15242,23 +14928,13 @@
                 <w:szCs w:val="28"/>
               </w:rPr>
             </w:pPr>
-            <w:proofErr w:type="spellStart"/>
             <w:r>
               <w:rPr>
                 <w:color w:val="000000"/>
                 <w:sz w:val="28"/>
                 <w:szCs w:val="28"/>
               </w:rPr>
-              <w:t>Milady</w:t>
-            </w:r>
-            <w:proofErr w:type="spellEnd"/>
-            <w:r>
-              <w:rPr>
-                <w:color w:val="000000"/>
-                <w:sz w:val="28"/>
-                <w:szCs w:val="28"/>
-              </w:rPr>
-              <w:t xml:space="preserve"> Tatiana Villamil Castellanos</w:t>
+              <w:t>Milady Tatiana Villamil Castellanos</w:t>
             </w:r>
           </w:p>
         </w:tc>
@@ -15326,18 +15002,8 @@
                 <w:sz w:val="28"/>
                 <w:szCs w:val="28"/>
               </w:rPr>
-              <w:t xml:space="preserve">Liliana Victoria Morales </w:t>
-            </w:r>
-            <w:proofErr w:type="spellStart"/>
-            <w:r>
-              <w:rPr>
-                <w:color w:val="000000"/>
-                <w:sz w:val="28"/>
-                <w:szCs w:val="28"/>
-              </w:rPr>
-              <w:t>Gualdrón</w:t>
-            </w:r>
-            <w:proofErr w:type="spellEnd"/>
+              <w:t>Liliana Victoria Morales Gualdrón</w:t>
+            </w:r>
           </w:p>
         </w:tc>
         <w:tc>
@@ -15499,33 +15165,15 @@
                 <w:sz w:val="28"/>
                 <w:szCs w:val="28"/>
               </w:rPr>
-              <w:t xml:space="preserve">Distrito </w:t>
-            </w:r>
-            <w:proofErr w:type="gramStart"/>
+              <w:t xml:space="preserve">Distrito Capital </w:t>
+            </w:r>
             <w:r>
               <w:rPr>
                 <w:color w:val="000000"/>
                 <w:sz w:val="28"/>
                 <w:szCs w:val="28"/>
               </w:rPr>
-              <w:t xml:space="preserve">Capital </w:t>
-            </w:r>
-            <w:r>
-              <w:rPr>
-                <w:color w:val="000000"/>
-                <w:sz w:val="28"/>
-                <w:szCs w:val="28"/>
-              </w:rPr>
-              <w:t xml:space="preserve"> -</w:t>
-            </w:r>
-            <w:proofErr w:type="gramEnd"/>
-            <w:r>
-              <w:rPr>
-                <w:color w:val="000000"/>
-                <w:sz w:val="28"/>
-                <w:szCs w:val="28"/>
-              </w:rPr>
-              <w:t xml:space="preserve"> </w:t>
+              <w:t xml:space="preserve"> - </w:t>
             </w:r>
             <w:r>
               <w:rPr>
@@ -15860,7 +15508,6 @@
                 <w:szCs w:val="28"/>
               </w:rPr>
             </w:pPr>
-            <w:proofErr w:type="spellStart"/>
             <w:r>
               <w:rPr>
                 <w:rStyle w:val="normaltextrun"/>
@@ -15868,17 +15515,7 @@
                 <w:sz w:val="28"/>
                 <w:szCs w:val="28"/>
               </w:rPr>
-              <w:t>Jose</w:t>
-            </w:r>
-            <w:proofErr w:type="spellEnd"/>
-            <w:r>
-              <w:rPr>
-                <w:rStyle w:val="normaltextrun"/>
-                <w:rFonts w:cs="Calibri"/>
-                <w:sz w:val="28"/>
-                <w:szCs w:val="28"/>
-              </w:rPr>
-              <w:t xml:space="preserve"> Yobani Penagos Mora </w:t>
+              <w:t>Jose Yobani Penagos Mora </w:t>
             </w:r>
             <w:r>
               <w:rPr>
@@ -16320,7 +15957,6 @@
                 <w:lang w:val="es-ES"/>
               </w:rPr>
             </w:pPr>
-            <w:proofErr w:type="spellStart"/>
             <w:r>
               <w:rPr>
                 <w:rStyle w:val="normaltextrun"/>
@@ -16328,17 +15964,7 @@
                 <w:sz w:val="28"/>
                 <w:szCs w:val="28"/>
               </w:rPr>
-              <w:t>Veimar</w:t>
-            </w:r>
-            <w:proofErr w:type="spellEnd"/>
-            <w:r>
-              <w:rPr>
-                <w:rStyle w:val="normaltextrun"/>
-                <w:rFonts w:cs="Calibri"/>
-                <w:sz w:val="28"/>
-                <w:szCs w:val="28"/>
-              </w:rPr>
-              <w:t xml:space="preserve"> Celis Meléndez </w:t>
+              <w:t>Veimar Celis Meléndez </w:t>
             </w:r>
             <w:r>
               <w:rPr>
@@ -16527,25 +16153,7 @@
                 <w:sz w:val="28"/>
                 <w:szCs w:val="28"/>
               </w:rPr>
-              <w:t xml:space="preserve">Diego Fernando Velasco </w:t>
-            </w:r>
-            <w:proofErr w:type="spellStart"/>
-            <w:r>
-              <w:rPr>
-                <w:color w:val="000000"/>
-                <w:sz w:val="28"/>
-                <w:szCs w:val="28"/>
-              </w:rPr>
-              <w:t>Güiza</w:t>
-            </w:r>
-            <w:proofErr w:type="spellEnd"/>
-            <w:r>
-              <w:rPr>
-                <w:color w:val="000000"/>
-                <w:sz w:val="28"/>
-                <w:szCs w:val="28"/>
-              </w:rPr>
-              <w:t xml:space="preserve"> </w:t>
+              <w:t xml:space="preserve">Diego Fernando Velasco Güiza </w:t>
             </w:r>
           </w:p>
         </w:tc>
@@ -16630,25 +16238,7 @@
                 <w:sz w:val="28"/>
                 <w:szCs w:val="28"/>
               </w:rPr>
-              <w:t xml:space="preserve">Ernesto Navarro </w:t>
-            </w:r>
-            <w:proofErr w:type="spellStart"/>
-            <w:r>
-              <w:rPr>
-                <w:color w:val="000000"/>
-                <w:sz w:val="28"/>
-                <w:szCs w:val="28"/>
-              </w:rPr>
-              <w:t>Jaimes</w:t>
-            </w:r>
-            <w:proofErr w:type="spellEnd"/>
-            <w:r>
-              <w:rPr>
-                <w:color w:val="000000"/>
-                <w:sz w:val="28"/>
-                <w:szCs w:val="28"/>
-              </w:rPr>
-              <w:t xml:space="preserve"> </w:t>
+              <w:t xml:space="preserve">Ernesto Navarro Jaimes </w:t>
             </w:r>
           </w:p>
         </w:tc>
@@ -16721,18 +16311,8 @@
                 <w:sz w:val="28"/>
                 <w:szCs w:val="28"/>
               </w:rPr>
-              <w:t xml:space="preserve">Gilberto Junior Rodríguez </w:t>
-            </w:r>
-            <w:proofErr w:type="spellStart"/>
-            <w:r>
-              <w:rPr>
-                <w:color w:val="000000"/>
-                <w:sz w:val="28"/>
-                <w:szCs w:val="28"/>
-              </w:rPr>
-              <w:t>Rodríguez</w:t>
-            </w:r>
-            <w:proofErr w:type="spellEnd"/>
+              <w:t>Gilberto Junior Rodríguez Rodríguez</w:t>
+            </w:r>
           </w:p>
         </w:tc>
         <w:tc>
@@ -17083,8 +16663,8 @@
       </w:pPr>
     </w:p>
     <w:sectPr>
-      <w:headerReference w:type="default" r:id="rId25"/>
-      <w:footerReference w:type="default" r:id="rId26"/>
+      <w:headerReference w:type="default" r:id="rId28"/>
+      <w:footerReference w:type="default" r:id="rId29"/>
       <w:pgSz w:w="12240" w:h="15840"/>
       <w:pgMar w:top="1701" w:right="1134" w:bottom="1134" w:left="1134" w:header="709" w:footer="737" w:gutter="0"/>
       <w:pgNumType w:start="1"/>
@@ -17096,7 +16676,7 @@
 </file>
 
 <file path=word/endnotes.xml><?xml version="1.0" encoding="utf-8"?>
-<w:endnotes xmlns:wpc="http://schemas.microsoft.com/office/word/2010/wordprocessingCanvas" xmlns:cx="http://schemas.microsoft.com/office/drawing/2014/chartex" xmlns:cx1="http://schemas.microsoft.com/office/drawing/2015/9/8/chartex" xmlns:cx2="http://schemas.microsoft.com/office/drawing/2015/10/21/chartex" xmlns:cx3="http://schemas.microsoft.com/office/drawing/2016/5/9/chartex" xmlns:cx4="http://schemas.microsoft.com/office/drawing/2016/5/10/chartex" xmlns:cx5="http://schemas.microsoft.com/office/drawing/2016/5/11/chartex" xmlns:cx6="http://schemas.microsoft.com/office/drawing/2016/5/12/chartex" xmlns:cx7="http://schemas.microsoft.com/office/drawing/2016/5/13/chartex" xmlns:cx8="http://schemas.microsoft.com/office/drawing/2016/5/14/chartex" xmlns:mc="http://schemas.openxmlformats.org/markup-compatibility/2006" xmlns:aink="http://schemas.microsoft.com/office/drawing/2016/ink" xmlns:am3d="http://schemas.microsoft.com/office/drawing/2017/model3d" xmlns:o="urn:schemas-microsoft-com:office:office" xmlns:r="http://schemas.openxmlformats.org/officeDocument/2006/relationships" xmlns:m="http://schemas.openxmlformats.org/officeDocument/2006/math" xmlns:v="urn:schemas-microsoft-com:vml" xmlns:wp14="http://schemas.microsoft.com/office/word/2010/wordprocessingDrawing" xmlns:wp="http://schemas.openxmlformats.org/drawingml/2006/wordprocessingDrawing" xmlns:w10="urn:schemas-microsoft-com:office:word" xmlns:w="http://schemas.openxmlformats.org/wordprocessingml/2006/main" xmlns:w14="http://schemas.microsoft.com/office/word/2010/wordml" xmlns:w15="http://schemas.microsoft.com/office/word/2012/wordml" xmlns:w16cex="http://schemas.microsoft.com/office/word/2018/wordml/cex" xmlns:w16cid="http://schemas.microsoft.com/office/word/2016/wordml/cid" xmlns:w16="http://schemas.microsoft.com/office/word/2018/wordml" xmlns:w16sdtdh="http://schemas.microsoft.com/office/word/2020/wordml/sdtdatahash" xmlns:w16se="http://schemas.microsoft.com/office/word/2015/wordml/symex" xmlns:wpg="http://schemas.microsoft.com/office/word/2010/wordprocessingGroup" xmlns:wpi="http://schemas.microsoft.com/office/word/2010/wordprocessingInk" xmlns:wne="http://schemas.microsoft.com/office/word/2006/wordml" xmlns:wps="http://schemas.microsoft.com/office/word/2010/wordprocessingShape" mc:Ignorable="w14 w15 w16se w16cid w16 w16cex w16sdtdh wp14">
+<w:endnotes xmlns:wpc="http://schemas.microsoft.com/office/word/2010/wordprocessingCanvas" xmlns:cx="http://schemas.microsoft.com/office/drawing/2014/chartex" xmlns:cx1="http://schemas.microsoft.com/office/drawing/2015/9/8/chartex" xmlns:cx2="http://schemas.microsoft.com/office/drawing/2015/10/21/chartex" xmlns:cx3="http://schemas.microsoft.com/office/drawing/2016/5/9/chartex" xmlns:cx4="http://schemas.microsoft.com/office/drawing/2016/5/10/chartex" xmlns:cx5="http://schemas.microsoft.com/office/drawing/2016/5/11/chartex" xmlns:cx6="http://schemas.microsoft.com/office/drawing/2016/5/12/chartex" xmlns:cx7="http://schemas.microsoft.com/office/drawing/2016/5/13/chartex" xmlns:cx8="http://schemas.microsoft.com/office/drawing/2016/5/14/chartex" xmlns:mc="http://schemas.openxmlformats.org/markup-compatibility/2006" xmlns:aink="http://schemas.microsoft.com/office/drawing/2016/ink" xmlns:am3d="http://schemas.microsoft.com/office/drawing/2017/model3d" xmlns:o="urn:schemas-microsoft-com:office:office" xmlns:oel="http://schemas.microsoft.com/office/2019/extlst" xmlns:r="http://schemas.openxmlformats.org/officeDocument/2006/relationships" xmlns:m="http://schemas.openxmlformats.org/officeDocument/2006/math" xmlns:v="urn:schemas-microsoft-com:vml" xmlns:wp14="http://schemas.microsoft.com/office/word/2010/wordprocessingDrawing" xmlns:wp="http://schemas.openxmlformats.org/drawingml/2006/wordprocessingDrawing" xmlns:w10="urn:schemas-microsoft-com:office:word" xmlns:w="http://schemas.openxmlformats.org/wordprocessingml/2006/main" xmlns:w14="http://schemas.microsoft.com/office/word/2010/wordml" xmlns:w15="http://schemas.microsoft.com/office/word/2012/wordml" xmlns:w16cex="http://schemas.microsoft.com/office/word/2018/wordml/cex" xmlns:w16cid="http://schemas.microsoft.com/office/word/2016/wordml/cid" xmlns:w16="http://schemas.microsoft.com/office/word/2018/wordml" xmlns:w16du="http://schemas.microsoft.com/office/word/2023/wordml/word16du" xmlns:w16sdtdh="http://schemas.microsoft.com/office/word/2020/wordml/sdtdatahash" xmlns:w16sdtfl="http://schemas.microsoft.com/office/word/2024/wordml/sdtformatlock" xmlns:w16se="http://schemas.microsoft.com/office/word/2015/wordml/symex" xmlns:wpg="http://schemas.microsoft.com/office/word/2010/wordprocessingGroup" xmlns:wpi="http://schemas.microsoft.com/office/word/2010/wordprocessingInk" xmlns:wne="http://schemas.microsoft.com/office/word/2006/wordml" xmlns:wps="http://schemas.microsoft.com/office/word/2010/wordprocessingShape" mc:Ignorable="w14 w15 w16se w16cid w16 w16cex w16sdtdh w16sdtfl w16du wp14">
   <w:endnote w:type="separator" w:id="-1">
     <w:p>
       <w:pPr>
@@ -17121,7 +16701,7 @@
 </file>
 
 <file path=word/footer1.xml><?xml version="1.0" encoding="utf-8"?>
-<w:ftr xmlns:wpc="http://schemas.microsoft.com/office/word/2010/wordprocessingCanvas" xmlns:cx="http://schemas.microsoft.com/office/drawing/2014/chartex" xmlns:cx1="http://schemas.microsoft.com/office/drawing/2015/9/8/chartex" xmlns:cx2="http://schemas.microsoft.com/office/drawing/2015/10/21/chartex" xmlns:cx3="http://schemas.microsoft.com/office/drawing/2016/5/9/chartex" xmlns:cx4="http://schemas.microsoft.com/office/drawing/2016/5/10/chartex" xmlns:cx5="http://schemas.microsoft.com/office/drawing/2016/5/11/chartex" xmlns:cx6="http://schemas.microsoft.com/office/drawing/2016/5/12/chartex" xmlns:cx7="http://schemas.microsoft.com/office/drawing/2016/5/13/chartex" xmlns:cx8="http://schemas.microsoft.com/office/drawing/2016/5/14/chartex" xmlns:mc="http://schemas.openxmlformats.org/markup-compatibility/2006" xmlns:aink="http://schemas.microsoft.com/office/drawing/2016/ink" xmlns:am3d="http://schemas.microsoft.com/office/drawing/2017/model3d" xmlns:o="urn:schemas-microsoft-com:office:office" xmlns:r="http://schemas.openxmlformats.org/officeDocument/2006/relationships" xmlns:m="http://schemas.openxmlformats.org/officeDocument/2006/math" xmlns:v="urn:schemas-microsoft-com:vml" xmlns:wp14="http://schemas.microsoft.com/office/word/2010/wordprocessingDrawing" xmlns:wp="http://schemas.openxmlformats.org/drawingml/2006/wordprocessingDrawing" xmlns:w10="urn:schemas-microsoft-com:office:word" xmlns:w="http://schemas.openxmlformats.org/wordprocessingml/2006/main" xmlns:w14="http://schemas.microsoft.com/office/word/2010/wordml" xmlns:w15="http://schemas.microsoft.com/office/word/2012/wordml" xmlns:w16cex="http://schemas.microsoft.com/office/word/2018/wordml/cex" xmlns:w16cid="http://schemas.microsoft.com/office/word/2016/wordml/cid" xmlns:w16="http://schemas.microsoft.com/office/word/2018/wordml" xmlns:w16sdtdh="http://schemas.microsoft.com/office/word/2020/wordml/sdtdatahash" xmlns:w16se="http://schemas.microsoft.com/office/word/2015/wordml/symex" xmlns:wpg="http://schemas.microsoft.com/office/word/2010/wordprocessingGroup" xmlns:wpi="http://schemas.microsoft.com/office/word/2010/wordprocessingInk" xmlns:wne="http://schemas.microsoft.com/office/word/2006/wordml" xmlns:wps="http://schemas.microsoft.com/office/word/2010/wordprocessingShape" mc:Ignorable="w14 w15 w16se w16cid w16 w16cex w16sdtdh wp14">
+<w:ftr xmlns:wpc="http://schemas.microsoft.com/office/word/2010/wordprocessingCanvas" xmlns:cx="http://schemas.microsoft.com/office/drawing/2014/chartex" xmlns:cx1="http://schemas.microsoft.com/office/drawing/2015/9/8/chartex" xmlns:cx2="http://schemas.microsoft.com/office/drawing/2015/10/21/chartex" xmlns:cx3="http://schemas.microsoft.com/office/drawing/2016/5/9/chartex" xmlns:cx4="http://schemas.microsoft.com/office/drawing/2016/5/10/chartex" xmlns:cx5="http://schemas.microsoft.com/office/drawing/2016/5/11/chartex" xmlns:cx6="http://schemas.microsoft.com/office/drawing/2016/5/12/chartex" xmlns:cx7="http://schemas.microsoft.com/office/drawing/2016/5/13/chartex" xmlns:cx8="http://schemas.microsoft.com/office/drawing/2016/5/14/chartex" xmlns:mc="http://schemas.openxmlformats.org/markup-compatibility/2006" xmlns:aink="http://schemas.microsoft.com/office/drawing/2016/ink" xmlns:am3d="http://schemas.microsoft.com/office/drawing/2017/model3d" xmlns:o="urn:schemas-microsoft-com:office:office" xmlns:oel="http://schemas.microsoft.com/office/2019/extlst" xmlns:r="http://schemas.openxmlformats.org/officeDocument/2006/relationships" xmlns:m="http://schemas.openxmlformats.org/officeDocument/2006/math" xmlns:v="urn:schemas-microsoft-com:vml" xmlns:wp14="http://schemas.microsoft.com/office/word/2010/wordprocessingDrawing" xmlns:wp="http://schemas.openxmlformats.org/drawingml/2006/wordprocessingDrawing" xmlns:w10="urn:schemas-microsoft-com:office:word" xmlns:w="http://schemas.openxmlformats.org/wordprocessingml/2006/main" xmlns:w14="http://schemas.microsoft.com/office/word/2010/wordml" xmlns:w15="http://schemas.microsoft.com/office/word/2012/wordml" xmlns:w16cex="http://schemas.microsoft.com/office/word/2018/wordml/cex" xmlns:w16cid="http://schemas.microsoft.com/office/word/2016/wordml/cid" xmlns:w16="http://schemas.microsoft.com/office/word/2018/wordml" xmlns:w16du="http://schemas.microsoft.com/office/word/2023/wordml/word16du" xmlns:w16sdtdh="http://schemas.microsoft.com/office/word/2020/wordml/sdtdatahash" xmlns:w16sdtfl="http://schemas.microsoft.com/office/word/2024/wordml/sdtformatlock" xmlns:w16se="http://schemas.microsoft.com/office/word/2015/wordml/symex" xmlns:wpg="http://schemas.microsoft.com/office/word/2010/wordprocessingGroup" xmlns:wpi="http://schemas.microsoft.com/office/word/2010/wordprocessingInk" xmlns:wne="http://schemas.microsoft.com/office/word/2006/wordml" xmlns:wps="http://schemas.microsoft.com/office/word/2010/wordprocessingShape" mc:Ignorable="w14 w15 w16se w16cid w16 w16cex w16sdtdh w16sdtfl w16du wp14">
   <w:sdt>
     <w:sdtPr>
       <w:id w:val="-701017035"/>
@@ -17130,7 +16710,6 @@
         <w:docPartUnique/>
       </w:docPartObj>
     </w:sdtPr>
-    <w:sdtEndPr/>
     <w:sdtContent>
       <w:p>
         <w:pPr>
@@ -17149,7 +16728,7 @@
 </file>
 
 <file path=word/footer2.xml><?xml version="1.0" encoding="utf-8"?>
-<w:ftr xmlns:wpc="http://schemas.microsoft.com/office/word/2010/wordprocessingCanvas" xmlns:cx="http://schemas.microsoft.com/office/drawing/2014/chartex" xmlns:cx1="http://schemas.microsoft.com/office/drawing/2015/9/8/chartex" xmlns:cx2="http://schemas.microsoft.com/office/drawing/2015/10/21/chartex" xmlns:cx3="http://schemas.microsoft.com/office/drawing/2016/5/9/chartex" xmlns:cx4="http://schemas.microsoft.com/office/drawing/2016/5/10/chartex" xmlns:cx5="http://schemas.microsoft.com/office/drawing/2016/5/11/chartex" xmlns:cx6="http://schemas.microsoft.com/office/drawing/2016/5/12/chartex" xmlns:cx7="http://schemas.microsoft.com/office/drawing/2016/5/13/chartex" xmlns:cx8="http://schemas.microsoft.com/office/drawing/2016/5/14/chartex" xmlns:mc="http://schemas.openxmlformats.org/markup-compatibility/2006" xmlns:aink="http://schemas.microsoft.com/office/drawing/2016/ink" xmlns:am3d="http://schemas.microsoft.com/office/drawing/2017/model3d" xmlns:o="urn:schemas-microsoft-com:office:office" xmlns:r="http://schemas.openxmlformats.org/officeDocument/2006/relationships" xmlns:m="http://schemas.openxmlformats.org/officeDocument/2006/math" xmlns:v="urn:schemas-microsoft-com:vml" xmlns:wp14="http://schemas.microsoft.com/office/word/2010/wordprocessingDrawing" xmlns:wp="http://schemas.openxmlformats.org/drawingml/2006/wordprocessingDrawing" xmlns:w10="urn:schemas-microsoft-com:office:word" xmlns:w="http://schemas.openxmlformats.org/wordprocessingml/2006/main" xmlns:w14="http://schemas.microsoft.com/office/word/2010/wordml" xmlns:w15="http://schemas.microsoft.com/office/word/2012/wordml" xmlns:w16cex="http://schemas.microsoft.com/office/word/2018/wordml/cex" xmlns:w16cid="http://schemas.microsoft.com/office/word/2016/wordml/cid" xmlns:w16="http://schemas.microsoft.com/office/word/2018/wordml" xmlns:w16sdtdh="http://schemas.microsoft.com/office/word/2020/wordml/sdtdatahash" xmlns:w16se="http://schemas.microsoft.com/office/word/2015/wordml/symex" xmlns:wpg="http://schemas.microsoft.com/office/word/2010/wordprocessingGroup" xmlns:wpi="http://schemas.microsoft.com/office/word/2010/wordprocessingInk" xmlns:wne="http://schemas.microsoft.com/office/word/2006/wordml" xmlns:wps="http://schemas.microsoft.com/office/word/2010/wordprocessingShape" mc:Ignorable="w14 w15 w16se w16cid w16 w16cex w16sdtdh wp14">
+<w:ftr xmlns:wpc="http://schemas.microsoft.com/office/word/2010/wordprocessingCanvas" xmlns:cx="http://schemas.microsoft.com/office/drawing/2014/chartex" xmlns:cx1="http://schemas.microsoft.com/office/drawing/2015/9/8/chartex" xmlns:cx2="http://schemas.microsoft.com/office/drawing/2015/10/21/chartex" xmlns:cx3="http://schemas.microsoft.com/office/drawing/2016/5/9/chartex" xmlns:cx4="http://schemas.microsoft.com/office/drawing/2016/5/10/chartex" xmlns:cx5="http://schemas.microsoft.com/office/drawing/2016/5/11/chartex" xmlns:cx6="http://schemas.microsoft.com/office/drawing/2016/5/12/chartex" xmlns:cx7="http://schemas.microsoft.com/office/drawing/2016/5/13/chartex" xmlns:cx8="http://schemas.microsoft.com/office/drawing/2016/5/14/chartex" xmlns:mc="http://schemas.openxmlformats.org/markup-compatibility/2006" xmlns:aink="http://schemas.microsoft.com/office/drawing/2016/ink" xmlns:am3d="http://schemas.microsoft.com/office/drawing/2017/model3d" xmlns:o="urn:schemas-microsoft-com:office:office" xmlns:oel="http://schemas.microsoft.com/office/2019/extlst" xmlns:r="http://schemas.openxmlformats.org/officeDocument/2006/relationships" xmlns:m="http://schemas.openxmlformats.org/officeDocument/2006/math" xmlns:v="urn:schemas-microsoft-com:vml" xmlns:wp14="http://schemas.microsoft.com/office/word/2010/wordprocessingDrawing" xmlns:wp="http://schemas.openxmlformats.org/drawingml/2006/wordprocessingDrawing" xmlns:w10="urn:schemas-microsoft-com:office:word" xmlns:w="http://schemas.openxmlformats.org/wordprocessingml/2006/main" xmlns:w14="http://schemas.microsoft.com/office/word/2010/wordml" xmlns:w15="http://schemas.microsoft.com/office/word/2012/wordml" xmlns:w16cex="http://schemas.microsoft.com/office/word/2018/wordml/cex" xmlns:w16cid="http://schemas.microsoft.com/office/word/2016/wordml/cid" xmlns:w16="http://schemas.microsoft.com/office/word/2018/wordml" xmlns:w16du="http://schemas.microsoft.com/office/word/2023/wordml/word16du" xmlns:w16sdtdh="http://schemas.microsoft.com/office/word/2020/wordml/sdtdatahash" xmlns:w16sdtfl="http://schemas.microsoft.com/office/word/2024/wordml/sdtformatlock" xmlns:w16se="http://schemas.microsoft.com/office/word/2015/wordml/symex" xmlns:wpg="http://schemas.microsoft.com/office/word/2010/wordprocessingGroup" xmlns:wpi="http://schemas.microsoft.com/office/word/2010/wordprocessingInk" xmlns:wne="http://schemas.microsoft.com/office/word/2006/wordml" xmlns:wps="http://schemas.microsoft.com/office/word/2010/wordprocessingShape" mc:Ignorable="w14 w15 w16se w16cid w16 w16cex w16sdtdh w16sdtfl w16du wp14">
   <w:sdt>
     <w:sdtPr>
       <w:id w:val="-1465197936"/>
@@ -17158,7 +16737,6 @@
         <w:docPartUnique/>
       </w:docPartObj>
     </w:sdtPr>
-    <w:sdtEndPr/>
     <w:sdtContent>
       <w:p>
         <w:pPr>
@@ -17195,7 +16773,7 @@
 </file>
 
 <file path=word/footnotes.xml><?xml version="1.0" encoding="utf-8"?>
-<w:footnotes xmlns:wpc="http://schemas.microsoft.com/office/word/2010/wordprocessingCanvas" xmlns:cx="http://schemas.microsoft.com/office/drawing/2014/chartex" xmlns:cx1="http://schemas.microsoft.com/office/drawing/2015/9/8/chartex" xmlns:cx2="http://schemas.microsoft.com/office/drawing/2015/10/21/chartex" xmlns:cx3="http://schemas.microsoft.com/office/drawing/2016/5/9/chartex" xmlns:cx4="http://schemas.microsoft.com/office/drawing/2016/5/10/chartex" xmlns:cx5="http://schemas.microsoft.com/office/drawing/2016/5/11/chartex" xmlns:cx6="http://schemas.microsoft.com/office/drawing/2016/5/12/chartex" xmlns:cx7="http://schemas.microsoft.com/office/drawing/2016/5/13/chartex" xmlns:cx8="http://schemas.microsoft.com/office/drawing/2016/5/14/chartex" xmlns:mc="http://schemas.openxmlformats.org/markup-compatibility/2006" xmlns:aink="http://schemas.microsoft.com/office/drawing/2016/ink" xmlns:am3d="http://schemas.microsoft.com/office/drawing/2017/model3d" xmlns:o="urn:schemas-microsoft-com:office:office" xmlns:r="http://schemas.openxmlformats.org/officeDocument/2006/relationships" xmlns:m="http://schemas.openxmlformats.org/officeDocument/2006/math" xmlns:v="urn:schemas-microsoft-com:vml" xmlns:wp14="http://schemas.microsoft.com/office/word/2010/wordprocessingDrawing" xmlns:wp="http://schemas.openxmlformats.org/drawingml/2006/wordprocessingDrawing" xmlns:w10="urn:schemas-microsoft-com:office:word" xmlns:w="http://schemas.openxmlformats.org/wordprocessingml/2006/main" xmlns:w14="http://schemas.microsoft.com/office/word/2010/wordml" xmlns:w15="http://schemas.microsoft.com/office/word/2012/wordml" xmlns:w16cex="http://schemas.microsoft.com/office/word/2018/wordml/cex" xmlns:w16cid="http://schemas.microsoft.com/office/word/2016/wordml/cid" xmlns:w16="http://schemas.microsoft.com/office/word/2018/wordml" xmlns:w16sdtdh="http://schemas.microsoft.com/office/word/2020/wordml/sdtdatahash" xmlns:w16se="http://schemas.microsoft.com/office/word/2015/wordml/symex" xmlns:wpg="http://schemas.microsoft.com/office/word/2010/wordprocessingGroup" xmlns:wpi="http://schemas.microsoft.com/office/word/2010/wordprocessingInk" xmlns:wne="http://schemas.microsoft.com/office/word/2006/wordml" xmlns:wps="http://schemas.microsoft.com/office/word/2010/wordprocessingShape" mc:Ignorable="w14 w15 w16se w16cid w16 w16cex w16sdtdh wp14">
+<w:footnotes xmlns:wpc="http://schemas.microsoft.com/office/word/2010/wordprocessingCanvas" xmlns:cx="http://schemas.microsoft.com/office/drawing/2014/chartex" xmlns:cx1="http://schemas.microsoft.com/office/drawing/2015/9/8/chartex" xmlns:cx2="http://schemas.microsoft.com/office/drawing/2015/10/21/chartex" xmlns:cx3="http://schemas.microsoft.com/office/drawing/2016/5/9/chartex" xmlns:cx4="http://schemas.microsoft.com/office/drawing/2016/5/10/chartex" xmlns:cx5="http://schemas.microsoft.com/office/drawing/2016/5/11/chartex" xmlns:cx6="http://schemas.microsoft.com/office/drawing/2016/5/12/chartex" xmlns:cx7="http://schemas.microsoft.com/office/drawing/2016/5/13/chartex" xmlns:cx8="http://schemas.microsoft.com/office/drawing/2016/5/14/chartex" xmlns:mc="http://schemas.openxmlformats.org/markup-compatibility/2006" xmlns:aink="http://schemas.microsoft.com/office/drawing/2016/ink" xmlns:am3d="http://schemas.microsoft.com/office/drawing/2017/model3d" xmlns:o="urn:schemas-microsoft-com:office:office" xmlns:oel="http://schemas.microsoft.com/office/2019/extlst" xmlns:r="http://schemas.openxmlformats.org/officeDocument/2006/relationships" xmlns:m="http://schemas.openxmlformats.org/officeDocument/2006/math" xmlns:v="urn:schemas-microsoft-com:vml" xmlns:wp14="http://schemas.microsoft.com/office/word/2010/wordprocessingDrawing" xmlns:wp="http://schemas.openxmlformats.org/drawingml/2006/wordprocessingDrawing" xmlns:w10="urn:schemas-microsoft-com:office:word" xmlns:w="http://schemas.openxmlformats.org/wordprocessingml/2006/main" xmlns:w14="http://schemas.microsoft.com/office/word/2010/wordml" xmlns:w15="http://schemas.microsoft.com/office/word/2012/wordml" xmlns:w16cex="http://schemas.microsoft.com/office/word/2018/wordml/cex" xmlns:w16cid="http://schemas.microsoft.com/office/word/2016/wordml/cid" xmlns:w16="http://schemas.microsoft.com/office/word/2018/wordml" xmlns:w16du="http://schemas.microsoft.com/office/word/2023/wordml/word16du" xmlns:w16sdtdh="http://schemas.microsoft.com/office/word/2020/wordml/sdtdatahash" xmlns:w16sdtfl="http://schemas.microsoft.com/office/word/2024/wordml/sdtformatlock" xmlns:w16se="http://schemas.microsoft.com/office/word/2015/wordml/symex" xmlns:wpg="http://schemas.microsoft.com/office/word/2010/wordprocessingGroup" xmlns:wpi="http://schemas.microsoft.com/office/word/2010/wordprocessingInk" xmlns:wne="http://schemas.microsoft.com/office/word/2006/wordml" xmlns:wps="http://schemas.microsoft.com/office/word/2010/wordprocessingShape" mc:Ignorable="w14 w15 w16se w16cid w16 w16cex w16sdtdh w16sdtfl w16du wp14">
   <w:footnote w:type="separator" w:id="-1">
     <w:p>
       <w:pPr>
@@ -17220,7 +16798,7 @@
 </file>
 
 <file path=word/header1.xml><?xml version="1.0" encoding="utf-8"?>
-<w:hdr xmlns:wpc="http://schemas.microsoft.com/office/word/2010/wordprocessingCanvas" xmlns:cx="http://schemas.microsoft.com/office/drawing/2014/chartex" xmlns:cx1="http://schemas.microsoft.com/office/drawing/2015/9/8/chartex" xmlns:cx2="http://schemas.microsoft.com/office/drawing/2015/10/21/chartex" xmlns:cx3="http://schemas.microsoft.com/office/drawing/2016/5/9/chartex" xmlns:cx4="http://schemas.microsoft.com/office/drawing/2016/5/10/chartex" xmlns:cx5="http://schemas.microsoft.com/office/drawing/2016/5/11/chartex" xmlns:cx6="http://schemas.microsoft.com/office/drawing/2016/5/12/chartex" xmlns:cx7="http://schemas.microsoft.com/office/drawing/2016/5/13/chartex" xmlns:cx8="http://schemas.microsoft.com/office/drawing/2016/5/14/chartex" xmlns:mc="http://schemas.openxmlformats.org/markup-compatibility/2006" xmlns:aink="http://schemas.microsoft.com/office/drawing/2016/ink" xmlns:am3d="http://schemas.microsoft.com/office/drawing/2017/model3d" xmlns:o="urn:schemas-microsoft-com:office:office" xmlns:r="http://schemas.openxmlformats.org/officeDocument/2006/relationships" xmlns:m="http://schemas.openxmlformats.org/officeDocument/2006/math" xmlns:v="urn:schemas-microsoft-com:vml" xmlns:wp14="http://schemas.microsoft.com/office/word/2010/wordprocessingDrawing" xmlns:wp="http://schemas.openxmlformats.org/drawingml/2006/wordprocessingDrawing" xmlns:w10="urn:schemas-microsoft-com:office:word" xmlns:w="http://schemas.openxmlformats.org/wordprocessingml/2006/main" xmlns:w14="http://schemas.microsoft.com/office/word/2010/wordml" xmlns:w15="http://schemas.microsoft.com/office/word/2012/wordml" xmlns:w16cex="http://schemas.microsoft.com/office/word/2018/wordml/cex" xmlns:w16cid="http://schemas.microsoft.com/office/word/2016/wordml/cid" xmlns:w16="http://schemas.microsoft.com/office/word/2018/wordml" xmlns:w16sdtdh="http://schemas.microsoft.com/office/word/2020/wordml/sdtdatahash" xmlns:w16se="http://schemas.microsoft.com/office/word/2015/wordml/symex" xmlns:wpg="http://schemas.microsoft.com/office/word/2010/wordprocessingGroup" xmlns:wpi="http://schemas.microsoft.com/office/word/2010/wordprocessingInk" xmlns:wne="http://schemas.microsoft.com/office/word/2006/wordml" xmlns:wps="http://schemas.microsoft.com/office/word/2010/wordprocessingShape" mc:Ignorable="w14 w15 w16se w16cid w16 w16cex w16sdtdh wp14">
+<w:hdr xmlns:wpc="http://schemas.microsoft.com/office/word/2010/wordprocessingCanvas" xmlns:cx="http://schemas.microsoft.com/office/drawing/2014/chartex" xmlns:cx1="http://schemas.microsoft.com/office/drawing/2015/9/8/chartex" xmlns:cx2="http://schemas.microsoft.com/office/drawing/2015/10/21/chartex" xmlns:cx3="http://schemas.microsoft.com/office/drawing/2016/5/9/chartex" xmlns:cx4="http://schemas.microsoft.com/office/drawing/2016/5/10/chartex" xmlns:cx5="http://schemas.microsoft.com/office/drawing/2016/5/11/chartex" xmlns:cx6="http://schemas.microsoft.com/office/drawing/2016/5/12/chartex" xmlns:cx7="http://schemas.microsoft.com/office/drawing/2016/5/13/chartex" xmlns:cx8="http://schemas.microsoft.com/office/drawing/2016/5/14/chartex" xmlns:mc="http://schemas.openxmlformats.org/markup-compatibility/2006" xmlns:aink="http://schemas.microsoft.com/office/drawing/2016/ink" xmlns:am3d="http://schemas.microsoft.com/office/drawing/2017/model3d" xmlns:o="urn:schemas-microsoft-com:office:office" xmlns:oel="http://schemas.microsoft.com/office/2019/extlst" xmlns:r="http://schemas.openxmlformats.org/officeDocument/2006/relationships" xmlns:m="http://schemas.openxmlformats.org/officeDocument/2006/math" xmlns:v="urn:schemas-microsoft-com:vml" xmlns:wp14="http://schemas.microsoft.com/office/word/2010/wordprocessingDrawing" xmlns:wp="http://schemas.openxmlformats.org/drawingml/2006/wordprocessingDrawing" xmlns:w10="urn:schemas-microsoft-com:office:word" xmlns:w="http://schemas.openxmlformats.org/wordprocessingml/2006/main" xmlns:w14="http://schemas.microsoft.com/office/word/2010/wordml" xmlns:w15="http://schemas.microsoft.com/office/word/2012/wordml" xmlns:w16cex="http://schemas.microsoft.com/office/word/2018/wordml/cex" xmlns:w16cid="http://schemas.microsoft.com/office/word/2016/wordml/cid" xmlns:w16="http://schemas.microsoft.com/office/word/2018/wordml" xmlns:w16du="http://schemas.microsoft.com/office/word/2023/wordml/word16du" xmlns:w16sdtdh="http://schemas.microsoft.com/office/word/2020/wordml/sdtdatahash" xmlns:w16sdtfl="http://schemas.microsoft.com/office/word/2024/wordml/sdtformatlock" xmlns:w16se="http://schemas.microsoft.com/office/word/2015/wordml/symex" xmlns:wpg="http://schemas.microsoft.com/office/word/2010/wordprocessingGroup" xmlns:wpi="http://schemas.microsoft.com/office/word/2010/wordprocessingInk" xmlns:wne="http://schemas.microsoft.com/office/word/2006/wordml" xmlns:wps="http://schemas.microsoft.com/office/word/2010/wordprocessingShape" mc:Ignorable="w14 w15 w16se w16cid w16 w16cex w16sdtdh w16sdtfl w16du wp14">
   <w:p>
     <w:pPr>
       <w:pStyle w:val="Encabezado"/>
@@ -17305,7 +16883,7 @@
 </file>
 
 <file path=word/numbering.xml><?xml version="1.0" encoding="utf-8"?>
-<w:numbering xmlns:wpc="http://schemas.microsoft.com/office/word/2010/wordprocessingCanvas" xmlns:cx="http://schemas.microsoft.com/office/drawing/2014/chartex" xmlns:cx1="http://schemas.microsoft.com/office/drawing/2015/9/8/chartex" xmlns:cx2="http://schemas.microsoft.com/office/drawing/2015/10/21/chartex" xmlns:cx3="http://schemas.microsoft.com/office/drawing/2016/5/9/chartex" xmlns:cx4="http://schemas.microsoft.com/office/drawing/2016/5/10/chartex" xmlns:cx5="http://schemas.microsoft.com/office/drawing/2016/5/11/chartex" xmlns:cx6="http://schemas.microsoft.com/office/drawing/2016/5/12/chartex" xmlns:cx7="http://schemas.microsoft.com/office/drawing/2016/5/13/chartex" xmlns:cx8="http://schemas.microsoft.com/office/drawing/2016/5/14/chartex" xmlns:mc="http://schemas.openxmlformats.org/markup-compatibility/2006" xmlns:aink="http://schemas.microsoft.com/office/drawing/2016/ink" xmlns:am3d="http://schemas.microsoft.com/office/drawing/2017/model3d" xmlns:o="urn:schemas-microsoft-com:office:office" xmlns:r="http://schemas.openxmlformats.org/officeDocument/2006/relationships" xmlns:m="http://schemas.openxmlformats.org/officeDocument/2006/math" xmlns:v="urn:schemas-microsoft-com:vml" xmlns:wp14="http://schemas.microsoft.com/office/word/2010/wordprocessingDrawing" xmlns:wp="http://schemas.openxmlformats.org/drawingml/2006/wordprocessingDrawing" xmlns:w10="urn:schemas-microsoft-com:office:word" xmlns:w="http://schemas.openxmlformats.org/wordprocessingml/2006/main" xmlns:w14="http://schemas.microsoft.com/office/word/2010/wordml" xmlns:w15="http://schemas.microsoft.com/office/word/2012/wordml" xmlns:w16cex="http://schemas.microsoft.com/office/word/2018/wordml/cex" xmlns:w16cid="http://schemas.microsoft.com/office/word/2016/wordml/cid" xmlns:w16="http://schemas.microsoft.com/office/word/2018/wordml" xmlns:w16sdtdh="http://schemas.microsoft.com/office/word/2020/wordml/sdtdatahash" xmlns:w16se="http://schemas.microsoft.com/office/word/2015/wordml/symex" xmlns:wpg="http://schemas.microsoft.com/office/word/2010/wordprocessingGroup" xmlns:wpi="http://schemas.microsoft.com/office/word/2010/wordprocessingInk" xmlns:wne="http://schemas.microsoft.com/office/word/2006/wordml" xmlns:wps="http://schemas.microsoft.com/office/word/2010/wordprocessingShape" mc:Ignorable="w14 w15 w16se w16cid w16 w16cex w16sdtdh wp14">
+<w:numbering xmlns:wpc="http://schemas.microsoft.com/office/word/2010/wordprocessingCanvas" xmlns:cx="http://schemas.microsoft.com/office/drawing/2014/chartex" xmlns:cx1="http://schemas.microsoft.com/office/drawing/2015/9/8/chartex" xmlns:cx2="http://schemas.microsoft.com/office/drawing/2015/10/21/chartex" xmlns:cx3="http://schemas.microsoft.com/office/drawing/2016/5/9/chartex" xmlns:cx4="http://schemas.microsoft.com/office/drawing/2016/5/10/chartex" xmlns:cx5="http://schemas.microsoft.com/office/drawing/2016/5/11/chartex" xmlns:cx6="http://schemas.microsoft.com/office/drawing/2016/5/12/chartex" xmlns:cx7="http://schemas.microsoft.com/office/drawing/2016/5/13/chartex" xmlns:cx8="http://schemas.microsoft.com/office/drawing/2016/5/14/chartex" xmlns:mc="http://schemas.openxmlformats.org/markup-compatibility/2006" xmlns:aink="http://schemas.microsoft.com/office/drawing/2016/ink" xmlns:am3d="http://schemas.microsoft.com/office/drawing/2017/model3d" xmlns:o="urn:schemas-microsoft-com:office:office" xmlns:oel="http://schemas.microsoft.com/office/2019/extlst" xmlns:r="http://schemas.openxmlformats.org/officeDocument/2006/relationships" xmlns:m="http://schemas.openxmlformats.org/officeDocument/2006/math" xmlns:v="urn:schemas-microsoft-com:vml" xmlns:wp14="http://schemas.microsoft.com/office/word/2010/wordprocessingDrawing" xmlns:wp="http://schemas.openxmlformats.org/drawingml/2006/wordprocessingDrawing" xmlns:w10="urn:schemas-microsoft-com:office:word" xmlns:w="http://schemas.openxmlformats.org/wordprocessingml/2006/main" xmlns:w14="http://schemas.microsoft.com/office/word/2010/wordml" xmlns:w15="http://schemas.microsoft.com/office/word/2012/wordml" xmlns:w16cex="http://schemas.microsoft.com/office/word/2018/wordml/cex" xmlns:w16cid="http://schemas.microsoft.com/office/word/2016/wordml/cid" xmlns:w16="http://schemas.microsoft.com/office/word/2018/wordml" xmlns:w16du="http://schemas.microsoft.com/office/word/2023/wordml/word16du" xmlns:w16sdtdh="http://schemas.microsoft.com/office/word/2020/wordml/sdtdatahash" xmlns:w16sdtfl="http://schemas.microsoft.com/office/word/2024/wordml/sdtformatlock" xmlns:w16se="http://schemas.microsoft.com/office/word/2015/wordml/symex" xmlns:wpg="http://schemas.microsoft.com/office/word/2010/wordprocessingGroup" xmlns:wpi="http://schemas.microsoft.com/office/word/2010/wordprocessingInk" xmlns:wne="http://schemas.microsoft.com/office/word/2006/wordml" xmlns:wps="http://schemas.microsoft.com/office/word/2010/wordprocessingShape" mc:Ignorable="w14 w15 w16se w16cid w16 w16cex w16sdtdh w16sdtfl w16du wp14">
   <w:abstractNum w:abstractNumId="0" w15:restartNumberingAfterBreak="0">
     <w:nsid w:val="FFFFFF89"/>
     <w:multiLevelType w:val="singleLevel"/>
@@ -22991,7 +22569,7 @@
   <w:abstractNum w:abstractNumId="53" w15:restartNumberingAfterBreak="0">
     <w:nsid w:val="72F5621F"/>
     <w:multiLevelType w:val="hybridMultilevel"/>
-    <w:tmpl w:val="F0327024"/>
+    <w:tmpl w:val="927284B4"/>
     <w:lvl w:ilvl="0" w:tplc="240A000D">
       <w:start w:val="1"/>
       <w:numFmt w:val="bullet"/>
@@ -23755,184 +23333,184 @@
       </w:rPr>
     </w:lvl>
   </w:abstractNum>
-  <w:num w:numId="1">
+  <w:num w:numId="1" w16cid:durableId="278411830">
     <w:abstractNumId w:val="0"/>
   </w:num>
-  <w:num w:numId="2">
+  <w:num w:numId="2" w16cid:durableId="1473669512">
     <w:abstractNumId w:val="39"/>
   </w:num>
-  <w:num w:numId="3">
+  <w:num w:numId="3" w16cid:durableId="1694647335">
     <w:abstractNumId w:val="28"/>
   </w:num>
-  <w:num w:numId="4">
+  <w:num w:numId="4" w16cid:durableId="1313026999">
     <w:abstractNumId w:val="14"/>
   </w:num>
-  <w:num w:numId="5">
+  <w:num w:numId="5" w16cid:durableId="1986200244">
     <w:abstractNumId w:val="15"/>
   </w:num>
-  <w:num w:numId="6">
+  <w:num w:numId="6" w16cid:durableId="189295416">
     <w:abstractNumId w:val="48"/>
   </w:num>
-  <w:num w:numId="7">
+  <w:num w:numId="7" w16cid:durableId="109476024">
     <w:abstractNumId w:val="24"/>
   </w:num>
-  <w:num w:numId="8">
+  <w:num w:numId="8" w16cid:durableId="1284847224">
     <w:abstractNumId w:val="4"/>
   </w:num>
-  <w:num w:numId="9">
+  <w:num w:numId="9" w16cid:durableId="466431093">
     <w:abstractNumId w:val="1"/>
   </w:num>
-  <w:num w:numId="10">
+  <w:num w:numId="10" w16cid:durableId="2077821444">
     <w:abstractNumId w:val="30"/>
   </w:num>
-  <w:num w:numId="11">
+  <w:num w:numId="11" w16cid:durableId="1743527949">
     <w:abstractNumId w:val="41"/>
   </w:num>
-  <w:num w:numId="12">
+  <w:num w:numId="12" w16cid:durableId="483082261">
     <w:abstractNumId w:val="11"/>
   </w:num>
-  <w:num w:numId="13">
+  <w:num w:numId="13" w16cid:durableId="174998391">
     <w:abstractNumId w:val="34"/>
   </w:num>
-  <w:num w:numId="14">
+  <w:num w:numId="14" w16cid:durableId="197088303">
     <w:abstractNumId w:val="35"/>
   </w:num>
-  <w:num w:numId="15">
+  <w:num w:numId="15" w16cid:durableId="1267663126">
     <w:abstractNumId w:val="54"/>
   </w:num>
-  <w:num w:numId="16">
+  <w:num w:numId="16" w16cid:durableId="1682468198">
     <w:abstractNumId w:val="33"/>
   </w:num>
-  <w:num w:numId="17">
+  <w:num w:numId="17" w16cid:durableId="1733850387">
     <w:abstractNumId w:val="25"/>
   </w:num>
-  <w:num w:numId="18">
+  <w:num w:numId="18" w16cid:durableId="1245413116">
     <w:abstractNumId w:val="52"/>
   </w:num>
-  <w:num w:numId="19">
+  <w:num w:numId="19" w16cid:durableId="1642222911">
     <w:abstractNumId w:val="49"/>
   </w:num>
-  <w:num w:numId="20">
+  <w:num w:numId="20" w16cid:durableId="112291453">
     <w:abstractNumId w:val="29"/>
   </w:num>
-  <w:num w:numId="21">
+  <w:num w:numId="21" w16cid:durableId="1909027139">
     <w:abstractNumId w:val="23"/>
   </w:num>
-  <w:num w:numId="22">
+  <w:num w:numId="22" w16cid:durableId="1096167814">
     <w:abstractNumId w:val="21"/>
   </w:num>
-  <w:num w:numId="23">
+  <w:num w:numId="23" w16cid:durableId="1588492122">
     <w:abstractNumId w:val="37"/>
   </w:num>
-  <w:num w:numId="24">
+  <w:num w:numId="24" w16cid:durableId="199829225">
     <w:abstractNumId w:val="59"/>
   </w:num>
-  <w:num w:numId="25">
+  <w:num w:numId="25" w16cid:durableId="1950551209">
     <w:abstractNumId w:val="44"/>
   </w:num>
-  <w:num w:numId="26">
+  <w:num w:numId="26" w16cid:durableId="1361516138">
     <w:abstractNumId w:val="51"/>
   </w:num>
-  <w:num w:numId="27">
+  <w:num w:numId="27" w16cid:durableId="1462992778">
     <w:abstractNumId w:val="57"/>
   </w:num>
-  <w:num w:numId="28">
+  <w:num w:numId="28" w16cid:durableId="1759211030">
     <w:abstractNumId w:val="46"/>
   </w:num>
-  <w:num w:numId="29">
+  <w:num w:numId="29" w16cid:durableId="269358492">
     <w:abstractNumId w:val="47"/>
   </w:num>
-  <w:num w:numId="30">
+  <w:num w:numId="30" w16cid:durableId="375736491">
     <w:abstractNumId w:val="17"/>
   </w:num>
-  <w:num w:numId="31">
+  <w:num w:numId="31" w16cid:durableId="480733988">
     <w:abstractNumId w:val="3"/>
   </w:num>
-  <w:num w:numId="32">
+  <w:num w:numId="32" w16cid:durableId="1355617063">
     <w:abstractNumId w:val="43"/>
   </w:num>
-  <w:num w:numId="33">
+  <w:num w:numId="33" w16cid:durableId="972953379">
     <w:abstractNumId w:val="12"/>
   </w:num>
-  <w:num w:numId="34">
+  <w:num w:numId="34" w16cid:durableId="154804382">
     <w:abstractNumId w:val="56"/>
   </w:num>
-  <w:num w:numId="35">
+  <w:num w:numId="35" w16cid:durableId="988753571">
     <w:abstractNumId w:val="7"/>
   </w:num>
-  <w:num w:numId="36">
+  <w:num w:numId="36" w16cid:durableId="1545218001">
     <w:abstractNumId w:val="16"/>
   </w:num>
-  <w:num w:numId="37">
+  <w:num w:numId="37" w16cid:durableId="239216660">
     <w:abstractNumId w:val="2"/>
   </w:num>
-  <w:num w:numId="38">
+  <w:num w:numId="38" w16cid:durableId="1269696441">
     <w:abstractNumId w:val="38"/>
   </w:num>
-  <w:num w:numId="39">
+  <w:num w:numId="39" w16cid:durableId="120003406">
     <w:abstractNumId w:val="22"/>
   </w:num>
-  <w:num w:numId="40">
+  <w:num w:numId="40" w16cid:durableId="789595406">
     <w:abstractNumId w:val="18"/>
   </w:num>
-  <w:num w:numId="41">
+  <w:num w:numId="41" w16cid:durableId="2126341509">
     <w:abstractNumId w:val="31"/>
   </w:num>
-  <w:num w:numId="42">
+  <w:num w:numId="42" w16cid:durableId="1133256114">
     <w:abstractNumId w:val="5"/>
   </w:num>
-  <w:num w:numId="43">
+  <w:num w:numId="43" w16cid:durableId="781613736">
     <w:abstractNumId w:val="32"/>
   </w:num>
-  <w:num w:numId="44">
+  <w:num w:numId="44" w16cid:durableId="768281766">
     <w:abstractNumId w:val="27"/>
   </w:num>
-  <w:num w:numId="45">
+  <w:num w:numId="45" w16cid:durableId="220529304">
     <w:abstractNumId w:val="36"/>
   </w:num>
-  <w:num w:numId="46">
+  <w:num w:numId="46" w16cid:durableId="250282491">
     <w:abstractNumId w:val="58"/>
   </w:num>
-  <w:num w:numId="47">
+  <w:num w:numId="47" w16cid:durableId="1518084053">
     <w:abstractNumId w:val="45"/>
   </w:num>
-  <w:num w:numId="48">
+  <w:num w:numId="48" w16cid:durableId="790514407">
     <w:abstractNumId w:val="50"/>
   </w:num>
-  <w:num w:numId="49">
+  <w:num w:numId="49" w16cid:durableId="1823961874">
     <w:abstractNumId w:val="40"/>
   </w:num>
-  <w:num w:numId="50">
+  <w:num w:numId="50" w16cid:durableId="689256177">
     <w:abstractNumId w:val="53"/>
   </w:num>
-  <w:num w:numId="51">
+  <w:num w:numId="51" w16cid:durableId="114451972">
     <w:abstractNumId w:val="19"/>
   </w:num>
-  <w:num w:numId="52">
+  <w:num w:numId="52" w16cid:durableId="1646156989">
     <w:abstractNumId w:val="6"/>
   </w:num>
-  <w:num w:numId="53">
+  <w:num w:numId="53" w16cid:durableId="565913798">
     <w:abstractNumId w:val="10"/>
   </w:num>
-  <w:num w:numId="54">
+  <w:num w:numId="54" w16cid:durableId="922840968">
     <w:abstractNumId w:val="9"/>
   </w:num>
-  <w:num w:numId="55">
+  <w:num w:numId="55" w16cid:durableId="140120111">
     <w:abstractNumId w:val="8"/>
   </w:num>
-  <w:num w:numId="56">
+  <w:num w:numId="56" w16cid:durableId="817303535">
     <w:abstractNumId w:val="20"/>
   </w:num>
-  <w:num w:numId="57">
+  <w:num w:numId="57" w16cid:durableId="1858422951">
     <w:abstractNumId w:val="26"/>
   </w:num>
-  <w:num w:numId="58">
+  <w:num w:numId="58" w16cid:durableId="964000106">
     <w:abstractNumId w:val="42"/>
   </w:num>
-  <w:num w:numId="59">
+  <w:num w:numId="59" w16cid:durableId="1108163735">
     <w:abstractNumId w:val="13"/>
   </w:num>
-  <w:num w:numId="60">
+  <w:num w:numId="60" w16cid:durableId="870580906">
     <w:abstractNumId w:val="55"/>
   </w:num>
   <w:numIdMacAtCleanup w:val="59"/>
@@ -23940,7 +23518,7 @@
 </file>
 
 <file path=word/styles.xml><?xml version="1.0" encoding="utf-8"?>
-<w:styles xmlns:mc="http://schemas.openxmlformats.org/markup-compatibility/2006" xmlns:r="http://schemas.openxmlformats.org/officeDocument/2006/relationships" xmlns:w="http://schemas.openxmlformats.org/wordprocessingml/2006/main" xmlns:w14="http://schemas.microsoft.com/office/word/2010/wordml" xmlns:w15="http://schemas.microsoft.com/office/word/2012/wordml" xmlns:w16cex="http://schemas.microsoft.com/office/word/2018/wordml/cex" xmlns:w16cid="http://schemas.microsoft.com/office/word/2016/wordml/cid" xmlns:w16="http://schemas.microsoft.com/office/word/2018/wordml" xmlns:w16sdtdh="http://schemas.microsoft.com/office/word/2020/wordml/sdtdatahash" xmlns:w16se="http://schemas.microsoft.com/office/word/2015/wordml/symex" mc:Ignorable="w14 w15 w16se w16cid w16 w16cex w16sdtdh">
+<w:styles xmlns:mc="http://schemas.openxmlformats.org/markup-compatibility/2006" xmlns:r="http://schemas.openxmlformats.org/officeDocument/2006/relationships" xmlns:w="http://schemas.openxmlformats.org/wordprocessingml/2006/main" xmlns:w14="http://schemas.microsoft.com/office/word/2010/wordml" xmlns:w15="http://schemas.microsoft.com/office/word/2012/wordml" xmlns:w16cex="http://schemas.microsoft.com/office/word/2018/wordml/cex" xmlns:w16cid="http://schemas.microsoft.com/office/word/2016/wordml/cid" xmlns:w16="http://schemas.microsoft.com/office/word/2018/wordml" xmlns:w16du="http://schemas.microsoft.com/office/word/2023/wordml/word16du" xmlns:w16sdtdh="http://schemas.microsoft.com/office/word/2020/wordml/sdtdatahash" xmlns:w16sdtfl="http://schemas.microsoft.com/office/word/2024/wordml/sdtformatlock" xmlns:w16se="http://schemas.microsoft.com/office/word/2015/wordml/symex" mc:Ignorable="w14 w15 w16se w16cid w16 w16cex w16sdtdh w16sdtfl w16du">
   <w:docDefaults>
     <w:rPrDefault>
       <w:rPr>
@@ -25938,10 +25516,6 @@
 </file>
 
 <file path=customXml/item1.xml><?xml version="1.0" encoding="utf-8"?>
-<b:Sources xmlns:b="http://schemas.openxmlformats.org/officeDocument/2006/bibliography" xmlns="http://schemas.openxmlformats.org/officeDocument/2006/bibliography" SelectedStyle="\APASixthEditionOfficeOnline.xsl" StyleName="APA" Version="6"/>
-</file>
-
-<file path=customXml/item2.xml><?xml version="1.0" encoding="utf-8"?>
 <ct:contentTypeSchema xmlns:ct="http://schemas.microsoft.com/office/2006/metadata/contentType" xmlns:ma="http://schemas.microsoft.com/office/2006/metadata/properties/metaAttributes" ct:_="" ma:_="" ma:contentTypeName="Documento" ma:contentTypeID="0x01010049282E1EDBE9234EA9E6D38F720E265F" ma:contentTypeVersion="15" ma:contentTypeDescription="Crear nuevo documento." ma:contentTypeScope="" ma:versionID="b31c7aa9eaf043a08b87120b3c4916e3">
   <xsd:schema xmlns:xsd="http://www.w3.org/2001/XMLSchema" xmlns:xs="http://www.w3.org/2001/XMLSchema" xmlns:p="http://schemas.microsoft.com/office/2006/metadata/properties" xmlns:ns2="cb45339b-ced9-4d0d-8f64-77573914d53b" xmlns:ns3="43a3ca16-9c26-4813-b83f-4aec9927b43f" targetNamespace="http://schemas.microsoft.com/office/2006/metadata/properties" ma:root="true" ma:fieldsID="3533d065b04d75c457075bc55f1f5315" ns2:_="" ns3:_="">
     <xsd:import namespace="cb45339b-ced9-4d0d-8f64-77573914d53b"/>
@@ -26176,16 +25750,11 @@
 </ct:contentTypeSchema>
 </file>
 
-<file path=customXml/item3.xml><?xml version="1.0" encoding="utf-8"?>
-<?mso-contentType ?>
-<FormTemplates xmlns="http://schemas.microsoft.com/sharepoint/v3/contenttype/forms">
-  <Display>DocumentLibraryForm</Display>
-  <Edit>DocumentLibraryForm</Edit>
-  <New>DocumentLibraryForm</New>
-</FormTemplates>
+<file path=customXml/item2.xml><?xml version="1.0" encoding="utf-8"?>
+<b:Sources xmlns:b="http://schemas.openxmlformats.org/officeDocument/2006/bibliography" xmlns="http://schemas.openxmlformats.org/officeDocument/2006/bibliography" SelectedStyle="\APASixthEditionOfficeOnline.xsl" StyleName="APA" Version="6"/>
 </file>
 
-<file path=customXml/item4.xml><?xml version="1.0" encoding="utf-8"?>
+<file path=customXml/item3.xml><?xml version="1.0" encoding="utf-8"?>
 <p:properties xmlns:p="http://schemas.microsoft.com/office/2006/metadata/properties" xmlns:xsi="http://www.w3.org/2001/XMLSchema-instance" xmlns:pc="http://schemas.microsoft.com/office/infopath/2007/PartnerControls">
   <documentManagement>
     <lcf76f155ced4ddcb4097134ff3c332f xmlns="43a3ca16-9c26-4813-b83f-4aec9927b43f">
@@ -26196,7 +25765,35 @@
 </p:properties>
 </file>
 
+<file path=customXml/item4.xml><?xml version="1.0" encoding="utf-8"?>
+<?mso-contentType ?>
+<FormTemplates xmlns="http://schemas.microsoft.com/sharepoint/v3/contenttype/forms">
+  <Display>DocumentLibraryForm</Display>
+  <Edit>DocumentLibraryForm</Edit>
+  <New>DocumentLibraryForm</New>
+</FormTemplates>
+</file>
+
 <file path=customXml/itemProps1.xml><?xml version="1.0" encoding="utf-8"?>
+<ds:datastoreItem xmlns:ds="http://schemas.openxmlformats.org/officeDocument/2006/customXml" ds:itemID="{D3BF7C9A-F42D-4200-A3EB-14786CDF2791}">
+  <ds:schemaRefs>
+    <ds:schemaRef ds:uri="http://schemas.microsoft.com/office/2006/metadata/contentType"/>
+    <ds:schemaRef ds:uri="http://schemas.microsoft.com/office/2006/metadata/properties/metaAttributes"/>
+    <ds:schemaRef ds:uri="http://www.w3.org/2001/XMLSchema"/>
+    <ds:schemaRef ds:uri="http://schemas.microsoft.com/office/2006/metadata/properties"/>
+    <ds:schemaRef ds:uri="cb45339b-ced9-4d0d-8f64-77573914d53b"/>
+    <ds:schemaRef ds:uri="43a3ca16-9c26-4813-b83f-4aec9927b43f"/>
+    <ds:schemaRef ds:uri="http://schemas.microsoft.com/office/2006/documentManagement/types"/>
+    <ds:schemaRef ds:uri="http://schemas.microsoft.com/office/infopath/2007/PartnerControls"/>
+    <ds:schemaRef ds:uri="http://schemas.openxmlformats.org/package/2006/metadata/core-properties"/>
+    <ds:schemaRef ds:uri="http://purl.org/dc/elements/1.1/"/>
+    <ds:schemaRef ds:uri="http://purl.org/dc/terms/"/>
+    <ds:schemaRef ds:uri="http://schemas.microsoft.com/internal/obd"/>
+  </ds:schemaRefs>
+</ds:datastoreItem>
+</file>
+
+<file path=customXml/itemProps2.xml><?xml version="1.0" encoding="utf-8"?>
 <ds:datastoreItem xmlns:ds="http://schemas.openxmlformats.org/officeDocument/2006/customXml" ds:itemID="{E8AB44A3-7C62-4BD2-82ED-8ABC209970FA}">
   <ds:schemaRefs>
     <ds:schemaRef ds:uri="http://schemas.openxmlformats.org/officeDocument/2006/bibliography"/>
@@ -26204,14 +25801,21 @@
 </ds:datastoreItem>
 </file>
 
-<file path=customXml/itemProps2.xml><?xml version="1.0" encoding="utf-8"?>
-<ds:datastoreItem xmlns:ds="http://schemas.openxmlformats.org/officeDocument/2006/customXml" ds:itemID="{D3BF7C9A-F42D-4200-A3EB-14786CDF2791}"/>
-</file>
-
 <file path=customXml/itemProps3.xml><?xml version="1.0" encoding="utf-8"?>
-<ds:datastoreItem xmlns:ds="http://schemas.openxmlformats.org/officeDocument/2006/customXml" ds:itemID="{9354DAA2-8909-4A08-BB50-21169C35532B}"/>
+<ds:datastoreItem xmlns:ds="http://schemas.openxmlformats.org/officeDocument/2006/customXml" ds:itemID="{1B3F2F91-80A8-4813-B355-3AEE661888D2}">
+  <ds:schemaRefs>
+    <ds:schemaRef ds:uri="http://schemas.microsoft.com/office/2006/metadata/properties"/>
+    <ds:schemaRef ds:uri="http://schemas.microsoft.com/office/infopath/2007/PartnerControls"/>
+    <ds:schemaRef ds:uri="43a3ca16-9c26-4813-b83f-4aec9927b43f"/>
+    <ds:schemaRef ds:uri="cb45339b-ced9-4d0d-8f64-77573914d53b"/>
+  </ds:schemaRefs>
+</ds:datastoreItem>
 </file>
 
 <file path=customXml/itemProps4.xml><?xml version="1.0" encoding="utf-8"?>
-<ds:datastoreItem xmlns:ds="http://schemas.openxmlformats.org/officeDocument/2006/customXml" ds:itemID="{1B3F2F91-80A8-4813-B355-3AEE661888D2}"/>
+<ds:datastoreItem xmlns:ds="http://schemas.openxmlformats.org/officeDocument/2006/customXml" ds:itemID="{9354DAA2-8909-4A08-BB50-21169C35532B}">
+  <ds:schemaRefs>
+    <ds:schemaRef ds:uri="http://schemas.microsoft.com/sharepoint/v3/contenttype/forms"/>
+  </ds:schemaRefs>
+</ds:datastoreItem>
 </file>